--- a/mode_docx_gen/_pmi.docx
+++ b/mode_docx_gen/_pmi.docx
@@ -22894,12 +22894,13 @@
         <w:tblLook w:firstColumn="1" w:firstRow="1" w:lastColumn="0" w:lastRow="0" w:noHBand="0" w:noVBand="1" w:val="04A0"/>
       </w:tblPr>
       <w:tblGrid>
-        <w:gridCol w:w="1744"/>
-        <w:gridCol w:w="1744"/>
-        <w:gridCol w:w="1744"/>
-        <w:gridCol w:w="1744"/>
-        <w:gridCol w:w="1744"/>
-        <w:gridCol w:w="1744"/>
+        <w:gridCol w:w="1495"/>
+        <w:gridCol w:w="1495"/>
+        <w:gridCol w:w="1495"/>
+        <w:gridCol w:w="1495"/>
+        <w:gridCol w:w="1495"/>
+        <w:gridCol w:w="1495"/>
+        <w:gridCol w:w="1495"/>
       </w:tblGrid>
       <w:tr>
         <w:trPr>
@@ -22998,6 +22999,24 @@
         </w:tc>
         <w:tc>
           <w:tcPr>
+            <w:tcW w:type="dxa" w:w="1440"/>
+            <w:vAlign w:val="center"/>
+          </w:tcPr>
+          <w:p>
+            <w:pPr>
+              <w:pStyle w:val="ab"/>
+              <w:jc w:val="center"/>
+            </w:pPr>
+            <w:r>
+              <w:rPr>
+                <w:b/>
+              </w:rPr>
+              <w:t>Значение по умолчанию</w:t>
+            </w:r>
+          </w:p>
+        </w:tc>
+        <w:tc>
+          <w:tcPr>
             <w:tcW w:type="dxa" w:w="1008"/>
             <w:vAlign w:val="center"/>
           </w:tcPr>
@@ -23078,6 +23097,22 @@
             <w:pPr>
               <w:pStyle w:val="af0"/>
             </w:pPr>
+            <w:r>
+              <w:t>-</w:t>
+            </w:r>
+          </w:p>
+        </w:tc>
+        <w:tc>
+          <w:tcPr>
+            <w:tcW w:type="dxa" w:w="1440"/>
+          </w:tcPr>
+          <w:p>
+            <w:pPr>
+              <w:pStyle w:val="af0"/>
+            </w:pPr>
+            <w:r>
+              <w:t>0</w:t>
+            </w:r>
           </w:p>
         </w:tc>
         <w:tc>
@@ -23160,6 +23195,22 @@
             <w:pPr>
               <w:pStyle w:val="af0"/>
             </w:pPr>
+            <w:r>
+              <w:t>-</w:t>
+            </w:r>
+          </w:p>
+        </w:tc>
+        <w:tc>
+          <w:tcPr>
+            <w:tcW w:type="dxa" w:w="1440"/>
+          </w:tcPr>
+          <w:p>
+            <w:pPr>
+              <w:pStyle w:val="af0"/>
+            </w:pPr>
+            <w:r>
+              <w:t>0</w:t>
+            </w:r>
           </w:p>
         </w:tc>
         <w:tc>
@@ -23242,6 +23293,22 @@
             <w:pPr>
               <w:pStyle w:val="af0"/>
             </w:pPr>
+            <w:r>
+              <w:t>-</w:t>
+            </w:r>
+          </w:p>
+        </w:tc>
+        <w:tc>
+          <w:tcPr>
+            <w:tcW w:type="dxa" w:w="1440"/>
+          </w:tcPr>
+          <w:p>
+            <w:pPr>
+              <w:pStyle w:val="af0"/>
+            </w:pPr>
+            <w:r>
+              <w:t>0</w:t>
+            </w:r>
           </w:p>
         </w:tc>
         <w:tc>
@@ -23324,6 +23391,22 @@
             <w:pPr>
               <w:pStyle w:val="af0"/>
             </w:pPr>
+            <w:r>
+              <w:t>-</w:t>
+            </w:r>
+          </w:p>
+        </w:tc>
+        <w:tc>
+          <w:tcPr>
+            <w:tcW w:type="dxa" w:w="1440"/>
+          </w:tcPr>
+          <w:p>
+            <w:pPr>
+              <w:pStyle w:val="af0"/>
+            </w:pPr>
+            <w:r>
+              <w:t>0</w:t>
+            </w:r>
           </w:p>
         </w:tc>
         <w:tc>
@@ -23406,6 +23489,22 @@
             <w:pPr>
               <w:pStyle w:val="af0"/>
             </w:pPr>
+            <w:r>
+              <w:t>-</w:t>
+            </w:r>
+          </w:p>
+        </w:tc>
+        <w:tc>
+          <w:tcPr>
+            <w:tcW w:type="dxa" w:w="1440"/>
+          </w:tcPr>
+          <w:p>
+            <w:pPr>
+              <w:pStyle w:val="af0"/>
+            </w:pPr>
+            <w:r>
+              <w:t>0</w:t>
+            </w:r>
           </w:p>
         </w:tc>
         <w:tc>
@@ -23493,6 +23592,19 @@
         </w:tc>
         <w:tc>
           <w:tcPr>
+            <w:tcW w:type="dxa" w:w="1440"/>
+          </w:tcPr>
+          <w:p>
+            <w:pPr>
+              <w:pStyle w:val="af0"/>
+            </w:pPr>
+            <w:r>
+              <w:t>63,0</w:t>
+            </w:r>
+          </w:p>
+        </w:tc>
+        <w:tc>
+          <w:tcPr>
             <w:tcW w:type="dxa" w:w="1008"/>
           </w:tcPr>
           <w:p>
@@ -23503,7 +23615,7 @@
               <w:rPr>
                 <w:b/>
               </w:rPr>
-              <w:t>10</w:t>
+              <w:t>10,0</w:t>
             </w:r>
           </w:p>
         </w:tc>
@@ -23524,12 +23636,13 @@
         <w:tblLook w:firstColumn="1" w:firstRow="1" w:lastColumn="0" w:lastRow="0" w:noHBand="0" w:noVBand="1" w:val="04A0"/>
       </w:tblPr>
       <w:tblGrid>
-        <w:gridCol w:w="1744"/>
-        <w:gridCol w:w="1744"/>
-        <w:gridCol w:w="1744"/>
-        <w:gridCol w:w="1744"/>
-        <w:gridCol w:w="1744"/>
-        <w:gridCol w:w="1744"/>
+        <w:gridCol w:w="1495"/>
+        <w:gridCol w:w="1495"/>
+        <w:gridCol w:w="1495"/>
+        <w:gridCol w:w="1495"/>
+        <w:gridCol w:w="1495"/>
+        <w:gridCol w:w="1495"/>
+        <w:gridCol w:w="1495"/>
       </w:tblGrid>
       <w:tr>
         <w:trPr>
@@ -23628,6 +23741,24 @@
         </w:tc>
         <w:tc>
           <w:tcPr>
+            <w:tcW w:type="dxa" w:w="1440"/>
+            <w:vAlign w:val="center"/>
+          </w:tcPr>
+          <w:p>
+            <w:pPr>
+              <w:pStyle w:val="ab"/>
+              <w:jc w:val="center"/>
+            </w:pPr>
+            <w:r>
+              <w:rPr>
+                <w:b/>
+              </w:rPr>
+              <w:t>Значение по умолчанию</w:t>
+            </w:r>
+          </w:p>
+        </w:tc>
+        <w:tc>
+          <w:tcPr>
             <w:tcW w:type="dxa" w:w="1008"/>
             <w:vAlign w:val="center"/>
           </w:tcPr>
@@ -23708,6 +23839,22 @@
             <w:pPr>
               <w:pStyle w:val="af0"/>
             </w:pPr>
+            <w:r>
+              <w:t>-</w:t>
+            </w:r>
+          </w:p>
+        </w:tc>
+        <w:tc>
+          <w:tcPr>
+            <w:tcW w:type="dxa" w:w="1440"/>
+          </w:tcPr>
+          <w:p>
+            <w:pPr>
+              <w:pStyle w:val="af0"/>
+            </w:pPr>
+            <w:r>
+              <w:t>0</w:t>
+            </w:r>
           </w:p>
         </w:tc>
         <w:tc>
@@ -23795,6 +23942,19 @@
         </w:tc>
         <w:tc>
           <w:tcPr>
+            <w:tcW w:type="dxa" w:w="1440"/>
+          </w:tcPr>
+          <w:p>
+            <w:pPr>
+              <w:pStyle w:val="af0"/>
+            </w:pPr>
+            <w:r>
+              <w:t>115,0</w:t>
+            </w:r>
+          </w:p>
+        </w:tc>
+        <w:tc>
+          <w:tcPr>
             <w:tcW w:type="dxa" w:w="1008"/>
           </w:tcPr>
           <w:p>
@@ -23805,7 +23965,7 @@
               <w:rPr>
                 <w:b/>
               </w:rPr>
-              <w:t>36,75</w:t>
+              <w:t>36,8</w:t>
             </w:r>
           </w:p>
         </w:tc>
@@ -23846,7 +24006,7 @@
               <w:pStyle w:val="af0"/>
             </w:pPr>
             <w:r>
-              <w:t>1,0 ... 40000,0</w:t>
+              <w:t>1 ... 40000</w:t>
             </w:r>
           </w:p>
         </w:tc>
@@ -23872,7 +24032,20 @@
               <w:pStyle w:val="af0"/>
             </w:pPr>
             <w:r>
-              <w:t>1,0</w:t>
+              <w:t>1</w:t>
+            </w:r>
+          </w:p>
+        </w:tc>
+        <w:tc>
+          <w:tcPr>
+            <w:tcW w:type="dxa" w:w="1440"/>
+          </w:tcPr>
+          <w:p>
+            <w:pPr>
+              <w:pStyle w:val="af0"/>
+            </w:pPr>
+            <w:r>
+              <w:t>1000</w:t>
             </w:r>
           </w:p>
         </w:tc>
@@ -23929,7 +24102,7 @@
               <w:pStyle w:val="af0"/>
             </w:pPr>
             <w:r>
-              <w:t>1,0 ... 5,0</w:t>
+              <w:t>1 ... 5</w:t>
             </w:r>
           </w:p>
         </w:tc>
@@ -23955,7 +24128,20 @@
               <w:pStyle w:val="af0"/>
             </w:pPr>
             <w:r>
-              <w:t>1,0</w:t>
+              <w:t>1</w:t>
+            </w:r>
+          </w:p>
+        </w:tc>
+        <w:tc>
+          <w:tcPr>
+            <w:tcW w:type="dxa" w:w="1440"/>
+          </w:tcPr>
+          <w:p>
+            <w:pPr>
+              <w:pStyle w:val="af0"/>
+            </w:pPr>
+            <w:r>
+              <w:t>1</w:t>
             </w:r>
           </w:p>
         </w:tc>
@@ -24044,6 +24230,19 @@
         </w:tc>
         <w:tc>
           <w:tcPr>
+            <w:tcW w:type="dxa" w:w="1440"/>
+          </w:tcPr>
+          <w:p>
+            <w:pPr>
+              <w:pStyle w:val="af0"/>
+            </w:pPr>
+            <w:r>
+              <w:t>1,0</w:t>
+            </w:r>
+          </w:p>
+        </w:tc>
+        <w:tc>
+          <w:tcPr>
             <w:tcW w:type="dxa" w:w="1008"/>
           </w:tcPr>
           <w:p>
@@ -24054,7 +24253,7 @@
               <w:rPr>
                 <w:b/>
               </w:rPr>
-              <w:t>1</w:t>
+              <w:t>1,0</w:t>
             </w:r>
           </w:p>
         </w:tc>
@@ -24122,6 +24321,19 @@
             </w:pPr>
             <w:r>
               <w:t>1</w:t>
+            </w:r>
+          </w:p>
+        </w:tc>
+        <w:tc>
+          <w:tcPr>
+            <w:tcW w:type="dxa" w:w="1440"/>
+          </w:tcPr>
+          <w:p>
+            <w:pPr>
+              <w:pStyle w:val="af0"/>
+            </w:pPr>
+            <w:r>
+              <w:t>0</w:t>
             </w:r>
           </w:p>
         </w:tc>
@@ -24158,12 +24370,13 @@
         <w:tblLook w:firstColumn="1" w:firstRow="1" w:lastColumn="0" w:lastRow="0" w:noHBand="0" w:noVBand="1" w:val="04A0"/>
       </w:tblPr>
       <w:tblGrid>
-        <w:gridCol w:w="1744"/>
-        <w:gridCol w:w="1744"/>
-        <w:gridCol w:w="1744"/>
-        <w:gridCol w:w="1744"/>
-        <w:gridCol w:w="1744"/>
-        <w:gridCol w:w="1744"/>
+        <w:gridCol w:w="1495"/>
+        <w:gridCol w:w="1495"/>
+        <w:gridCol w:w="1495"/>
+        <w:gridCol w:w="1495"/>
+        <w:gridCol w:w="1495"/>
+        <w:gridCol w:w="1495"/>
+        <w:gridCol w:w="1495"/>
       </w:tblGrid>
       <w:tr>
         <w:trPr>
@@ -24262,6 +24475,24 @@
         </w:tc>
         <w:tc>
           <w:tcPr>
+            <w:tcW w:type="dxa" w:w="1440"/>
+            <w:vAlign w:val="center"/>
+          </w:tcPr>
+          <w:p>
+            <w:pPr>
+              <w:pStyle w:val="ab"/>
+              <w:jc w:val="center"/>
+            </w:pPr>
+            <w:r>
+              <w:rPr>
+                <w:b/>
+              </w:rPr>
+              <w:t>Значение по умолчанию</w:t>
+            </w:r>
+          </w:p>
+        </w:tc>
+        <w:tc>
+          <w:tcPr>
             <w:tcW w:type="dxa" w:w="1008"/>
             <w:vAlign w:val="center"/>
           </w:tcPr>
@@ -24342,6 +24573,22 @@
             <w:pPr>
               <w:pStyle w:val="af0"/>
             </w:pPr>
+            <w:r>
+              <w:t>-</w:t>
+            </w:r>
+          </w:p>
+        </w:tc>
+        <w:tc>
+          <w:tcPr>
+            <w:tcW w:type="dxa" w:w="1440"/>
+          </w:tcPr>
+          <w:p>
+            <w:pPr>
+              <w:pStyle w:val="af0"/>
+            </w:pPr>
+            <w:r>
+              <w:t>0</w:t>
+            </w:r>
           </w:p>
         </w:tc>
         <w:tc>
@@ -24429,6 +24676,19 @@
         </w:tc>
         <w:tc>
           <w:tcPr>
+            <w:tcW w:type="dxa" w:w="1440"/>
+          </w:tcPr>
+          <w:p>
+            <w:pPr>
+              <w:pStyle w:val="af0"/>
+            </w:pPr>
+            <w:r>
+              <w:t>115,0</w:t>
+            </w:r>
+          </w:p>
+        </w:tc>
+        <w:tc>
+          <w:tcPr>
             <w:tcW w:type="dxa" w:w="1008"/>
           </w:tcPr>
           <w:p>
@@ -24480,7 +24740,7 @@
               <w:pStyle w:val="af0"/>
             </w:pPr>
             <w:r>
-              <w:t>1,0 ... 40000,0</w:t>
+              <w:t>1 ... 40000</w:t>
             </w:r>
           </w:p>
         </w:tc>
@@ -24506,7 +24766,20 @@
               <w:pStyle w:val="af0"/>
             </w:pPr>
             <w:r>
-              <w:t>1,0</w:t>
+              <w:t>1</w:t>
+            </w:r>
+          </w:p>
+        </w:tc>
+        <w:tc>
+          <w:tcPr>
+            <w:tcW w:type="dxa" w:w="1440"/>
+          </w:tcPr>
+          <w:p>
+            <w:pPr>
+              <w:pStyle w:val="af0"/>
+            </w:pPr>
+            <w:r>
+              <w:t>1000</w:t>
             </w:r>
           </w:p>
         </w:tc>
@@ -24563,7 +24836,7 @@
               <w:pStyle w:val="af0"/>
             </w:pPr>
             <w:r>
-              <w:t>1,0 ... 5,0</w:t>
+              <w:t>1 ... 5</w:t>
             </w:r>
           </w:p>
         </w:tc>
@@ -24589,7 +24862,20 @@
               <w:pStyle w:val="af0"/>
             </w:pPr>
             <w:r>
-              <w:t>1,0</w:t>
+              <w:t>1</w:t>
+            </w:r>
+          </w:p>
+        </w:tc>
+        <w:tc>
+          <w:tcPr>
+            <w:tcW w:type="dxa" w:w="1440"/>
+          </w:tcPr>
+          <w:p>
+            <w:pPr>
+              <w:pStyle w:val="af0"/>
+            </w:pPr>
+            <w:r>
+              <w:t>1</w:t>
             </w:r>
           </w:p>
         </w:tc>
@@ -24678,6 +24964,19 @@
         </w:tc>
         <w:tc>
           <w:tcPr>
+            <w:tcW w:type="dxa" w:w="1440"/>
+          </w:tcPr>
+          <w:p>
+            <w:pPr>
+              <w:pStyle w:val="af0"/>
+            </w:pPr>
+            <w:r>
+              <w:t>1,0</w:t>
+            </w:r>
+          </w:p>
+        </w:tc>
+        <w:tc>
+          <w:tcPr>
             <w:tcW w:type="dxa" w:w="1008"/>
           </w:tcPr>
           <w:p>
@@ -24688,7 +24987,7 @@
               <w:rPr>
                 <w:b/>
               </w:rPr>
-              <w:t>5</w:t>
+              <w:t>5,0</w:t>
             </w:r>
           </w:p>
         </w:tc>
@@ -24756,6 +25055,19 @@
             </w:pPr>
             <w:r>
               <w:t>1</w:t>
+            </w:r>
+          </w:p>
+        </w:tc>
+        <w:tc>
+          <w:tcPr>
+            <w:tcW w:type="dxa" w:w="1440"/>
+          </w:tcPr>
+          <w:p>
+            <w:pPr>
+              <w:pStyle w:val="af0"/>
+            </w:pPr>
+            <w:r>
+              <w:t>0</w:t>
             </w:r>
           </w:p>
         </w:tc>
@@ -24792,12 +25104,13 @@
         <w:tblLook w:firstColumn="1" w:firstRow="1" w:lastColumn="0" w:lastRow="0" w:noHBand="0" w:noVBand="1" w:val="04A0"/>
       </w:tblPr>
       <w:tblGrid>
-        <w:gridCol w:w="1744"/>
-        <w:gridCol w:w="1744"/>
-        <w:gridCol w:w="1744"/>
-        <w:gridCol w:w="1744"/>
-        <w:gridCol w:w="1744"/>
-        <w:gridCol w:w="1744"/>
+        <w:gridCol w:w="1495"/>
+        <w:gridCol w:w="1495"/>
+        <w:gridCol w:w="1495"/>
+        <w:gridCol w:w="1495"/>
+        <w:gridCol w:w="1495"/>
+        <w:gridCol w:w="1495"/>
+        <w:gridCol w:w="1495"/>
       </w:tblGrid>
       <w:tr>
         <w:trPr>
@@ -24896,6 +25209,24 @@
         </w:tc>
         <w:tc>
           <w:tcPr>
+            <w:tcW w:type="dxa" w:w="1440"/>
+            <w:vAlign w:val="center"/>
+          </w:tcPr>
+          <w:p>
+            <w:pPr>
+              <w:pStyle w:val="ab"/>
+              <w:jc w:val="center"/>
+            </w:pPr>
+            <w:r>
+              <w:rPr>
+                <w:b/>
+              </w:rPr>
+              <w:t>Значение по умолчанию</w:t>
+            </w:r>
+          </w:p>
+        </w:tc>
+        <w:tc>
+          <w:tcPr>
             <w:tcW w:type="dxa" w:w="1008"/>
             <w:vAlign w:val="center"/>
           </w:tcPr>
@@ -24976,6 +25307,22 @@
             <w:pPr>
               <w:pStyle w:val="af0"/>
             </w:pPr>
+            <w:r>
+              <w:t>-</w:t>
+            </w:r>
+          </w:p>
+        </w:tc>
+        <w:tc>
+          <w:tcPr>
+            <w:tcW w:type="dxa" w:w="1440"/>
+          </w:tcPr>
+          <w:p>
+            <w:pPr>
+              <w:pStyle w:val="af0"/>
+            </w:pPr>
+            <w:r>
+              <w:t>0</w:t>
+            </w:r>
           </w:p>
         </w:tc>
         <w:tc>
@@ -25062,6 +25409,22 @@
             <w:pPr>
               <w:pStyle w:val="af0"/>
             </w:pPr>
+            <w:r>
+              <w:t>-</w:t>
+            </w:r>
+          </w:p>
+        </w:tc>
+        <w:tc>
+          <w:tcPr>
+            <w:tcW w:type="dxa" w:w="1440"/>
+          </w:tcPr>
+          <w:p>
+            <w:pPr>
+              <w:pStyle w:val="af0"/>
+            </w:pPr>
+            <w:r>
+              <w:t>4</w:t>
+            </w:r>
           </w:p>
         </w:tc>
         <w:tc>
@@ -25144,6 +25507,22 @@
             <w:pPr>
               <w:pStyle w:val="af0"/>
             </w:pPr>
+            <w:r>
+              <w:t>-</w:t>
+            </w:r>
+          </w:p>
+        </w:tc>
+        <w:tc>
+          <w:tcPr>
+            <w:tcW w:type="dxa" w:w="1440"/>
+          </w:tcPr>
+          <w:p>
+            <w:pPr>
+              <w:pStyle w:val="af0"/>
+            </w:pPr>
+            <w:r>
+              <w:t>0</w:t>
+            </w:r>
           </w:p>
         </w:tc>
         <w:tc>
@@ -25199,7 +25578,7 @@
               <w:pStyle w:val="af0"/>
             </w:pPr>
             <w:r>
-              <w:t xml:space="preserve">0,0 ... 3,0 </w:t>
+              <w:t>0,00 ... 3,00</w:t>
             </w:r>
           </w:p>
         </w:tc>
@@ -25231,6 +25610,19 @@
         </w:tc>
         <w:tc>
           <w:tcPr>
+            <w:tcW w:type="dxa" w:w="1440"/>
+          </w:tcPr>
+          <w:p>
+            <w:pPr>
+              <w:pStyle w:val="af0"/>
+            </w:pPr>
+            <w:r>
+              <w:t>0,00</w:t>
+            </w:r>
+          </w:p>
+        </w:tc>
+        <w:tc>
+          <w:tcPr>
             <w:tcW w:type="dxa" w:w="1008"/>
           </w:tcPr>
           <w:p>
@@ -25241,7 +25633,7 @@
               <w:rPr>
                 <w:b/>
               </w:rPr>
-              <w:t>1</w:t>
+              <w:t>1,00</w:t>
             </w:r>
           </w:p>
         </w:tc>
@@ -25282,7 +25674,7 @@
               <w:pStyle w:val="af0"/>
             </w:pPr>
             <w:r>
-              <w:t>0,2 ... 0,6</w:t>
+              <w:t>0,20 ... 0,60</w:t>
             </w:r>
           </w:p>
         </w:tc>
@@ -25314,6 +25706,19 @@
         </w:tc>
         <w:tc>
           <w:tcPr>
+            <w:tcW w:type="dxa" w:w="1440"/>
+          </w:tcPr>
+          <w:p>
+            <w:pPr>
+              <w:pStyle w:val="af0"/>
+            </w:pPr>
+            <w:r>
+              <w:t>0,30</w:t>
+            </w:r>
+          </w:p>
+        </w:tc>
+        <w:tc>
+          <w:tcPr>
             <w:tcW w:type="dxa" w:w="1008"/>
           </w:tcPr>
           <w:p>
@@ -25324,7 +25729,7 @@
               <w:rPr>
                 <w:b/>
               </w:rPr>
-              <w:t>0,3</w:t>
+              <w:t>0,30</w:t>
             </w:r>
           </w:p>
         </w:tc>
@@ -25365,7 +25770,7 @@
               <w:pStyle w:val="af0"/>
             </w:pPr>
             <w:r>
-              <w:t>0,2 ... 10,0</w:t>
+              <w:t>0,20 ... 10,00</w:t>
             </w:r>
           </w:p>
         </w:tc>
@@ -25397,6 +25802,19 @@
         </w:tc>
         <w:tc>
           <w:tcPr>
+            <w:tcW w:type="dxa" w:w="1440"/>
+          </w:tcPr>
+          <w:p>
+            <w:pPr>
+              <w:pStyle w:val="af0"/>
+            </w:pPr>
+            <w:r>
+              <w:t>0,30</w:t>
+            </w:r>
+          </w:p>
+        </w:tc>
+        <w:tc>
+          <w:tcPr>
             <w:tcW w:type="dxa" w:w="1008"/>
           </w:tcPr>
           <w:p>
@@ -25407,7 +25825,7 @@
               <w:rPr>
                 <w:b/>
               </w:rPr>
-              <w:t>1</w:t>
+              <w:t>1,00</w:t>
             </w:r>
           </w:p>
         </w:tc>
@@ -25448,7 +25866,7 @@
               <w:pStyle w:val="af0"/>
             </w:pPr>
             <w:r>
-              <w:t>0,6 ... 3,0</w:t>
+              <w:t>0,60 ... 3,00</w:t>
             </w:r>
           </w:p>
         </w:tc>
@@ -25480,6 +25898,19 @@
         </w:tc>
         <w:tc>
           <w:tcPr>
+            <w:tcW w:type="dxa" w:w="1440"/>
+          </w:tcPr>
+          <w:p>
+            <w:pPr>
+              <w:pStyle w:val="af0"/>
+            </w:pPr>
+            <w:r>
+              <w:t>1,00</w:t>
+            </w:r>
+          </w:p>
+        </w:tc>
+        <w:tc>
+          <w:tcPr>
             <w:tcW w:type="dxa" w:w="1008"/>
           </w:tcPr>
           <w:p>
@@ -25490,7 +25921,7 @@
               <w:rPr>
                 <w:b/>
               </w:rPr>
-              <w:t>1</w:t>
+              <w:t>1,00</w:t>
             </w:r>
           </w:p>
         </w:tc>
@@ -25531,7 +25962,7 @@
               <w:pStyle w:val="af0"/>
             </w:pPr>
             <w:r>
-              <w:t>1,2 ... 10,0</w:t>
+              <w:t>1,20 ... 10,00</w:t>
             </w:r>
           </w:p>
         </w:tc>
@@ -25563,6 +25994,19 @@
         </w:tc>
         <w:tc>
           <w:tcPr>
+            <w:tcW w:type="dxa" w:w="1440"/>
+          </w:tcPr>
+          <w:p>
+            <w:pPr>
+              <w:pStyle w:val="af0"/>
+            </w:pPr>
+            <w:r>
+              <w:t>3,00</w:t>
+            </w:r>
+          </w:p>
+        </w:tc>
+        <w:tc>
+          <w:tcPr>
             <w:tcW w:type="dxa" w:w="1008"/>
           </w:tcPr>
           <w:p>
@@ -25573,7 +26017,7 @@
               <w:rPr>
                 <w:b/>
               </w:rPr>
-              <w:t>3</w:t>
+              <w:t>3,00</w:t>
             </w:r>
           </w:p>
         </w:tc>
@@ -25614,7 +26058,7 @@
               <w:pStyle w:val="af0"/>
             </w:pPr>
             <w:r>
-              <w:t>0,2 ... 1,0</w:t>
+              <w:t>0,20 ... 1,00</w:t>
             </w:r>
           </w:p>
         </w:tc>
@@ -25641,6 +26085,19 @@
             </w:pPr>
             <w:r>
               <w:t>0,01</w:t>
+            </w:r>
+          </w:p>
+        </w:tc>
+        <w:tc>
+          <w:tcPr>
+            <w:tcW w:type="dxa" w:w="1440"/>
+          </w:tcPr>
+          <w:p>
+            <w:pPr>
+              <w:pStyle w:val="af0"/>
+            </w:pPr>
+            <w:r>
+              <w:t>0,40</w:t>
             </w:r>
           </w:p>
         </w:tc>
@@ -25697,7 +26154,7 @@
               <w:pStyle w:val="af0"/>
             </w:pPr>
             <w:r>
-              <w:t>0,2 ... 1,0</w:t>
+              <w:t>0,20 ... 1,00</w:t>
             </w:r>
           </w:p>
         </w:tc>
@@ -25729,6 +26186,19 @@
         </w:tc>
         <w:tc>
           <w:tcPr>
+            <w:tcW w:type="dxa" w:w="1440"/>
+          </w:tcPr>
+          <w:p>
+            <w:pPr>
+              <w:pStyle w:val="af0"/>
+            </w:pPr>
+            <w:r>
+              <w:t>0,50</w:t>
+            </w:r>
+          </w:p>
+        </w:tc>
+        <w:tc>
+          <w:tcPr>
             <w:tcW w:type="dxa" w:w="1008"/>
           </w:tcPr>
           <w:p>
@@ -25739,7 +26209,7 @@
               <w:rPr>
                 <w:b/>
               </w:rPr>
-              <w:t>0,7</w:t>
+              <w:t>0,70</w:t>
             </w:r>
           </w:p>
         </w:tc>
@@ -25760,12 +26230,13 @@
         <w:tblLook w:firstColumn="1" w:firstRow="1" w:lastColumn="0" w:lastRow="0" w:noHBand="0" w:noVBand="1" w:val="04A0"/>
       </w:tblPr>
       <w:tblGrid>
-        <w:gridCol w:w="1744"/>
-        <w:gridCol w:w="1744"/>
-        <w:gridCol w:w="1744"/>
-        <w:gridCol w:w="1744"/>
-        <w:gridCol w:w="1744"/>
-        <w:gridCol w:w="1744"/>
+        <w:gridCol w:w="1495"/>
+        <w:gridCol w:w="1495"/>
+        <w:gridCol w:w="1495"/>
+        <w:gridCol w:w="1495"/>
+        <w:gridCol w:w="1495"/>
+        <w:gridCol w:w="1495"/>
+        <w:gridCol w:w="1495"/>
       </w:tblGrid>
       <w:tr>
         <w:trPr>
@@ -25864,6 +26335,24 @@
         </w:tc>
         <w:tc>
           <w:tcPr>
+            <w:tcW w:type="dxa" w:w="1440"/>
+            <w:vAlign w:val="center"/>
+          </w:tcPr>
+          <w:p>
+            <w:pPr>
+              <w:pStyle w:val="ab"/>
+              <w:jc w:val="center"/>
+            </w:pPr>
+            <w:r>
+              <w:rPr>
+                <w:b/>
+              </w:rPr>
+              <w:t>Значение по умолчанию</w:t>
+            </w:r>
+          </w:p>
+        </w:tc>
+        <w:tc>
+          <w:tcPr>
             <w:tcW w:type="dxa" w:w="1008"/>
             <w:vAlign w:val="center"/>
           </w:tcPr>
@@ -25944,6 +26433,22 @@
             <w:pPr>
               <w:pStyle w:val="af0"/>
             </w:pPr>
+            <w:r>
+              <w:t>-</w:t>
+            </w:r>
+          </w:p>
+        </w:tc>
+        <w:tc>
+          <w:tcPr>
+            <w:tcW w:type="dxa" w:w="1440"/>
+          </w:tcPr>
+          <w:p>
+            <w:pPr>
+              <w:pStyle w:val="af0"/>
+            </w:pPr>
+            <w:r>
+              <w:t>0</w:t>
+            </w:r>
           </w:p>
         </w:tc>
         <w:tc>
@@ -25999,7 +26504,7 @@
               <w:pStyle w:val="af0"/>
             </w:pPr>
             <w:r>
-              <w:t xml:space="preserve">0,0 ... 3,0 </w:t>
+              <w:t>0,00 ... 3,00</w:t>
             </w:r>
           </w:p>
         </w:tc>
@@ -26031,6 +26536,19 @@
         </w:tc>
         <w:tc>
           <w:tcPr>
+            <w:tcW w:type="dxa" w:w="1440"/>
+          </w:tcPr>
+          <w:p>
+            <w:pPr>
+              <w:pStyle w:val="af0"/>
+            </w:pPr>
+            <w:r>
+              <w:t>0,00</w:t>
+            </w:r>
+          </w:p>
+        </w:tc>
+        <w:tc>
+          <w:tcPr>
             <w:tcW w:type="dxa" w:w="1008"/>
           </w:tcPr>
           <w:p>
@@ -26041,7 +26559,7 @@
               <w:rPr>
                 <w:b/>
               </w:rPr>
-              <w:t>1</w:t>
+              <w:t>1,00</w:t>
             </w:r>
           </w:p>
         </w:tc>
@@ -26114,6 +26632,19 @@
         </w:tc>
         <w:tc>
           <w:tcPr>
+            <w:tcW w:type="dxa" w:w="1440"/>
+          </w:tcPr>
+          <w:p>
+            <w:pPr>
+              <w:pStyle w:val="af0"/>
+            </w:pPr>
+            <w:r>
+              <w:t>6,0</w:t>
+            </w:r>
+          </w:p>
+        </w:tc>
+        <w:tc>
+          <w:tcPr>
             <w:tcW w:type="dxa" w:w="1008"/>
           </w:tcPr>
           <w:p>
@@ -26124,7 +26655,7 @@
               <w:rPr>
                 <w:b/>
               </w:rPr>
-              <w:t>5</w:t>
+              <w:t>5,0</w:t>
             </w:r>
           </w:p>
         </w:tc>
@@ -26145,12 +26676,13 @@
         <w:tblLook w:firstColumn="1" w:firstRow="1" w:lastColumn="0" w:lastRow="0" w:noHBand="0" w:noVBand="1" w:val="04A0"/>
       </w:tblPr>
       <w:tblGrid>
-        <w:gridCol w:w="1744"/>
-        <w:gridCol w:w="1744"/>
-        <w:gridCol w:w="1744"/>
-        <w:gridCol w:w="1744"/>
-        <w:gridCol w:w="1744"/>
-        <w:gridCol w:w="1744"/>
+        <w:gridCol w:w="1495"/>
+        <w:gridCol w:w="1495"/>
+        <w:gridCol w:w="1495"/>
+        <w:gridCol w:w="1495"/>
+        <w:gridCol w:w="1495"/>
+        <w:gridCol w:w="1495"/>
+        <w:gridCol w:w="1495"/>
       </w:tblGrid>
       <w:tr>
         <w:trPr>
@@ -26249,6 +26781,24 @@
         </w:tc>
         <w:tc>
           <w:tcPr>
+            <w:tcW w:type="dxa" w:w="1440"/>
+            <w:vAlign w:val="center"/>
+          </w:tcPr>
+          <w:p>
+            <w:pPr>
+              <w:pStyle w:val="ab"/>
+              <w:jc w:val="center"/>
+            </w:pPr>
+            <w:r>
+              <w:rPr>
+                <w:b/>
+              </w:rPr>
+              <w:t>Значение по умолчанию</w:t>
+            </w:r>
+          </w:p>
+        </w:tc>
+        <w:tc>
+          <w:tcPr>
             <w:tcW w:type="dxa" w:w="1008"/>
             <w:vAlign w:val="center"/>
           </w:tcPr>
@@ -26329,6 +26879,22 @@
             <w:pPr>
               <w:pStyle w:val="af0"/>
             </w:pPr>
+            <w:r>
+              <w:t>-</w:t>
+            </w:r>
+          </w:p>
+        </w:tc>
+        <w:tc>
+          <w:tcPr>
+            <w:tcW w:type="dxa" w:w="1440"/>
+          </w:tcPr>
+          <w:p>
+            <w:pPr>
+              <w:pStyle w:val="af0"/>
+            </w:pPr>
+            <w:r>
+              <w:t>0</w:t>
+            </w:r>
           </w:p>
         </w:tc>
         <w:tc>
@@ -26384,7 +26950,7 @@
               <w:pStyle w:val="af0"/>
             </w:pPr>
             <w:r>
-              <w:t>0 ... 0</w:t>
+              <w:t>0,000 ... 0,100</w:t>
             </w:r>
           </w:p>
         </w:tc>
@@ -26410,7 +26976,20 @@
               <w:pStyle w:val="af0"/>
             </w:pPr>
             <w:r>
-              <w:t>0</w:t>
+              <w:t>0,001</w:t>
+            </w:r>
+          </w:p>
+        </w:tc>
+        <w:tc>
+          <w:tcPr>
+            <w:tcW w:type="dxa" w:w="1440"/>
+          </w:tcPr>
+          <w:p>
+            <w:pPr>
+              <w:pStyle w:val="af0"/>
+            </w:pPr>
+            <w:r>
+              <w:t>15,000</w:t>
             </w:r>
           </w:p>
         </w:tc>
@@ -26426,7 +27005,7 @@
               <w:rPr>
                 <w:b/>
               </w:rPr>
-              <w:t>0,5</w:t>
+              <w:t>0,500</w:t>
             </w:r>
           </w:p>
         </w:tc>
@@ -26467,7 +27046,7 @@
               <w:pStyle w:val="af0"/>
             </w:pPr>
             <w:r>
-              <w:t>0 ... 4</w:t>
+              <w:t>0,06 ... 4,00</w:t>
             </w:r>
           </w:p>
         </w:tc>
@@ -26493,7 +27072,20 @@
               <w:pStyle w:val="af0"/>
             </w:pPr>
             <w:r>
-              <w:t>0</w:t>
+              <w:t>0,01</w:t>
+            </w:r>
+          </w:p>
+        </w:tc>
+        <w:tc>
+          <w:tcPr>
+            <w:tcW w:type="dxa" w:w="1440"/>
+          </w:tcPr>
+          <w:p>
+            <w:pPr>
+              <w:pStyle w:val="af0"/>
+            </w:pPr>
+            <w:r>
+              <w:t>60,00</w:t>
             </w:r>
           </w:p>
         </w:tc>
@@ -26509,7 +27101,7 @@
               <w:rPr>
                 <w:b/>
               </w:rPr>
-              <w:t>0,5</w:t>
+              <w:t>0,50</w:t>
             </w:r>
           </w:p>
         </w:tc>
@@ -26550,7 +27142,7 @@
               <w:pStyle w:val="af0"/>
             </w:pPr>
             <w:r>
-              <w:t>10,0 ... 50,0</w:t>
+              <w:t>0,10 ... 0,50</w:t>
             </w:r>
           </w:p>
         </w:tc>
@@ -26563,7 +27155,7 @@
               <w:pStyle w:val="af0"/>
             </w:pPr>
             <w:r>
-              <w:t>%</w:t>
+              <w:t>о.е.</w:t>
             </w:r>
           </w:p>
         </w:tc>
@@ -26576,7 +27168,20 @@
               <w:pStyle w:val="af0"/>
             </w:pPr>
             <w:r>
-              <w:t>1</w:t>
+              <w:t>0,01</w:t>
+            </w:r>
+          </w:p>
+        </w:tc>
+        <w:tc>
+          <w:tcPr>
+            <w:tcW w:type="dxa" w:w="1440"/>
+          </w:tcPr>
+          <w:p>
+            <w:pPr>
+              <w:pStyle w:val="af0"/>
+            </w:pPr>
+            <w:r>
+              <w:t>0,13</w:t>
             </w:r>
           </w:p>
         </w:tc>
@@ -26592,7 +27197,7 @@
               <w:rPr>
                 <w:b/>
               </w:rPr>
-              <w:t>0,2</w:t>
+              <w:t>0,20</w:t>
             </w:r>
           </w:p>
         </w:tc>
@@ -26613,12 +27218,13 @@
         <w:tblLook w:firstColumn="1" w:firstRow="1" w:lastColumn="0" w:lastRow="0" w:noHBand="0" w:noVBand="1" w:val="04A0"/>
       </w:tblPr>
       <w:tblGrid>
-        <w:gridCol w:w="1744"/>
-        <w:gridCol w:w="1744"/>
-        <w:gridCol w:w="1744"/>
-        <w:gridCol w:w="1744"/>
-        <w:gridCol w:w="1744"/>
-        <w:gridCol w:w="1744"/>
+        <w:gridCol w:w="1495"/>
+        <w:gridCol w:w="1495"/>
+        <w:gridCol w:w="1495"/>
+        <w:gridCol w:w="1495"/>
+        <w:gridCol w:w="1495"/>
+        <w:gridCol w:w="1495"/>
+        <w:gridCol w:w="1495"/>
       </w:tblGrid>
       <w:tr>
         <w:trPr>
@@ -26717,6 +27323,24 @@
         </w:tc>
         <w:tc>
           <w:tcPr>
+            <w:tcW w:type="dxa" w:w="1440"/>
+            <w:vAlign w:val="center"/>
+          </w:tcPr>
+          <w:p>
+            <w:pPr>
+              <w:pStyle w:val="ab"/>
+              <w:jc w:val="center"/>
+            </w:pPr>
+            <w:r>
+              <w:rPr>
+                <w:b/>
+              </w:rPr>
+              <w:t>Значение по умолчанию</w:t>
+            </w:r>
+          </w:p>
+        </w:tc>
+        <w:tc>
+          <w:tcPr>
             <w:tcW w:type="dxa" w:w="1008"/>
             <w:vAlign w:val="center"/>
           </w:tcPr>
@@ -26797,6 +27421,22 @@
             <w:pPr>
               <w:pStyle w:val="af0"/>
             </w:pPr>
+            <w:r>
+              <w:t>-</w:t>
+            </w:r>
+          </w:p>
+        </w:tc>
+        <w:tc>
+          <w:tcPr>
+            <w:tcW w:type="dxa" w:w="1440"/>
+          </w:tcPr>
+          <w:p>
+            <w:pPr>
+              <w:pStyle w:val="af0"/>
+            </w:pPr>
+            <w:r>
+              <w:t>0</w:t>
+            </w:r>
           </w:p>
         </w:tc>
         <w:tc>
@@ -26852,7 +27492,7 @@
               <w:pStyle w:val="af0"/>
             </w:pPr>
             <w:r>
-              <w:t>0 ... 0</w:t>
+              <w:t>0,000 ... 0,100</w:t>
             </w:r>
           </w:p>
         </w:tc>
@@ -26878,7 +27518,20 @@
               <w:pStyle w:val="af0"/>
             </w:pPr>
             <w:r>
-              <w:t>0</w:t>
+              <w:t>0,001</w:t>
+            </w:r>
+          </w:p>
+        </w:tc>
+        <w:tc>
+          <w:tcPr>
+            <w:tcW w:type="dxa" w:w="1440"/>
+          </w:tcPr>
+          <w:p>
+            <w:pPr>
+              <w:pStyle w:val="af0"/>
+            </w:pPr>
+            <w:r>
+              <w:t>15,000</w:t>
             </w:r>
           </w:p>
         </w:tc>
@@ -26894,7 +27547,7 @@
               <w:rPr>
                 <w:b/>
               </w:rPr>
-              <w:t>0,5</w:t>
+              <w:t>0,500</w:t>
             </w:r>
           </w:p>
         </w:tc>
@@ -26935,7 +27588,7 @@
               <w:pStyle w:val="af0"/>
             </w:pPr>
             <w:r>
-              <w:t>0 ... 4</w:t>
+              <w:t>0,06 ... 4,00</w:t>
             </w:r>
           </w:p>
         </w:tc>
@@ -26961,7 +27614,20 @@
               <w:pStyle w:val="af0"/>
             </w:pPr>
             <w:r>
-              <w:t>0</w:t>
+              <w:t>0,01</w:t>
+            </w:r>
+          </w:p>
+        </w:tc>
+        <w:tc>
+          <w:tcPr>
+            <w:tcW w:type="dxa" w:w="1440"/>
+          </w:tcPr>
+          <w:p>
+            <w:pPr>
+              <w:pStyle w:val="af0"/>
+            </w:pPr>
+            <w:r>
+              <w:t>60,00</w:t>
             </w:r>
           </w:p>
         </w:tc>
@@ -26977,7 +27643,7 @@
               <w:rPr>
                 <w:b/>
               </w:rPr>
-              <w:t>0,5</w:t>
+              <w:t>0,50</w:t>
             </w:r>
           </w:p>
         </w:tc>
@@ -27018,7 +27684,7 @@
               <w:pStyle w:val="af0"/>
             </w:pPr>
             <w:r>
-              <w:t>5,0 ... 40,0</w:t>
+              <w:t>0,05 ... 0,40</w:t>
             </w:r>
           </w:p>
         </w:tc>
@@ -27031,7 +27697,7 @@
               <w:pStyle w:val="af0"/>
             </w:pPr>
             <w:r>
-              <w:t>%</w:t>
+              <w:t>о.е.</w:t>
             </w:r>
           </w:p>
         </w:tc>
@@ -27044,7 +27710,20 @@
               <w:pStyle w:val="af0"/>
             </w:pPr>
             <w:r>
-              <w:t>1</w:t>
+              <w:t>0,01</w:t>
+            </w:r>
+          </w:p>
+        </w:tc>
+        <w:tc>
+          <w:tcPr>
+            <w:tcW w:type="dxa" w:w="1440"/>
+          </w:tcPr>
+          <w:p>
+            <w:pPr>
+              <w:pStyle w:val="af0"/>
+            </w:pPr>
+            <w:r>
+              <w:t>0,25</w:t>
             </w:r>
           </w:p>
         </w:tc>
@@ -27060,7 +27739,7 @@
               <w:rPr>
                 <w:b/>
               </w:rPr>
-              <w:t>0,3</w:t>
+              <w:t>0,30</w:t>
             </w:r>
           </w:p>
         </w:tc>
@@ -27081,12 +27760,13 @@
         <w:tblLook w:firstColumn="1" w:firstRow="1" w:lastColumn="0" w:lastRow="0" w:noHBand="0" w:noVBand="1" w:val="04A0"/>
       </w:tblPr>
       <w:tblGrid>
-        <w:gridCol w:w="1744"/>
-        <w:gridCol w:w="1744"/>
-        <w:gridCol w:w="1744"/>
-        <w:gridCol w:w="1744"/>
-        <w:gridCol w:w="1744"/>
-        <w:gridCol w:w="1744"/>
+        <w:gridCol w:w="1495"/>
+        <w:gridCol w:w="1495"/>
+        <w:gridCol w:w="1495"/>
+        <w:gridCol w:w="1495"/>
+        <w:gridCol w:w="1495"/>
+        <w:gridCol w:w="1495"/>
+        <w:gridCol w:w="1495"/>
       </w:tblGrid>
       <w:tr>
         <w:trPr>
@@ -27185,6 +27865,24 @@
         </w:tc>
         <w:tc>
           <w:tcPr>
+            <w:tcW w:type="dxa" w:w="1440"/>
+            <w:vAlign w:val="center"/>
+          </w:tcPr>
+          <w:p>
+            <w:pPr>
+              <w:pStyle w:val="ab"/>
+              <w:jc w:val="center"/>
+            </w:pPr>
+            <w:r>
+              <w:rPr>
+                <w:b/>
+              </w:rPr>
+              <w:t>Значение по умолчанию</w:t>
+            </w:r>
+          </w:p>
+        </w:tc>
+        <w:tc>
+          <w:tcPr>
             <w:tcW w:type="dxa" w:w="1008"/>
             <w:vAlign w:val="center"/>
           </w:tcPr>
@@ -27265,6 +27963,22 @@
             <w:pPr>
               <w:pStyle w:val="af0"/>
             </w:pPr>
+            <w:r>
+              <w:t>-</w:t>
+            </w:r>
+          </w:p>
+        </w:tc>
+        <w:tc>
+          <w:tcPr>
+            <w:tcW w:type="dxa" w:w="1440"/>
+          </w:tcPr>
+          <w:p>
+            <w:pPr>
+              <w:pStyle w:val="af0"/>
+            </w:pPr>
+            <w:r>
+              <w:t>0</w:t>
+            </w:r>
           </w:p>
         </w:tc>
         <w:tc>
@@ -27320,7 +28034,7 @@
               <w:pStyle w:val="af0"/>
             </w:pPr>
             <w:r>
-              <w:t>0 ... 110</w:t>
+              <w:t>0,0 ... 110,0</w:t>
             </w:r>
           </w:p>
         </w:tc>
@@ -27346,7 +28060,20 @@
               <w:pStyle w:val="af0"/>
             </w:pPr>
             <w:r>
-              <w:t>0</w:t>
+              <w:t>0,1</w:t>
+            </w:r>
+          </w:p>
+        </w:tc>
+        <w:tc>
+          <w:tcPr>
+            <w:tcW w:type="dxa" w:w="1440"/>
+          </w:tcPr>
+          <w:p>
+            <w:pPr>
+              <w:pStyle w:val="af0"/>
+            </w:pPr>
+            <w:r>
+              <w:t>9,0</w:t>
             </w:r>
           </w:p>
         </w:tc>
@@ -27362,7 +28089,7 @@
               <w:rPr>
                 <w:b/>
               </w:rPr>
-              <w:t>1</w:t>
+              <w:t>1,0</w:t>
             </w:r>
           </w:p>
         </w:tc>
@@ -27403,7 +28130,7 @@
               <w:pStyle w:val="af0"/>
             </w:pPr>
             <w:r>
-              <w:t>0,04 ... 2,0</w:t>
+              <w:t>0,04 ... 2,00</w:t>
             </w:r>
           </w:p>
         </w:tc>
@@ -27435,6 +28162,19 @@
         </w:tc>
         <w:tc>
           <w:tcPr>
+            <w:tcW w:type="dxa" w:w="1440"/>
+          </w:tcPr>
+          <w:p>
+            <w:pPr>
+              <w:pStyle w:val="af0"/>
+            </w:pPr>
+            <w:r>
+              <w:t>0,10</w:t>
+            </w:r>
+          </w:p>
+        </w:tc>
+        <w:tc>
+          <w:tcPr>
             <w:tcW w:type="dxa" w:w="1008"/>
           </w:tcPr>
           <w:p>
@@ -27445,7 +28185,7 @@
               <w:rPr>
                 <w:b/>
               </w:rPr>
-              <w:t>1</w:t>
+              <w:t>1,00</w:t>
             </w:r>
           </w:p>
         </w:tc>
@@ -27474,12 +28214,13 @@
         <w:tblLook w:firstColumn="1" w:firstRow="1" w:lastColumn="0" w:lastRow="0" w:noHBand="0" w:noVBand="1" w:val="04A0"/>
       </w:tblPr>
       <w:tblGrid>
-        <w:gridCol w:w="1744"/>
-        <w:gridCol w:w="1744"/>
-        <w:gridCol w:w="1744"/>
-        <w:gridCol w:w="1744"/>
-        <w:gridCol w:w="1744"/>
-        <w:gridCol w:w="1744"/>
+        <w:gridCol w:w="1495"/>
+        <w:gridCol w:w="1495"/>
+        <w:gridCol w:w="1495"/>
+        <w:gridCol w:w="1495"/>
+        <w:gridCol w:w="1495"/>
+        <w:gridCol w:w="1495"/>
+        <w:gridCol w:w="1495"/>
       </w:tblGrid>
       <w:tr>
         <w:trPr>
@@ -27578,6 +28319,24 @@
         </w:tc>
         <w:tc>
           <w:tcPr>
+            <w:tcW w:type="dxa" w:w="1440"/>
+            <w:vAlign w:val="center"/>
+          </w:tcPr>
+          <w:p>
+            <w:pPr>
+              <w:pStyle w:val="ab"/>
+              <w:jc w:val="center"/>
+            </w:pPr>
+            <w:r>
+              <w:rPr>
+                <w:b/>
+              </w:rPr>
+              <w:t>Значение по умолчанию</w:t>
+            </w:r>
+          </w:p>
+        </w:tc>
+        <w:tc>
+          <w:tcPr>
             <w:tcW w:type="dxa" w:w="1008"/>
             <w:vAlign w:val="center"/>
           </w:tcPr>
@@ -27658,6 +28417,22 @@
             <w:pPr>
               <w:pStyle w:val="af0"/>
             </w:pPr>
+            <w:r>
+              <w:t>-</w:t>
+            </w:r>
+          </w:p>
+        </w:tc>
+        <w:tc>
+          <w:tcPr>
+            <w:tcW w:type="dxa" w:w="1440"/>
+          </w:tcPr>
+          <w:p>
+            <w:pPr>
+              <w:pStyle w:val="af0"/>
+            </w:pPr>
+            <w:r>
+              <w:t>0</w:t>
+            </w:r>
           </w:p>
         </w:tc>
         <w:tc>
@@ -27740,6 +28515,22 @@
             <w:pPr>
               <w:pStyle w:val="af0"/>
             </w:pPr>
+            <w:r>
+              <w:t>-</w:t>
+            </w:r>
+          </w:p>
+        </w:tc>
+        <w:tc>
+          <w:tcPr>
+            <w:tcW w:type="dxa" w:w="1440"/>
+          </w:tcPr>
+          <w:p>
+            <w:pPr>
+              <w:pStyle w:val="af0"/>
+            </w:pPr>
+            <w:r>
+              <w:t>0</w:t>
+            </w:r>
           </w:p>
         </w:tc>
         <w:tc>
@@ -27795,7 +28586,7 @@
               <w:pStyle w:val="af0"/>
             </w:pPr>
             <w:r>
-              <w:t>0 ... 100</w:t>
+              <w:t>0,00 ... 100,00</w:t>
             </w:r>
           </w:p>
         </w:tc>
@@ -27821,7 +28612,20 @@
               <w:pStyle w:val="af0"/>
             </w:pPr>
             <w:r>
-              <w:t>0</w:t>
+              <w:t>0,01</w:t>
+            </w:r>
+          </w:p>
+        </w:tc>
+        <w:tc>
+          <w:tcPr>
+            <w:tcW w:type="dxa" w:w="1440"/>
+          </w:tcPr>
+          <w:p>
+            <w:pPr>
+              <w:pStyle w:val="af0"/>
+            </w:pPr>
+            <w:r>
+              <w:t>1,00</w:t>
             </w:r>
           </w:p>
         </w:tc>
@@ -27837,7 +28641,7 @@
               <w:rPr>
                 <w:b/>
               </w:rPr>
-              <w:t>1</w:t>
+              <w:t>1,00</w:t>
             </w:r>
           </w:p>
         </w:tc>
@@ -27878,7 +28682,7 @@
               <w:pStyle w:val="af0"/>
             </w:pPr>
             <w:r>
-              <w:t>0 ... 100</w:t>
+              <w:t>0,00 ... 100,00</w:t>
             </w:r>
           </w:p>
         </w:tc>
@@ -27904,7 +28708,20 @@
               <w:pStyle w:val="af0"/>
             </w:pPr>
             <w:r>
-              <w:t>0</w:t>
+              <w:t>0,01</w:t>
+            </w:r>
+          </w:p>
+        </w:tc>
+        <w:tc>
+          <w:tcPr>
+            <w:tcW w:type="dxa" w:w="1440"/>
+          </w:tcPr>
+          <w:p>
+            <w:pPr>
+              <w:pStyle w:val="af0"/>
+            </w:pPr>
+            <w:r>
+              <w:t>1,00</w:t>
             </w:r>
           </w:p>
         </w:tc>
@@ -27920,7 +28737,7 @@
               <w:rPr>
                 <w:b/>
               </w:rPr>
-              <w:t>1</w:t>
+              <w:t>1,00</w:t>
             </w:r>
           </w:p>
         </w:tc>
@@ -27993,6 +28810,19 @@
         </w:tc>
         <w:tc>
           <w:tcPr>
+            <w:tcW w:type="dxa" w:w="1440"/>
+          </w:tcPr>
+          <w:p>
+            <w:pPr>
+              <w:pStyle w:val="af0"/>
+            </w:pPr>
+            <w:r>
+              <w:t>1,0</w:t>
+            </w:r>
+          </w:p>
+        </w:tc>
+        <w:tc>
+          <w:tcPr>
             <w:tcW w:type="dxa" w:w="1008"/>
           </w:tcPr>
           <w:p>
@@ -28003,7 +28833,7 @@
               <w:rPr>
                 <w:b/>
               </w:rPr>
-              <w:t>1</w:t>
+              <w:t>1,0</w:t>
             </w:r>
           </w:p>
         </w:tc>
@@ -28044,7 +28874,7 @@
               <w:pStyle w:val="af0"/>
             </w:pPr>
             <w:r>
-              <w:t>0,05 ... 1,0</w:t>
+              <w:t>0,05 ... 1,00</w:t>
             </w:r>
           </w:p>
         </w:tc>
@@ -28076,6 +28906,19 @@
         </w:tc>
         <w:tc>
           <w:tcPr>
+            <w:tcW w:type="dxa" w:w="1440"/>
+          </w:tcPr>
+          <w:p>
+            <w:pPr>
+              <w:pStyle w:val="af0"/>
+            </w:pPr>
+            <w:r>
+              <w:t>0,10</w:t>
+            </w:r>
+          </w:p>
+        </w:tc>
+        <w:tc>
+          <w:tcPr>
             <w:tcW w:type="dxa" w:w="1008"/>
           </w:tcPr>
           <w:p>
@@ -28086,7 +28929,7 @@
               <w:rPr>
                 <w:b/>
               </w:rPr>
-              <w:t>0,2</w:t>
+              <w:t>0,20</w:t>
             </w:r>
           </w:p>
         </w:tc>
@@ -28127,7 +28970,7 @@
               <w:pStyle w:val="af0"/>
             </w:pPr>
             <w:r>
-              <w:t>0,1 ... 0,95</w:t>
+              <w:t>0,10 ... 0,95</w:t>
             </w:r>
           </w:p>
         </w:tc>
@@ -28159,6 +29002,19 @@
         </w:tc>
         <w:tc>
           <w:tcPr>
+            <w:tcW w:type="dxa" w:w="1440"/>
+          </w:tcPr>
+          <w:p>
+            <w:pPr>
+              <w:pStyle w:val="af0"/>
+            </w:pPr>
+            <w:r>
+              <w:t>0,50</w:t>
+            </w:r>
+          </w:p>
+        </w:tc>
+        <w:tc>
+          <w:tcPr>
             <w:tcW w:type="dxa" w:w="1008"/>
           </w:tcPr>
           <w:p>
@@ -28169,7 +29025,7 @@
               <w:rPr>
                 <w:b/>
               </w:rPr>
-              <w:t>0,5</w:t>
+              <w:t>0,50</w:t>
             </w:r>
           </w:p>
         </w:tc>
@@ -28210,7 +29066,7 @@
               <w:pStyle w:val="af0"/>
             </w:pPr>
             <w:r>
-              <w:t>0,01 ... 2,0</w:t>
+              <w:t>0,01 ... 2,00</w:t>
             </w:r>
           </w:p>
         </w:tc>
@@ -28242,6 +29098,19 @@
         </w:tc>
         <w:tc>
           <w:tcPr>
+            <w:tcW w:type="dxa" w:w="1440"/>
+          </w:tcPr>
+          <w:p>
+            <w:pPr>
+              <w:pStyle w:val="af0"/>
+            </w:pPr>
+            <w:r>
+              <w:t>1,00</w:t>
+            </w:r>
+          </w:p>
+        </w:tc>
+        <w:tc>
+          <w:tcPr>
             <w:tcW w:type="dxa" w:w="1008"/>
           </w:tcPr>
           <w:p>
@@ -28252,7 +29121,7 @@
               <w:rPr>
                 <w:b/>
               </w:rPr>
-              <w:t>0,5</w:t>
+              <w:t>0,50</w:t>
             </w:r>
           </w:p>
         </w:tc>
@@ -28273,12 +29142,13 @@
         <w:tblLook w:firstColumn="1" w:firstRow="1" w:lastColumn="0" w:lastRow="0" w:noHBand="0" w:noVBand="1" w:val="04A0"/>
       </w:tblPr>
       <w:tblGrid>
-        <w:gridCol w:w="1744"/>
-        <w:gridCol w:w="1744"/>
-        <w:gridCol w:w="1744"/>
-        <w:gridCol w:w="1744"/>
-        <w:gridCol w:w="1744"/>
-        <w:gridCol w:w="1744"/>
+        <w:gridCol w:w="1495"/>
+        <w:gridCol w:w="1495"/>
+        <w:gridCol w:w="1495"/>
+        <w:gridCol w:w="1495"/>
+        <w:gridCol w:w="1495"/>
+        <w:gridCol w:w="1495"/>
+        <w:gridCol w:w="1495"/>
       </w:tblGrid>
       <w:tr>
         <w:trPr>
@@ -28377,6 +29247,24 @@
         </w:tc>
         <w:tc>
           <w:tcPr>
+            <w:tcW w:type="dxa" w:w="1440"/>
+            <w:vAlign w:val="center"/>
+          </w:tcPr>
+          <w:p>
+            <w:pPr>
+              <w:pStyle w:val="ab"/>
+              <w:jc w:val="center"/>
+            </w:pPr>
+            <w:r>
+              <w:rPr>
+                <w:b/>
+              </w:rPr>
+              <w:t>Значение по умолчанию</w:t>
+            </w:r>
+          </w:p>
+        </w:tc>
+        <w:tc>
+          <w:tcPr>
             <w:tcW w:type="dxa" w:w="1008"/>
             <w:vAlign w:val="center"/>
           </w:tcPr>
@@ -28457,6 +29345,22 @@
             <w:pPr>
               <w:pStyle w:val="af0"/>
             </w:pPr>
+            <w:r>
+              <w:t>-</w:t>
+            </w:r>
+          </w:p>
+        </w:tc>
+        <w:tc>
+          <w:tcPr>
+            <w:tcW w:type="dxa" w:w="1440"/>
+          </w:tcPr>
+          <w:p>
+            <w:pPr>
+              <w:pStyle w:val="af0"/>
+            </w:pPr>
+            <w:r>
+              <w:t>0</w:t>
+            </w:r>
           </w:p>
         </w:tc>
         <w:tc>
@@ -28539,6 +29443,22 @@
             <w:pPr>
               <w:pStyle w:val="af0"/>
             </w:pPr>
+            <w:r>
+              <w:t>-</w:t>
+            </w:r>
+          </w:p>
+        </w:tc>
+        <w:tc>
+          <w:tcPr>
+            <w:tcW w:type="dxa" w:w="1440"/>
+          </w:tcPr>
+          <w:p>
+            <w:pPr>
+              <w:pStyle w:val="af0"/>
+            </w:pPr>
+            <w:r>
+              <w:t>0</w:t>
+            </w:r>
           </w:p>
         </w:tc>
         <w:tc>
@@ -28594,7 +29514,7 @@
               <w:pStyle w:val="af0"/>
             </w:pPr>
             <w:r>
-              <w:t>0 ... 100</w:t>
+              <w:t>0,00 ... 100,00</w:t>
             </w:r>
           </w:p>
         </w:tc>
@@ -28620,7 +29540,20 @@
               <w:pStyle w:val="af0"/>
             </w:pPr>
             <w:r>
-              <w:t>0</w:t>
+              <w:t>0,01</w:t>
+            </w:r>
+          </w:p>
+        </w:tc>
+        <w:tc>
+          <w:tcPr>
+            <w:tcW w:type="dxa" w:w="1440"/>
+          </w:tcPr>
+          <w:p>
+            <w:pPr>
+              <w:pStyle w:val="af0"/>
+            </w:pPr>
+            <w:r>
+              <w:t>1,00</w:t>
             </w:r>
           </w:p>
         </w:tc>
@@ -28636,7 +29569,7 @@
               <w:rPr>
                 <w:b/>
               </w:rPr>
-              <w:t>1</w:t>
+              <w:t>1,00</w:t>
             </w:r>
           </w:p>
         </w:tc>
@@ -28677,7 +29610,7 @@
               <w:pStyle w:val="af0"/>
             </w:pPr>
             <w:r>
-              <w:t>0 ... 100</w:t>
+              <w:t>0,00 ... 100,00</w:t>
             </w:r>
           </w:p>
         </w:tc>
@@ -28703,7 +29636,20 @@
               <w:pStyle w:val="af0"/>
             </w:pPr>
             <w:r>
-              <w:t>0</w:t>
+              <w:t>0,01</w:t>
+            </w:r>
+          </w:p>
+        </w:tc>
+        <w:tc>
+          <w:tcPr>
+            <w:tcW w:type="dxa" w:w="1440"/>
+          </w:tcPr>
+          <w:p>
+            <w:pPr>
+              <w:pStyle w:val="af0"/>
+            </w:pPr>
+            <w:r>
+              <w:t>1,00</w:t>
             </w:r>
           </w:p>
         </w:tc>
@@ -28719,7 +29665,7 @@
               <w:rPr>
                 <w:b/>
               </w:rPr>
-              <w:t>1</w:t>
+              <w:t>1,00</w:t>
             </w:r>
           </w:p>
         </w:tc>
@@ -28792,6 +29738,19 @@
         </w:tc>
         <w:tc>
           <w:tcPr>
+            <w:tcW w:type="dxa" w:w="1440"/>
+          </w:tcPr>
+          <w:p>
+            <w:pPr>
+              <w:pStyle w:val="af0"/>
+            </w:pPr>
+            <w:r>
+              <w:t>1,0</w:t>
+            </w:r>
+          </w:p>
+        </w:tc>
+        <w:tc>
+          <w:tcPr>
             <w:tcW w:type="dxa" w:w="1008"/>
           </w:tcPr>
           <w:p>
@@ -28802,7 +29761,7 @@
               <w:rPr>
                 <w:b/>
               </w:rPr>
-              <w:t>5</w:t>
+              <w:t>5,0</w:t>
             </w:r>
           </w:p>
         </w:tc>
@@ -28843,7 +29802,7 @@
               <w:pStyle w:val="af0"/>
             </w:pPr>
             <w:r>
-              <w:t>0,05 ... 1,0</w:t>
+              <w:t>0,05 ... 1,00</w:t>
             </w:r>
           </w:p>
         </w:tc>
@@ -28875,6 +29834,19 @@
         </w:tc>
         <w:tc>
           <w:tcPr>
+            <w:tcW w:type="dxa" w:w="1440"/>
+          </w:tcPr>
+          <w:p>
+            <w:pPr>
+              <w:pStyle w:val="af0"/>
+            </w:pPr>
+            <w:r>
+              <w:t>0,10</w:t>
+            </w:r>
+          </w:p>
+        </w:tc>
+        <w:tc>
+          <w:tcPr>
             <w:tcW w:type="dxa" w:w="1008"/>
           </w:tcPr>
           <w:p>
@@ -28885,7 +29857,7 @@
               <w:rPr>
                 <w:b/>
               </w:rPr>
-              <w:t>0,2</w:t>
+              <w:t>0,20</w:t>
             </w:r>
           </w:p>
         </w:tc>
@@ -28926,7 +29898,7 @@
               <w:pStyle w:val="af0"/>
             </w:pPr>
             <w:r>
-              <w:t>0,1 ... 0,95</w:t>
+              <w:t>0,10 ... 0,95</w:t>
             </w:r>
           </w:p>
         </w:tc>
@@ -28958,6 +29930,19 @@
         </w:tc>
         <w:tc>
           <w:tcPr>
+            <w:tcW w:type="dxa" w:w="1440"/>
+          </w:tcPr>
+          <w:p>
+            <w:pPr>
+              <w:pStyle w:val="af0"/>
+            </w:pPr>
+            <w:r>
+              <w:t>0,50</w:t>
+            </w:r>
+          </w:p>
+        </w:tc>
+        <w:tc>
+          <w:tcPr>
             <w:tcW w:type="dxa" w:w="1008"/>
           </w:tcPr>
           <w:p>
@@ -28968,7 +29953,7 @@
               <w:rPr>
                 <w:b/>
               </w:rPr>
-              <w:t>0,5</w:t>
+              <w:t>0,50</w:t>
             </w:r>
           </w:p>
         </w:tc>
@@ -29009,7 +29994,7 @@
               <w:pStyle w:val="af0"/>
             </w:pPr>
             <w:r>
-              <w:t>0,01 ... 2,0</w:t>
+              <w:t>0,01 ... 2,00</w:t>
             </w:r>
           </w:p>
         </w:tc>
@@ -29041,6 +30026,19 @@
         </w:tc>
         <w:tc>
           <w:tcPr>
+            <w:tcW w:type="dxa" w:w="1440"/>
+          </w:tcPr>
+          <w:p>
+            <w:pPr>
+              <w:pStyle w:val="af0"/>
+            </w:pPr>
+            <w:r>
+              <w:t>1,00</w:t>
+            </w:r>
+          </w:p>
+        </w:tc>
+        <w:tc>
+          <w:tcPr>
             <w:tcW w:type="dxa" w:w="1008"/>
           </w:tcPr>
           <w:p>
@@ -29051,7 +30049,7 @@
               <w:rPr>
                 <w:b/>
               </w:rPr>
-              <w:t>1</w:t>
+              <w:t>1,00</w:t>
             </w:r>
           </w:p>
         </w:tc>
@@ -29072,12 +30070,13 @@
         <w:tblLook w:firstColumn="1" w:firstRow="1" w:lastColumn="0" w:lastRow="0" w:noHBand="0" w:noVBand="1" w:val="04A0"/>
       </w:tblPr>
       <w:tblGrid>
-        <w:gridCol w:w="1744"/>
-        <w:gridCol w:w="1744"/>
-        <w:gridCol w:w="1744"/>
-        <w:gridCol w:w="1744"/>
-        <w:gridCol w:w="1744"/>
-        <w:gridCol w:w="1744"/>
+        <w:gridCol w:w="1495"/>
+        <w:gridCol w:w="1495"/>
+        <w:gridCol w:w="1495"/>
+        <w:gridCol w:w="1495"/>
+        <w:gridCol w:w="1495"/>
+        <w:gridCol w:w="1495"/>
+        <w:gridCol w:w="1495"/>
       </w:tblGrid>
       <w:tr>
         <w:trPr>
@@ -29176,6 +30175,24 @@
         </w:tc>
         <w:tc>
           <w:tcPr>
+            <w:tcW w:type="dxa" w:w="1440"/>
+            <w:vAlign w:val="center"/>
+          </w:tcPr>
+          <w:p>
+            <w:pPr>
+              <w:pStyle w:val="ab"/>
+              <w:jc w:val="center"/>
+            </w:pPr>
+            <w:r>
+              <w:rPr>
+                <w:b/>
+              </w:rPr>
+              <w:t>Значение по умолчанию</w:t>
+            </w:r>
+          </w:p>
+        </w:tc>
+        <w:tc>
+          <w:tcPr>
             <w:tcW w:type="dxa" w:w="1008"/>
             <w:vAlign w:val="center"/>
           </w:tcPr>
@@ -29256,6 +30273,22 @@
             <w:pPr>
               <w:pStyle w:val="af0"/>
             </w:pPr>
+            <w:r>
+              <w:t>-</w:t>
+            </w:r>
+          </w:p>
+        </w:tc>
+        <w:tc>
+          <w:tcPr>
+            <w:tcW w:type="dxa" w:w="1440"/>
+          </w:tcPr>
+          <w:p>
+            <w:pPr>
+              <w:pStyle w:val="af0"/>
+            </w:pPr>
+            <w:r>
+              <w:t>0</w:t>
+            </w:r>
           </w:p>
         </w:tc>
         <w:tc>
@@ -29338,6 +30371,22 @@
             <w:pPr>
               <w:pStyle w:val="af0"/>
             </w:pPr>
+            <w:r>
+              <w:t>-</w:t>
+            </w:r>
+          </w:p>
+        </w:tc>
+        <w:tc>
+          <w:tcPr>
+            <w:tcW w:type="dxa" w:w="1440"/>
+          </w:tcPr>
+          <w:p>
+            <w:pPr>
+              <w:pStyle w:val="af0"/>
+            </w:pPr>
+            <w:r>
+              <w:t>0</w:t>
+            </w:r>
           </w:p>
         </w:tc>
         <w:tc>
@@ -29393,7 +30442,7 @@
               <w:pStyle w:val="af0"/>
             </w:pPr>
             <w:r>
-              <w:t>0 ... 100</w:t>
+              <w:t>0,00 ... 100,00</w:t>
             </w:r>
           </w:p>
         </w:tc>
@@ -29419,7 +30468,20 @@
               <w:pStyle w:val="af0"/>
             </w:pPr>
             <w:r>
-              <w:t>0</w:t>
+              <w:t>0,01</w:t>
+            </w:r>
+          </w:p>
+        </w:tc>
+        <w:tc>
+          <w:tcPr>
+            <w:tcW w:type="dxa" w:w="1440"/>
+          </w:tcPr>
+          <w:p>
+            <w:pPr>
+              <w:pStyle w:val="af0"/>
+            </w:pPr>
+            <w:r>
+              <w:t>1,00</w:t>
             </w:r>
           </w:p>
         </w:tc>
@@ -29435,7 +30497,7 @@
               <w:rPr>
                 <w:b/>
               </w:rPr>
-              <w:t>1</w:t>
+              <w:t>1,00</w:t>
             </w:r>
           </w:p>
         </w:tc>
@@ -29476,7 +30538,7 @@
               <w:pStyle w:val="af0"/>
             </w:pPr>
             <w:r>
-              <w:t>0 ... 100</w:t>
+              <w:t>0,00 ... 100,00</w:t>
             </w:r>
           </w:p>
         </w:tc>
@@ -29502,7 +30564,20 @@
               <w:pStyle w:val="af0"/>
             </w:pPr>
             <w:r>
-              <w:t>0</w:t>
+              <w:t>0,01</w:t>
+            </w:r>
+          </w:p>
+        </w:tc>
+        <w:tc>
+          <w:tcPr>
+            <w:tcW w:type="dxa" w:w="1440"/>
+          </w:tcPr>
+          <w:p>
+            <w:pPr>
+              <w:pStyle w:val="af0"/>
+            </w:pPr>
+            <w:r>
+              <w:t>1,00</w:t>
             </w:r>
           </w:p>
         </w:tc>
@@ -29518,7 +30593,7 @@
               <w:rPr>
                 <w:b/>
               </w:rPr>
-              <w:t>1</w:t>
+              <w:t>1,00</w:t>
             </w:r>
           </w:p>
         </w:tc>
@@ -29591,6 +30666,19 @@
         </w:tc>
         <w:tc>
           <w:tcPr>
+            <w:tcW w:type="dxa" w:w="1440"/>
+          </w:tcPr>
+          <w:p>
+            <w:pPr>
+              <w:pStyle w:val="af0"/>
+            </w:pPr>
+            <w:r>
+              <w:t>1,0</w:t>
+            </w:r>
+          </w:p>
+        </w:tc>
+        <w:tc>
+          <w:tcPr>
             <w:tcW w:type="dxa" w:w="1008"/>
           </w:tcPr>
           <w:p>
@@ -29601,7 +30689,7 @@
               <w:rPr>
                 <w:b/>
               </w:rPr>
-              <w:t>5</w:t>
+              <w:t>5,0</w:t>
             </w:r>
           </w:p>
         </w:tc>
@@ -29642,7 +30730,7 @@
               <w:pStyle w:val="af0"/>
             </w:pPr>
             <w:r>
-              <w:t>0,05 ... 1,0</w:t>
+              <w:t>0,05 ... 1,00</w:t>
             </w:r>
           </w:p>
         </w:tc>
@@ -29674,6 +30762,19 @@
         </w:tc>
         <w:tc>
           <w:tcPr>
+            <w:tcW w:type="dxa" w:w="1440"/>
+          </w:tcPr>
+          <w:p>
+            <w:pPr>
+              <w:pStyle w:val="af0"/>
+            </w:pPr>
+            <w:r>
+              <w:t>0,10</w:t>
+            </w:r>
+          </w:p>
+        </w:tc>
+        <w:tc>
+          <w:tcPr>
             <w:tcW w:type="dxa" w:w="1008"/>
           </w:tcPr>
           <w:p>
@@ -29684,7 +30785,7 @@
               <w:rPr>
                 <w:b/>
               </w:rPr>
-              <w:t>0,2</w:t>
+              <w:t>0,20</w:t>
             </w:r>
           </w:p>
         </w:tc>
@@ -29725,7 +30826,7 @@
               <w:pStyle w:val="af0"/>
             </w:pPr>
             <w:r>
-              <w:t>0,1 ... 0,95</w:t>
+              <w:t>0,10 ... 0,95</w:t>
             </w:r>
           </w:p>
         </w:tc>
@@ -29757,6 +30858,19 @@
         </w:tc>
         <w:tc>
           <w:tcPr>
+            <w:tcW w:type="dxa" w:w="1440"/>
+          </w:tcPr>
+          <w:p>
+            <w:pPr>
+              <w:pStyle w:val="af0"/>
+            </w:pPr>
+            <w:r>
+              <w:t>0,50</w:t>
+            </w:r>
+          </w:p>
+        </w:tc>
+        <w:tc>
+          <w:tcPr>
             <w:tcW w:type="dxa" w:w="1008"/>
           </w:tcPr>
           <w:p>
@@ -29767,7 +30881,7 @@
               <w:rPr>
                 <w:b/>
               </w:rPr>
-              <w:t>0,5</w:t>
+              <w:t>0,50</w:t>
             </w:r>
           </w:p>
         </w:tc>
@@ -29808,7 +30922,7 @@
               <w:pStyle w:val="af0"/>
             </w:pPr>
             <w:r>
-              <w:t>0,01 ... 2,0</w:t>
+              <w:t>0,01 ... 2,00</w:t>
             </w:r>
           </w:p>
         </w:tc>
@@ -29840,6 +30954,19 @@
         </w:tc>
         <w:tc>
           <w:tcPr>
+            <w:tcW w:type="dxa" w:w="1440"/>
+          </w:tcPr>
+          <w:p>
+            <w:pPr>
+              <w:pStyle w:val="af0"/>
+            </w:pPr>
+            <w:r>
+              <w:t>1,00</w:t>
+            </w:r>
+          </w:p>
+        </w:tc>
+        <w:tc>
+          <w:tcPr>
             <w:tcW w:type="dxa" w:w="1008"/>
           </w:tcPr>
           <w:p>
@@ -29850,7 +30977,7 @@
               <w:rPr>
                 <w:b/>
               </w:rPr>
-              <w:t>1</w:t>
+              <w:t>1,00</w:t>
             </w:r>
           </w:p>
         </w:tc>
@@ -29879,12 +31006,13 @@
         <w:tblLook w:firstColumn="1" w:firstRow="1" w:lastColumn="0" w:lastRow="0" w:noHBand="0" w:noVBand="1" w:val="04A0"/>
       </w:tblPr>
       <w:tblGrid>
-        <w:gridCol w:w="1744"/>
-        <w:gridCol w:w="1744"/>
-        <w:gridCol w:w="1744"/>
-        <w:gridCol w:w="1744"/>
-        <w:gridCol w:w="1744"/>
-        <w:gridCol w:w="1744"/>
+        <w:gridCol w:w="1495"/>
+        <w:gridCol w:w="1495"/>
+        <w:gridCol w:w="1495"/>
+        <w:gridCol w:w="1495"/>
+        <w:gridCol w:w="1495"/>
+        <w:gridCol w:w="1495"/>
+        <w:gridCol w:w="1495"/>
       </w:tblGrid>
       <w:tr>
         <w:trPr>
@@ -29983,6 +31111,24 @@
         </w:tc>
         <w:tc>
           <w:tcPr>
+            <w:tcW w:type="dxa" w:w="1440"/>
+            <w:vAlign w:val="center"/>
+          </w:tcPr>
+          <w:p>
+            <w:pPr>
+              <w:pStyle w:val="ab"/>
+              <w:jc w:val="center"/>
+            </w:pPr>
+            <w:r>
+              <w:rPr>
+                <w:b/>
+              </w:rPr>
+              <w:t>Значение по умолчанию</w:t>
+            </w:r>
+          </w:p>
+        </w:tc>
+        <w:tc>
+          <w:tcPr>
             <w:tcW w:type="dxa" w:w="1008"/>
             <w:vAlign w:val="center"/>
           </w:tcPr>
@@ -30063,6 +31209,22 @@
             <w:pPr>
               <w:pStyle w:val="af0"/>
             </w:pPr>
+            <w:r>
+              <w:t>-</w:t>
+            </w:r>
+          </w:p>
+        </w:tc>
+        <w:tc>
+          <w:tcPr>
+            <w:tcW w:type="dxa" w:w="1440"/>
+          </w:tcPr>
+          <w:p>
+            <w:pPr>
+              <w:pStyle w:val="af0"/>
+            </w:pPr>
+            <w:r>
+              <w:t>0</w:t>
+            </w:r>
           </w:p>
         </w:tc>
         <w:tc>
@@ -30098,12 +31260,13 @@
         <w:tblLook w:firstColumn="1" w:firstRow="1" w:lastColumn="0" w:lastRow="0" w:noHBand="0" w:noVBand="1" w:val="04A0"/>
       </w:tblPr>
       <w:tblGrid>
-        <w:gridCol w:w="1744"/>
-        <w:gridCol w:w="1744"/>
-        <w:gridCol w:w="1744"/>
-        <w:gridCol w:w="1744"/>
-        <w:gridCol w:w="1744"/>
-        <w:gridCol w:w="1744"/>
+        <w:gridCol w:w="1495"/>
+        <w:gridCol w:w="1495"/>
+        <w:gridCol w:w="1495"/>
+        <w:gridCol w:w="1495"/>
+        <w:gridCol w:w="1495"/>
+        <w:gridCol w:w="1495"/>
+        <w:gridCol w:w="1495"/>
       </w:tblGrid>
       <w:tr>
         <w:trPr>
@@ -30202,6 +31365,24 @@
         </w:tc>
         <w:tc>
           <w:tcPr>
+            <w:tcW w:type="dxa" w:w="1440"/>
+            <w:vAlign w:val="center"/>
+          </w:tcPr>
+          <w:p>
+            <w:pPr>
+              <w:pStyle w:val="ab"/>
+              <w:jc w:val="center"/>
+            </w:pPr>
+            <w:r>
+              <w:rPr>
+                <w:b/>
+              </w:rPr>
+              <w:t>Значение по умолчанию</w:t>
+            </w:r>
+          </w:p>
+        </w:tc>
+        <w:tc>
+          <w:tcPr>
             <w:tcW w:type="dxa" w:w="1008"/>
             <w:vAlign w:val="center"/>
           </w:tcPr>
@@ -30282,6 +31463,22 @@
             <w:pPr>
               <w:pStyle w:val="af0"/>
             </w:pPr>
+            <w:r>
+              <w:t>-</w:t>
+            </w:r>
+          </w:p>
+        </w:tc>
+        <w:tc>
+          <w:tcPr>
+            <w:tcW w:type="dxa" w:w="1440"/>
+          </w:tcPr>
+          <w:p>
+            <w:pPr>
+              <w:pStyle w:val="af0"/>
+            </w:pPr>
+            <w:r>
+              <w:t>0</w:t>
+            </w:r>
           </w:p>
         </w:tc>
         <w:tc>
@@ -34920,12 +36117,13 @@
         <w:tblLook w:firstColumn="1" w:firstRow="1" w:lastColumn="0" w:lastRow="0" w:noHBand="0" w:noVBand="1" w:val="04A0"/>
       </w:tblPr>
       <w:tblGrid>
-        <w:gridCol w:w="1744"/>
-        <w:gridCol w:w="1744"/>
-        <w:gridCol w:w="1744"/>
-        <w:gridCol w:w="1744"/>
-        <w:gridCol w:w="1744"/>
-        <w:gridCol w:w="1744"/>
+        <w:gridCol w:w="1495"/>
+        <w:gridCol w:w="1495"/>
+        <w:gridCol w:w="1495"/>
+        <w:gridCol w:w="1495"/>
+        <w:gridCol w:w="1495"/>
+        <w:gridCol w:w="1495"/>
+        <w:gridCol w:w="1495"/>
       </w:tblGrid>
       <w:tr>
         <w:trPr>
@@ -35024,6 +36222,24 @@
         </w:tc>
         <w:tc>
           <w:tcPr>
+            <w:tcW w:type="dxa" w:w="1440"/>
+            <w:vAlign w:val="center"/>
+          </w:tcPr>
+          <w:p>
+            <w:pPr>
+              <w:pStyle w:val="ab"/>
+              <w:jc w:val="center"/>
+            </w:pPr>
+            <w:r>
+              <w:rPr>
+                <w:b/>
+              </w:rPr>
+              <w:t>Значение по умолчанию</w:t>
+            </w:r>
+          </w:p>
+        </w:tc>
+        <w:tc>
+          <w:tcPr>
             <w:tcW w:type="dxa" w:w="1008"/>
             <w:vAlign w:val="center"/>
           </w:tcPr>
@@ -35104,6 +36320,22 @@
             <w:pPr>
               <w:pStyle w:val="af0"/>
             </w:pPr>
+            <w:r>
+              <w:t>-</w:t>
+            </w:r>
+          </w:p>
+        </w:tc>
+        <w:tc>
+          <w:tcPr>
+            <w:tcW w:type="dxa" w:w="1440"/>
+          </w:tcPr>
+          <w:p>
+            <w:pPr>
+              <w:pStyle w:val="af0"/>
+            </w:pPr>
+            <w:r>
+              <w:t>0</w:t>
+            </w:r>
           </w:p>
         </w:tc>
         <w:tc>
@@ -35186,6 +36418,22 @@
             <w:pPr>
               <w:pStyle w:val="af0"/>
             </w:pPr>
+            <w:r>
+              <w:t>-</w:t>
+            </w:r>
+          </w:p>
+        </w:tc>
+        <w:tc>
+          <w:tcPr>
+            <w:tcW w:type="dxa" w:w="1440"/>
+          </w:tcPr>
+          <w:p>
+            <w:pPr>
+              <w:pStyle w:val="af0"/>
+            </w:pPr>
+            <w:r>
+              <w:t>0</w:t>
+            </w:r>
           </w:p>
         </w:tc>
         <w:tc>
@@ -35268,6 +36516,22 @@
             <w:pPr>
               <w:pStyle w:val="af0"/>
             </w:pPr>
+            <w:r>
+              <w:t>-</w:t>
+            </w:r>
+          </w:p>
+        </w:tc>
+        <w:tc>
+          <w:tcPr>
+            <w:tcW w:type="dxa" w:w="1440"/>
+          </w:tcPr>
+          <w:p>
+            <w:pPr>
+              <w:pStyle w:val="af0"/>
+            </w:pPr>
+            <w:r>
+              <w:t>0</w:t>
+            </w:r>
           </w:p>
         </w:tc>
         <w:tc>
@@ -35350,6 +36614,22 @@
             <w:pPr>
               <w:pStyle w:val="af0"/>
             </w:pPr>
+            <w:r>
+              <w:t>-</w:t>
+            </w:r>
+          </w:p>
+        </w:tc>
+        <w:tc>
+          <w:tcPr>
+            <w:tcW w:type="dxa" w:w="1440"/>
+          </w:tcPr>
+          <w:p>
+            <w:pPr>
+              <w:pStyle w:val="af0"/>
+            </w:pPr>
+            <w:r>
+              <w:t>0</w:t>
+            </w:r>
           </w:p>
         </w:tc>
         <w:tc>
@@ -35432,6 +36712,22 @@
             <w:pPr>
               <w:pStyle w:val="af0"/>
             </w:pPr>
+            <w:r>
+              <w:t>-</w:t>
+            </w:r>
+          </w:p>
+        </w:tc>
+        <w:tc>
+          <w:tcPr>
+            <w:tcW w:type="dxa" w:w="1440"/>
+          </w:tcPr>
+          <w:p>
+            <w:pPr>
+              <w:pStyle w:val="af0"/>
+            </w:pPr>
+            <w:r>
+              <w:t>0</w:t>
+            </w:r>
           </w:p>
         </w:tc>
         <w:tc>
@@ -35519,6 +36815,19 @@
         </w:tc>
         <w:tc>
           <w:tcPr>
+            <w:tcW w:type="dxa" w:w="1440"/>
+          </w:tcPr>
+          <w:p>
+            <w:pPr>
+              <w:pStyle w:val="af0"/>
+            </w:pPr>
+            <w:r>
+              <w:t>63,0</w:t>
+            </w:r>
+          </w:p>
+        </w:tc>
+        <w:tc>
+          <w:tcPr>
             <w:tcW w:type="dxa" w:w="1008"/>
           </w:tcPr>
           <w:p>
@@ -35529,7 +36838,7 @@
               <w:rPr>
                 <w:b/>
               </w:rPr>
-              <w:t>10</w:t>
+              <w:t>10,0</w:t>
             </w:r>
           </w:p>
         </w:tc>
@@ -35550,12 +36859,13 @@
         <w:tblLook w:firstColumn="1" w:firstRow="1" w:lastColumn="0" w:lastRow="0" w:noHBand="0" w:noVBand="1" w:val="04A0"/>
       </w:tblPr>
       <w:tblGrid>
-        <w:gridCol w:w="1744"/>
-        <w:gridCol w:w="1744"/>
-        <w:gridCol w:w="1744"/>
-        <w:gridCol w:w="1744"/>
-        <w:gridCol w:w="1744"/>
-        <w:gridCol w:w="1744"/>
+        <w:gridCol w:w="1495"/>
+        <w:gridCol w:w="1495"/>
+        <w:gridCol w:w="1495"/>
+        <w:gridCol w:w="1495"/>
+        <w:gridCol w:w="1495"/>
+        <w:gridCol w:w="1495"/>
+        <w:gridCol w:w="1495"/>
       </w:tblGrid>
       <w:tr>
         <w:trPr>
@@ -35654,6 +36964,24 @@
         </w:tc>
         <w:tc>
           <w:tcPr>
+            <w:tcW w:type="dxa" w:w="1440"/>
+            <w:vAlign w:val="center"/>
+          </w:tcPr>
+          <w:p>
+            <w:pPr>
+              <w:pStyle w:val="ab"/>
+              <w:jc w:val="center"/>
+            </w:pPr>
+            <w:r>
+              <w:rPr>
+                <w:b/>
+              </w:rPr>
+              <w:t>Значение по умолчанию</w:t>
+            </w:r>
+          </w:p>
+        </w:tc>
+        <w:tc>
+          <w:tcPr>
             <w:tcW w:type="dxa" w:w="1008"/>
             <w:vAlign w:val="center"/>
           </w:tcPr>
@@ -35734,6 +37062,22 @@
             <w:pPr>
               <w:pStyle w:val="af0"/>
             </w:pPr>
+            <w:r>
+              <w:t>-</w:t>
+            </w:r>
+          </w:p>
+        </w:tc>
+        <w:tc>
+          <w:tcPr>
+            <w:tcW w:type="dxa" w:w="1440"/>
+          </w:tcPr>
+          <w:p>
+            <w:pPr>
+              <w:pStyle w:val="af0"/>
+            </w:pPr>
+            <w:r>
+              <w:t>0</w:t>
+            </w:r>
           </w:p>
         </w:tc>
         <w:tc>
@@ -35821,6 +37165,19 @@
         </w:tc>
         <w:tc>
           <w:tcPr>
+            <w:tcW w:type="dxa" w:w="1440"/>
+          </w:tcPr>
+          <w:p>
+            <w:pPr>
+              <w:pStyle w:val="af0"/>
+            </w:pPr>
+            <w:r>
+              <w:t>115,0</w:t>
+            </w:r>
+          </w:p>
+        </w:tc>
+        <w:tc>
+          <w:tcPr>
             <w:tcW w:type="dxa" w:w="1008"/>
           </w:tcPr>
           <w:p>
@@ -35831,7 +37188,7 @@
               <w:rPr>
                 <w:b/>
               </w:rPr>
-              <w:t>36,75</w:t>
+              <w:t>36,8</w:t>
             </w:r>
           </w:p>
         </w:tc>
@@ -35872,7 +37229,7 @@
               <w:pStyle w:val="af0"/>
             </w:pPr>
             <w:r>
-              <w:t>1,0 ... 40000,0</w:t>
+              <w:t>1 ... 40000</w:t>
             </w:r>
           </w:p>
         </w:tc>
@@ -35898,7 +37255,20 @@
               <w:pStyle w:val="af0"/>
             </w:pPr>
             <w:r>
-              <w:t>1,0</w:t>
+              <w:t>1</w:t>
+            </w:r>
+          </w:p>
+        </w:tc>
+        <w:tc>
+          <w:tcPr>
+            <w:tcW w:type="dxa" w:w="1440"/>
+          </w:tcPr>
+          <w:p>
+            <w:pPr>
+              <w:pStyle w:val="af0"/>
+            </w:pPr>
+            <w:r>
+              <w:t>1000</w:t>
             </w:r>
           </w:p>
         </w:tc>
@@ -35955,7 +37325,7 @@
               <w:pStyle w:val="af0"/>
             </w:pPr>
             <w:r>
-              <w:t>1,0 ... 5,0</w:t>
+              <w:t>1 ... 5</w:t>
             </w:r>
           </w:p>
         </w:tc>
@@ -35981,7 +37351,20 @@
               <w:pStyle w:val="af0"/>
             </w:pPr>
             <w:r>
-              <w:t>1,0</w:t>
+              <w:t>1</w:t>
+            </w:r>
+          </w:p>
+        </w:tc>
+        <w:tc>
+          <w:tcPr>
+            <w:tcW w:type="dxa" w:w="1440"/>
+          </w:tcPr>
+          <w:p>
+            <w:pPr>
+              <w:pStyle w:val="af0"/>
+            </w:pPr>
+            <w:r>
+              <w:t>1</w:t>
             </w:r>
           </w:p>
         </w:tc>
@@ -36070,6 +37453,19 @@
         </w:tc>
         <w:tc>
           <w:tcPr>
+            <w:tcW w:type="dxa" w:w="1440"/>
+          </w:tcPr>
+          <w:p>
+            <w:pPr>
+              <w:pStyle w:val="af0"/>
+            </w:pPr>
+            <w:r>
+              <w:t>1,0</w:t>
+            </w:r>
+          </w:p>
+        </w:tc>
+        <w:tc>
+          <w:tcPr>
             <w:tcW w:type="dxa" w:w="1008"/>
           </w:tcPr>
           <w:p>
@@ -36080,7 +37476,7 @@
               <w:rPr>
                 <w:b/>
               </w:rPr>
-              <w:t>1</w:t>
+              <w:t>1,0</w:t>
             </w:r>
           </w:p>
         </w:tc>
@@ -36148,6 +37544,19 @@
             </w:pPr>
             <w:r>
               <w:t>1</w:t>
+            </w:r>
+          </w:p>
+        </w:tc>
+        <w:tc>
+          <w:tcPr>
+            <w:tcW w:type="dxa" w:w="1440"/>
+          </w:tcPr>
+          <w:p>
+            <w:pPr>
+              <w:pStyle w:val="af0"/>
+            </w:pPr>
+            <w:r>
+              <w:t>0</w:t>
             </w:r>
           </w:p>
         </w:tc>
@@ -36184,12 +37593,13 @@
         <w:tblLook w:firstColumn="1" w:firstRow="1" w:lastColumn="0" w:lastRow="0" w:noHBand="0" w:noVBand="1" w:val="04A0"/>
       </w:tblPr>
       <w:tblGrid>
-        <w:gridCol w:w="1744"/>
-        <w:gridCol w:w="1744"/>
-        <w:gridCol w:w="1744"/>
-        <w:gridCol w:w="1744"/>
-        <w:gridCol w:w="1744"/>
-        <w:gridCol w:w="1744"/>
+        <w:gridCol w:w="1495"/>
+        <w:gridCol w:w="1495"/>
+        <w:gridCol w:w="1495"/>
+        <w:gridCol w:w="1495"/>
+        <w:gridCol w:w="1495"/>
+        <w:gridCol w:w="1495"/>
+        <w:gridCol w:w="1495"/>
       </w:tblGrid>
       <w:tr>
         <w:trPr>
@@ -36288,6 +37698,24 @@
         </w:tc>
         <w:tc>
           <w:tcPr>
+            <w:tcW w:type="dxa" w:w="1440"/>
+            <w:vAlign w:val="center"/>
+          </w:tcPr>
+          <w:p>
+            <w:pPr>
+              <w:pStyle w:val="ab"/>
+              <w:jc w:val="center"/>
+            </w:pPr>
+            <w:r>
+              <w:rPr>
+                <w:b/>
+              </w:rPr>
+              <w:t>Значение по умолчанию</w:t>
+            </w:r>
+          </w:p>
+        </w:tc>
+        <w:tc>
+          <w:tcPr>
             <w:tcW w:type="dxa" w:w="1008"/>
             <w:vAlign w:val="center"/>
           </w:tcPr>
@@ -36368,6 +37796,22 @@
             <w:pPr>
               <w:pStyle w:val="af0"/>
             </w:pPr>
+            <w:r>
+              <w:t>-</w:t>
+            </w:r>
+          </w:p>
+        </w:tc>
+        <w:tc>
+          <w:tcPr>
+            <w:tcW w:type="dxa" w:w="1440"/>
+          </w:tcPr>
+          <w:p>
+            <w:pPr>
+              <w:pStyle w:val="af0"/>
+            </w:pPr>
+            <w:r>
+              <w:t>0</w:t>
+            </w:r>
           </w:p>
         </w:tc>
         <w:tc>
@@ -36455,6 +37899,19 @@
         </w:tc>
         <w:tc>
           <w:tcPr>
+            <w:tcW w:type="dxa" w:w="1440"/>
+          </w:tcPr>
+          <w:p>
+            <w:pPr>
+              <w:pStyle w:val="af0"/>
+            </w:pPr>
+            <w:r>
+              <w:t>115,0</w:t>
+            </w:r>
+          </w:p>
+        </w:tc>
+        <w:tc>
+          <w:tcPr>
             <w:tcW w:type="dxa" w:w="1008"/>
           </w:tcPr>
           <w:p>
@@ -36506,7 +37963,7 @@
               <w:pStyle w:val="af0"/>
             </w:pPr>
             <w:r>
-              <w:t>1,0 ... 40000,0</w:t>
+              <w:t>1 ... 40000</w:t>
             </w:r>
           </w:p>
         </w:tc>
@@ -36532,7 +37989,20 @@
               <w:pStyle w:val="af0"/>
             </w:pPr>
             <w:r>
-              <w:t>1,0</w:t>
+              <w:t>1</w:t>
+            </w:r>
+          </w:p>
+        </w:tc>
+        <w:tc>
+          <w:tcPr>
+            <w:tcW w:type="dxa" w:w="1440"/>
+          </w:tcPr>
+          <w:p>
+            <w:pPr>
+              <w:pStyle w:val="af0"/>
+            </w:pPr>
+            <w:r>
+              <w:t>1000</w:t>
             </w:r>
           </w:p>
         </w:tc>
@@ -36589,7 +38059,7 @@
               <w:pStyle w:val="af0"/>
             </w:pPr>
             <w:r>
-              <w:t>1,0 ... 5,0</w:t>
+              <w:t>1 ... 5</w:t>
             </w:r>
           </w:p>
         </w:tc>
@@ -36615,7 +38085,20 @@
               <w:pStyle w:val="af0"/>
             </w:pPr>
             <w:r>
-              <w:t>1,0</w:t>
+              <w:t>1</w:t>
+            </w:r>
+          </w:p>
+        </w:tc>
+        <w:tc>
+          <w:tcPr>
+            <w:tcW w:type="dxa" w:w="1440"/>
+          </w:tcPr>
+          <w:p>
+            <w:pPr>
+              <w:pStyle w:val="af0"/>
+            </w:pPr>
+            <w:r>
+              <w:t>1</w:t>
             </w:r>
           </w:p>
         </w:tc>
@@ -36704,6 +38187,19 @@
         </w:tc>
         <w:tc>
           <w:tcPr>
+            <w:tcW w:type="dxa" w:w="1440"/>
+          </w:tcPr>
+          <w:p>
+            <w:pPr>
+              <w:pStyle w:val="af0"/>
+            </w:pPr>
+            <w:r>
+              <w:t>1,0</w:t>
+            </w:r>
+          </w:p>
+        </w:tc>
+        <w:tc>
+          <w:tcPr>
             <w:tcW w:type="dxa" w:w="1008"/>
           </w:tcPr>
           <w:p>
@@ -36714,7 +38210,7 @@
               <w:rPr>
                 <w:b/>
               </w:rPr>
-              <w:t>5</w:t>
+              <w:t>5,0</w:t>
             </w:r>
           </w:p>
         </w:tc>
@@ -36782,6 +38278,19 @@
             </w:pPr>
             <w:r>
               <w:t>1</w:t>
+            </w:r>
+          </w:p>
+        </w:tc>
+        <w:tc>
+          <w:tcPr>
+            <w:tcW w:type="dxa" w:w="1440"/>
+          </w:tcPr>
+          <w:p>
+            <w:pPr>
+              <w:pStyle w:val="af0"/>
+            </w:pPr>
+            <w:r>
+              <w:t>0</w:t>
             </w:r>
           </w:p>
         </w:tc>
@@ -36818,12 +38327,13 @@
         <w:tblLook w:firstColumn="1" w:firstRow="1" w:lastColumn="0" w:lastRow="0" w:noHBand="0" w:noVBand="1" w:val="04A0"/>
       </w:tblPr>
       <w:tblGrid>
-        <w:gridCol w:w="1744"/>
-        <w:gridCol w:w="1744"/>
-        <w:gridCol w:w="1744"/>
-        <w:gridCol w:w="1744"/>
-        <w:gridCol w:w="1744"/>
-        <w:gridCol w:w="1744"/>
+        <w:gridCol w:w="1495"/>
+        <w:gridCol w:w="1495"/>
+        <w:gridCol w:w="1495"/>
+        <w:gridCol w:w="1495"/>
+        <w:gridCol w:w="1495"/>
+        <w:gridCol w:w="1495"/>
+        <w:gridCol w:w="1495"/>
       </w:tblGrid>
       <w:tr>
         <w:trPr>
@@ -36922,6 +38432,24 @@
         </w:tc>
         <w:tc>
           <w:tcPr>
+            <w:tcW w:type="dxa" w:w="1440"/>
+            <w:vAlign w:val="center"/>
+          </w:tcPr>
+          <w:p>
+            <w:pPr>
+              <w:pStyle w:val="ab"/>
+              <w:jc w:val="center"/>
+            </w:pPr>
+            <w:r>
+              <w:rPr>
+                <w:b/>
+              </w:rPr>
+              <w:t>Значение по умолчанию</w:t>
+            </w:r>
+          </w:p>
+        </w:tc>
+        <w:tc>
+          <w:tcPr>
             <w:tcW w:type="dxa" w:w="1008"/>
             <w:vAlign w:val="center"/>
           </w:tcPr>
@@ -37002,6 +38530,22 @@
             <w:pPr>
               <w:pStyle w:val="af0"/>
             </w:pPr>
+            <w:r>
+              <w:t>-</w:t>
+            </w:r>
+          </w:p>
+        </w:tc>
+        <w:tc>
+          <w:tcPr>
+            <w:tcW w:type="dxa" w:w="1440"/>
+          </w:tcPr>
+          <w:p>
+            <w:pPr>
+              <w:pStyle w:val="af0"/>
+            </w:pPr>
+            <w:r>
+              <w:t>0</w:t>
+            </w:r>
           </w:p>
         </w:tc>
         <w:tc>
@@ -37088,6 +38632,22 @@
             <w:pPr>
               <w:pStyle w:val="af0"/>
             </w:pPr>
+            <w:r>
+              <w:t>-</w:t>
+            </w:r>
+          </w:p>
+        </w:tc>
+        <w:tc>
+          <w:tcPr>
+            <w:tcW w:type="dxa" w:w="1440"/>
+          </w:tcPr>
+          <w:p>
+            <w:pPr>
+              <w:pStyle w:val="af0"/>
+            </w:pPr>
+            <w:r>
+              <w:t>4</w:t>
+            </w:r>
           </w:p>
         </w:tc>
         <w:tc>
@@ -37170,6 +38730,22 @@
             <w:pPr>
               <w:pStyle w:val="af0"/>
             </w:pPr>
+            <w:r>
+              <w:t>-</w:t>
+            </w:r>
+          </w:p>
+        </w:tc>
+        <w:tc>
+          <w:tcPr>
+            <w:tcW w:type="dxa" w:w="1440"/>
+          </w:tcPr>
+          <w:p>
+            <w:pPr>
+              <w:pStyle w:val="af0"/>
+            </w:pPr>
+            <w:r>
+              <w:t>0</w:t>
+            </w:r>
           </w:p>
         </w:tc>
         <w:tc>
@@ -37225,7 +38801,7 @@
               <w:pStyle w:val="af0"/>
             </w:pPr>
             <w:r>
-              <w:t xml:space="preserve">0,0 ... 3,0 </w:t>
+              <w:t>0,00 ... 3,00</w:t>
             </w:r>
           </w:p>
         </w:tc>
@@ -37257,6 +38833,19 @@
         </w:tc>
         <w:tc>
           <w:tcPr>
+            <w:tcW w:type="dxa" w:w="1440"/>
+          </w:tcPr>
+          <w:p>
+            <w:pPr>
+              <w:pStyle w:val="af0"/>
+            </w:pPr>
+            <w:r>
+              <w:t>0,00</w:t>
+            </w:r>
+          </w:p>
+        </w:tc>
+        <w:tc>
+          <w:tcPr>
             <w:tcW w:type="dxa" w:w="1008"/>
           </w:tcPr>
           <w:p>
@@ -37267,7 +38856,7 @@
               <w:rPr>
                 <w:b/>
               </w:rPr>
-              <w:t>1</w:t>
+              <w:t>1,00</w:t>
             </w:r>
           </w:p>
         </w:tc>
@@ -37308,7 +38897,7 @@
               <w:pStyle w:val="af0"/>
             </w:pPr>
             <w:r>
-              <w:t>0,2 ... 0,6</w:t>
+              <w:t>0,20 ... 0,60</w:t>
             </w:r>
           </w:p>
         </w:tc>
@@ -37340,6 +38929,19 @@
         </w:tc>
         <w:tc>
           <w:tcPr>
+            <w:tcW w:type="dxa" w:w="1440"/>
+          </w:tcPr>
+          <w:p>
+            <w:pPr>
+              <w:pStyle w:val="af0"/>
+            </w:pPr>
+            <w:r>
+              <w:t>0,30</w:t>
+            </w:r>
+          </w:p>
+        </w:tc>
+        <w:tc>
+          <w:tcPr>
             <w:tcW w:type="dxa" w:w="1008"/>
           </w:tcPr>
           <w:p>
@@ -37350,7 +38952,7 @@
               <w:rPr>
                 <w:b/>
               </w:rPr>
-              <w:t>0,3</w:t>
+              <w:t>0,30</w:t>
             </w:r>
           </w:p>
         </w:tc>
@@ -37391,7 +38993,7 @@
               <w:pStyle w:val="af0"/>
             </w:pPr>
             <w:r>
-              <w:t>0,2 ... 10,0</w:t>
+              <w:t>0,20 ... 10,00</w:t>
             </w:r>
           </w:p>
         </w:tc>
@@ -37423,6 +39025,19 @@
         </w:tc>
         <w:tc>
           <w:tcPr>
+            <w:tcW w:type="dxa" w:w="1440"/>
+          </w:tcPr>
+          <w:p>
+            <w:pPr>
+              <w:pStyle w:val="af0"/>
+            </w:pPr>
+            <w:r>
+              <w:t>0,30</w:t>
+            </w:r>
+          </w:p>
+        </w:tc>
+        <w:tc>
+          <w:tcPr>
             <w:tcW w:type="dxa" w:w="1008"/>
           </w:tcPr>
           <w:p>
@@ -37433,7 +39048,7 @@
               <w:rPr>
                 <w:b/>
               </w:rPr>
-              <w:t>1</w:t>
+              <w:t>1,00</w:t>
             </w:r>
           </w:p>
         </w:tc>
@@ -37474,7 +39089,7 @@
               <w:pStyle w:val="af0"/>
             </w:pPr>
             <w:r>
-              <w:t>0,6 ... 3,0</w:t>
+              <w:t>0,60 ... 3,00</w:t>
             </w:r>
           </w:p>
         </w:tc>
@@ -37506,6 +39121,19 @@
         </w:tc>
         <w:tc>
           <w:tcPr>
+            <w:tcW w:type="dxa" w:w="1440"/>
+          </w:tcPr>
+          <w:p>
+            <w:pPr>
+              <w:pStyle w:val="af0"/>
+            </w:pPr>
+            <w:r>
+              <w:t>1,00</w:t>
+            </w:r>
+          </w:p>
+        </w:tc>
+        <w:tc>
+          <w:tcPr>
             <w:tcW w:type="dxa" w:w="1008"/>
           </w:tcPr>
           <w:p>
@@ -37516,7 +39144,7 @@
               <w:rPr>
                 <w:b/>
               </w:rPr>
-              <w:t>1</w:t>
+              <w:t>1,00</w:t>
             </w:r>
           </w:p>
         </w:tc>
@@ -37557,7 +39185,7 @@
               <w:pStyle w:val="af0"/>
             </w:pPr>
             <w:r>
-              <w:t>1,2 ... 10,0</w:t>
+              <w:t>1,20 ... 10,00</w:t>
             </w:r>
           </w:p>
         </w:tc>
@@ -37589,6 +39217,19 @@
         </w:tc>
         <w:tc>
           <w:tcPr>
+            <w:tcW w:type="dxa" w:w="1440"/>
+          </w:tcPr>
+          <w:p>
+            <w:pPr>
+              <w:pStyle w:val="af0"/>
+            </w:pPr>
+            <w:r>
+              <w:t>3,00</w:t>
+            </w:r>
+          </w:p>
+        </w:tc>
+        <w:tc>
+          <w:tcPr>
             <w:tcW w:type="dxa" w:w="1008"/>
           </w:tcPr>
           <w:p>
@@ -37599,7 +39240,7 @@
               <w:rPr>
                 <w:b/>
               </w:rPr>
-              <w:t>3</w:t>
+              <w:t>3,00</w:t>
             </w:r>
           </w:p>
         </w:tc>
@@ -37640,7 +39281,7 @@
               <w:pStyle w:val="af0"/>
             </w:pPr>
             <w:r>
-              <w:t>0,2 ... 1,0</w:t>
+              <w:t>0,20 ... 1,00</w:t>
             </w:r>
           </w:p>
         </w:tc>
@@ -37667,6 +39308,19 @@
             </w:pPr>
             <w:r>
               <w:t>0,01</w:t>
+            </w:r>
+          </w:p>
+        </w:tc>
+        <w:tc>
+          <w:tcPr>
+            <w:tcW w:type="dxa" w:w="1440"/>
+          </w:tcPr>
+          <w:p>
+            <w:pPr>
+              <w:pStyle w:val="af0"/>
+            </w:pPr>
+            <w:r>
+              <w:t>0,40</w:t>
             </w:r>
           </w:p>
         </w:tc>
@@ -37723,7 +39377,7 @@
               <w:pStyle w:val="af0"/>
             </w:pPr>
             <w:r>
-              <w:t>0,2 ... 1,0</w:t>
+              <w:t>0,20 ... 1,00</w:t>
             </w:r>
           </w:p>
         </w:tc>
@@ -37755,6 +39409,19 @@
         </w:tc>
         <w:tc>
           <w:tcPr>
+            <w:tcW w:type="dxa" w:w="1440"/>
+          </w:tcPr>
+          <w:p>
+            <w:pPr>
+              <w:pStyle w:val="af0"/>
+            </w:pPr>
+            <w:r>
+              <w:t>0,50</w:t>
+            </w:r>
+          </w:p>
+        </w:tc>
+        <w:tc>
+          <w:tcPr>
             <w:tcW w:type="dxa" w:w="1008"/>
           </w:tcPr>
           <w:p>
@@ -37765,7 +39432,7 @@
               <w:rPr>
                 <w:b/>
               </w:rPr>
-              <w:t>0,7</w:t>
+              <w:t>0,70</w:t>
             </w:r>
           </w:p>
         </w:tc>
@@ -37786,12 +39453,13 @@
         <w:tblLook w:firstColumn="1" w:firstRow="1" w:lastColumn="0" w:lastRow="0" w:noHBand="0" w:noVBand="1" w:val="04A0"/>
       </w:tblPr>
       <w:tblGrid>
-        <w:gridCol w:w="1744"/>
-        <w:gridCol w:w="1744"/>
-        <w:gridCol w:w="1744"/>
-        <w:gridCol w:w="1744"/>
-        <w:gridCol w:w="1744"/>
-        <w:gridCol w:w="1744"/>
+        <w:gridCol w:w="1495"/>
+        <w:gridCol w:w="1495"/>
+        <w:gridCol w:w="1495"/>
+        <w:gridCol w:w="1495"/>
+        <w:gridCol w:w="1495"/>
+        <w:gridCol w:w="1495"/>
+        <w:gridCol w:w="1495"/>
       </w:tblGrid>
       <w:tr>
         <w:trPr>
@@ -37890,6 +39558,24 @@
         </w:tc>
         <w:tc>
           <w:tcPr>
+            <w:tcW w:type="dxa" w:w="1440"/>
+            <w:vAlign w:val="center"/>
+          </w:tcPr>
+          <w:p>
+            <w:pPr>
+              <w:pStyle w:val="ab"/>
+              <w:jc w:val="center"/>
+            </w:pPr>
+            <w:r>
+              <w:rPr>
+                <w:b/>
+              </w:rPr>
+              <w:t>Значение по умолчанию</w:t>
+            </w:r>
+          </w:p>
+        </w:tc>
+        <w:tc>
+          <w:tcPr>
             <w:tcW w:type="dxa" w:w="1008"/>
             <w:vAlign w:val="center"/>
           </w:tcPr>
@@ -37970,6 +39656,22 @@
             <w:pPr>
               <w:pStyle w:val="af0"/>
             </w:pPr>
+            <w:r>
+              <w:t>-</w:t>
+            </w:r>
+          </w:p>
+        </w:tc>
+        <w:tc>
+          <w:tcPr>
+            <w:tcW w:type="dxa" w:w="1440"/>
+          </w:tcPr>
+          <w:p>
+            <w:pPr>
+              <w:pStyle w:val="af0"/>
+            </w:pPr>
+            <w:r>
+              <w:t>0</w:t>
+            </w:r>
           </w:p>
         </w:tc>
         <w:tc>
@@ -38025,7 +39727,7 @@
               <w:pStyle w:val="af0"/>
             </w:pPr>
             <w:r>
-              <w:t xml:space="preserve">0,0 ... 3,0 </w:t>
+              <w:t>0,00 ... 3,00</w:t>
             </w:r>
           </w:p>
         </w:tc>
@@ -38057,6 +39759,19 @@
         </w:tc>
         <w:tc>
           <w:tcPr>
+            <w:tcW w:type="dxa" w:w="1440"/>
+          </w:tcPr>
+          <w:p>
+            <w:pPr>
+              <w:pStyle w:val="af0"/>
+            </w:pPr>
+            <w:r>
+              <w:t>0,00</w:t>
+            </w:r>
+          </w:p>
+        </w:tc>
+        <w:tc>
+          <w:tcPr>
             <w:tcW w:type="dxa" w:w="1008"/>
           </w:tcPr>
           <w:p>
@@ -38067,7 +39782,7 @@
               <w:rPr>
                 <w:b/>
               </w:rPr>
-              <w:t>1</w:t>
+              <w:t>1,00</w:t>
             </w:r>
           </w:p>
         </w:tc>
@@ -38140,6 +39855,19 @@
         </w:tc>
         <w:tc>
           <w:tcPr>
+            <w:tcW w:type="dxa" w:w="1440"/>
+          </w:tcPr>
+          <w:p>
+            <w:pPr>
+              <w:pStyle w:val="af0"/>
+            </w:pPr>
+            <w:r>
+              <w:t>6,0</w:t>
+            </w:r>
+          </w:p>
+        </w:tc>
+        <w:tc>
+          <w:tcPr>
             <w:tcW w:type="dxa" w:w="1008"/>
           </w:tcPr>
           <w:p>
@@ -38150,7 +39878,7 @@
               <w:rPr>
                 <w:b/>
               </w:rPr>
-              <w:t>5</w:t>
+              <w:t>5,0</w:t>
             </w:r>
           </w:p>
         </w:tc>
@@ -38171,12 +39899,13 @@
         <w:tblLook w:firstColumn="1" w:firstRow="1" w:lastColumn="0" w:lastRow="0" w:noHBand="0" w:noVBand="1" w:val="04A0"/>
       </w:tblPr>
       <w:tblGrid>
-        <w:gridCol w:w="1744"/>
-        <w:gridCol w:w="1744"/>
-        <w:gridCol w:w="1744"/>
-        <w:gridCol w:w="1744"/>
-        <w:gridCol w:w="1744"/>
-        <w:gridCol w:w="1744"/>
+        <w:gridCol w:w="1495"/>
+        <w:gridCol w:w="1495"/>
+        <w:gridCol w:w="1495"/>
+        <w:gridCol w:w="1495"/>
+        <w:gridCol w:w="1495"/>
+        <w:gridCol w:w="1495"/>
+        <w:gridCol w:w="1495"/>
       </w:tblGrid>
       <w:tr>
         <w:trPr>
@@ -38275,6 +40004,24 @@
         </w:tc>
         <w:tc>
           <w:tcPr>
+            <w:tcW w:type="dxa" w:w="1440"/>
+            <w:vAlign w:val="center"/>
+          </w:tcPr>
+          <w:p>
+            <w:pPr>
+              <w:pStyle w:val="ab"/>
+              <w:jc w:val="center"/>
+            </w:pPr>
+            <w:r>
+              <w:rPr>
+                <w:b/>
+              </w:rPr>
+              <w:t>Значение по умолчанию</w:t>
+            </w:r>
+          </w:p>
+        </w:tc>
+        <w:tc>
+          <w:tcPr>
             <w:tcW w:type="dxa" w:w="1008"/>
             <w:vAlign w:val="center"/>
           </w:tcPr>
@@ -38355,6 +40102,22 @@
             <w:pPr>
               <w:pStyle w:val="af0"/>
             </w:pPr>
+            <w:r>
+              <w:t>-</w:t>
+            </w:r>
+          </w:p>
+        </w:tc>
+        <w:tc>
+          <w:tcPr>
+            <w:tcW w:type="dxa" w:w="1440"/>
+          </w:tcPr>
+          <w:p>
+            <w:pPr>
+              <w:pStyle w:val="af0"/>
+            </w:pPr>
+            <w:r>
+              <w:t>0</w:t>
+            </w:r>
           </w:p>
         </w:tc>
         <w:tc>
@@ -38410,7 +40173,7 @@
               <w:pStyle w:val="af0"/>
             </w:pPr>
             <w:r>
-              <w:t>0 ... 0</w:t>
+              <w:t>0,000 ... 0,100</w:t>
             </w:r>
           </w:p>
         </w:tc>
@@ -38436,7 +40199,20 @@
               <w:pStyle w:val="af0"/>
             </w:pPr>
             <w:r>
-              <w:t>0</w:t>
+              <w:t>0,001</w:t>
+            </w:r>
+          </w:p>
+        </w:tc>
+        <w:tc>
+          <w:tcPr>
+            <w:tcW w:type="dxa" w:w="1440"/>
+          </w:tcPr>
+          <w:p>
+            <w:pPr>
+              <w:pStyle w:val="af0"/>
+            </w:pPr>
+            <w:r>
+              <w:t>15,000</w:t>
             </w:r>
           </w:p>
         </w:tc>
@@ -38452,7 +40228,7 @@
               <w:rPr>
                 <w:b/>
               </w:rPr>
-              <w:t>0,5</w:t>
+              <w:t>0,500</w:t>
             </w:r>
           </w:p>
         </w:tc>
@@ -38493,7 +40269,7 @@
               <w:pStyle w:val="af0"/>
             </w:pPr>
             <w:r>
-              <w:t>0 ... 4</w:t>
+              <w:t>0,06 ... 4,00</w:t>
             </w:r>
           </w:p>
         </w:tc>
@@ -38519,7 +40295,20 @@
               <w:pStyle w:val="af0"/>
             </w:pPr>
             <w:r>
-              <w:t>0</w:t>
+              <w:t>0,01</w:t>
+            </w:r>
+          </w:p>
+        </w:tc>
+        <w:tc>
+          <w:tcPr>
+            <w:tcW w:type="dxa" w:w="1440"/>
+          </w:tcPr>
+          <w:p>
+            <w:pPr>
+              <w:pStyle w:val="af0"/>
+            </w:pPr>
+            <w:r>
+              <w:t>60,00</w:t>
             </w:r>
           </w:p>
         </w:tc>
@@ -38535,7 +40324,7 @@
               <w:rPr>
                 <w:b/>
               </w:rPr>
-              <w:t>0,5</w:t>
+              <w:t>0,50</w:t>
             </w:r>
           </w:p>
         </w:tc>
@@ -38576,7 +40365,7 @@
               <w:pStyle w:val="af0"/>
             </w:pPr>
             <w:r>
-              <w:t>10,0 ... 50,0</w:t>
+              <w:t>0,10 ... 0,50</w:t>
             </w:r>
           </w:p>
         </w:tc>
@@ -38589,7 +40378,7 @@
               <w:pStyle w:val="af0"/>
             </w:pPr>
             <w:r>
-              <w:t>%</w:t>
+              <w:t>о.е.</w:t>
             </w:r>
           </w:p>
         </w:tc>
@@ -38602,7 +40391,20 @@
               <w:pStyle w:val="af0"/>
             </w:pPr>
             <w:r>
-              <w:t>1</w:t>
+              <w:t>0,01</w:t>
+            </w:r>
+          </w:p>
+        </w:tc>
+        <w:tc>
+          <w:tcPr>
+            <w:tcW w:type="dxa" w:w="1440"/>
+          </w:tcPr>
+          <w:p>
+            <w:pPr>
+              <w:pStyle w:val="af0"/>
+            </w:pPr>
+            <w:r>
+              <w:t>0,13</w:t>
             </w:r>
           </w:p>
         </w:tc>
@@ -38618,7 +40420,7 @@
               <w:rPr>
                 <w:b/>
               </w:rPr>
-              <w:t>0,2</w:t>
+              <w:t>0,20</w:t>
             </w:r>
           </w:p>
         </w:tc>
@@ -38639,12 +40441,13 @@
         <w:tblLook w:firstColumn="1" w:firstRow="1" w:lastColumn="0" w:lastRow="0" w:noHBand="0" w:noVBand="1" w:val="04A0"/>
       </w:tblPr>
       <w:tblGrid>
-        <w:gridCol w:w="1744"/>
-        <w:gridCol w:w="1744"/>
-        <w:gridCol w:w="1744"/>
-        <w:gridCol w:w="1744"/>
-        <w:gridCol w:w="1744"/>
-        <w:gridCol w:w="1744"/>
+        <w:gridCol w:w="1495"/>
+        <w:gridCol w:w="1495"/>
+        <w:gridCol w:w="1495"/>
+        <w:gridCol w:w="1495"/>
+        <w:gridCol w:w="1495"/>
+        <w:gridCol w:w="1495"/>
+        <w:gridCol w:w="1495"/>
       </w:tblGrid>
       <w:tr>
         <w:trPr>
@@ -38743,6 +40546,24 @@
         </w:tc>
         <w:tc>
           <w:tcPr>
+            <w:tcW w:type="dxa" w:w="1440"/>
+            <w:vAlign w:val="center"/>
+          </w:tcPr>
+          <w:p>
+            <w:pPr>
+              <w:pStyle w:val="ab"/>
+              <w:jc w:val="center"/>
+            </w:pPr>
+            <w:r>
+              <w:rPr>
+                <w:b/>
+              </w:rPr>
+              <w:t>Значение по умолчанию</w:t>
+            </w:r>
+          </w:p>
+        </w:tc>
+        <w:tc>
+          <w:tcPr>
             <w:tcW w:type="dxa" w:w="1008"/>
             <w:vAlign w:val="center"/>
           </w:tcPr>
@@ -38823,6 +40644,22 @@
             <w:pPr>
               <w:pStyle w:val="af0"/>
             </w:pPr>
+            <w:r>
+              <w:t>-</w:t>
+            </w:r>
+          </w:p>
+        </w:tc>
+        <w:tc>
+          <w:tcPr>
+            <w:tcW w:type="dxa" w:w="1440"/>
+          </w:tcPr>
+          <w:p>
+            <w:pPr>
+              <w:pStyle w:val="af0"/>
+            </w:pPr>
+            <w:r>
+              <w:t>0</w:t>
+            </w:r>
           </w:p>
         </w:tc>
         <w:tc>
@@ -38878,7 +40715,7 @@
               <w:pStyle w:val="af0"/>
             </w:pPr>
             <w:r>
-              <w:t>0 ... 0</w:t>
+              <w:t>0,000 ... 0,100</w:t>
             </w:r>
           </w:p>
         </w:tc>
@@ -38904,7 +40741,20 @@
               <w:pStyle w:val="af0"/>
             </w:pPr>
             <w:r>
-              <w:t>0</w:t>
+              <w:t>0,001</w:t>
+            </w:r>
+          </w:p>
+        </w:tc>
+        <w:tc>
+          <w:tcPr>
+            <w:tcW w:type="dxa" w:w="1440"/>
+          </w:tcPr>
+          <w:p>
+            <w:pPr>
+              <w:pStyle w:val="af0"/>
+            </w:pPr>
+            <w:r>
+              <w:t>15,000</w:t>
             </w:r>
           </w:p>
         </w:tc>
@@ -38920,7 +40770,7 @@
               <w:rPr>
                 <w:b/>
               </w:rPr>
-              <w:t>0,5</w:t>
+              <w:t>0,500</w:t>
             </w:r>
           </w:p>
         </w:tc>
@@ -38961,7 +40811,7 @@
               <w:pStyle w:val="af0"/>
             </w:pPr>
             <w:r>
-              <w:t>0 ... 4</w:t>
+              <w:t>0,06 ... 4,00</w:t>
             </w:r>
           </w:p>
         </w:tc>
@@ -38987,7 +40837,20 @@
               <w:pStyle w:val="af0"/>
             </w:pPr>
             <w:r>
-              <w:t>0</w:t>
+              <w:t>0,01</w:t>
+            </w:r>
+          </w:p>
+        </w:tc>
+        <w:tc>
+          <w:tcPr>
+            <w:tcW w:type="dxa" w:w="1440"/>
+          </w:tcPr>
+          <w:p>
+            <w:pPr>
+              <w:pStyle w:val="af0"/>
+            </w:pPr>
+            <w:r>
+              <w:t>60,00</w:t>
             </w:r>
           </w:p>
         </w:tc>
@@ -39003,7 +40866,7 @@
               <w:rPr>
                 <w:b/>
               </w:rPr>
-              <w:t>0,5</w:t>
+              <w:t>0,50</w:t>
             </w:r>
           </w:p>
         </w:tc>
@@ -39044,7 +40907,7 @@
               <w:pStyle w:val="af0"/>
             </w:pPr>
             <w:r>
-              <w:t>5,0 ... 40,0</w:t>
+              <w:t>0,05 ... 0,40</w:t>
             </w:r>
           </w:p>
         </w:tc>
@@ -39057,7 +40920,7 @@
               <w:pStyle w:val="af0"/>
             </w:pPr>
             <w:r>
-              <w:t>%</w:t>
+              <w:t>о.е.</w:t>
             </w:r>
           </w:p>
         </w:tc>
@@ -39070,7 +40933,20 @@
               <w:pStyle w:val="af0"/>
             </w:pPr>
             <w:r>
-              <w:t>1</w:t>
+              <w:t>0,01</w:t>
+            </w:r>
+          </w:p>
+        </w:tc>
+        <w:tc>
+          <w:tcPr>
+            <w:tcW w:type="dxa" w:w="1440"/>
+          </w:tcPr>
+          <w:p>
+            <w:pPr>
+              <w:pStyle w:val="af0"/>
+            </w:pPr>
+            <w:r>
+              <w:t>0,25</w:t>
             </w:r>
           </w:p>
         </w:tc>
@@ -39086,7 +40962,7 @@
               <w:rPr>
                 <w:b/>
               </w:rPr>
-              <w:t>0,3</w:t>
+              <w:t>0,30</w:t>
             </w:r>
           </w:p>
         </w:tc>
@@ -39107,12 +40983,13 @@
         <w:tblLook w:firstColumn="1" w:firstRow="1" w:lastColumn="0" w:lastRow="0" w:noHBand="0" w:noVBand="1" w:val="04A0"/>
       </w:tblPr>
       <w:tblGrid>
-        <w:gridCol w:w="1744"/>
-        <w:gridCol w:w="1744"/>
-        <w:gridCol w:w="1744"/>
-        <w:gridCol w:w="1744"/>
-        <w:gridCol w:w="1744"/>
-        <w:gridCol w:w="1744"/>
+        <w:gridCol w:w="1495"/>
+        <w:gridCol w:w="1495"/>
+        <w:gridCol w:w="1495"/>
+        <w:gridCol w:w="1495"/>
+        <w:gridCol w:w="1495"/>
+        <w:gridCol w:w="1495"/>
+        <w:gridCol w:w="1495"/>
       </w:tblGrid>
       <w:tr>
         <w:trPr>
@@ -39211,6 +41088,24 @@
         </w:tc>
         <w:tc>
           <w:tcPr>
+            <w:tcW w:type="dxa" w:w="1440"/>
+            <w:vAlign w:val="center"/>
+          </w:tcPr>
+          <w:p>
+            <w:pPr>
+              <w:pStyle w:val="ab"/>
+              <w:jc w:val="center"/>
+            </w:pPr>
+            <w:r>
+              <w:rPr>
+                <w:b/>
+              </w:rPr>
+              <w:t>Значение по умолчанию</w:t>
+            </w:r>
+          </w:p>
+        </w:tc>
+        <w:tc>
+          <w:tcPr>
             <w:tcW w:type="dxa" w:w="1008"/>
             <w:vAlign w:val="center"/>
           </w:tcPr>
@@ -39291,6 +41186,22 @@
             <w:pPr>
               <w:pStyle w:val="af0"/>
             </w:pPr>
+            <w:r>
+              <w:t>-</w:t>
+            </w:r>
+          </w:p>
+        </w:tc>
+        <w:tc>
+          <w:tcPr>
+            <w:tcW w:type="dxa" w:w="1440"/>
+          </w:tcPr>
+          <w:p>
+            <w:pPr>
+              <w:pStyle w:val="af0"/>
+            </w:pPr>
+            <w:r>
+              <w:t>0</w:t>
+            </w:r>
           </w:p>
         </w:tc>
         <w:tc>
@@ -39346,7 +41257,7 @@
               <w:pStyle w:val="af0"/>
             </w:pPr>
             <w:r>
-              <w:t>0 ... 110</w:t>
+              <w:t>0,0 ... 110,0</w:t>
             </w:r>
           </w:p>
         </w:tc>
@@ -39372,7 +41283,20 @@
               <w:pStyle w:val="af0"/>
             </w:pPr>
             <w:r>
-              <w:t>0</w:t>
+              <w:t>0,1</w:t>
+            </w:r>
+          </w:p>
+        </w:tc>
+        <w:tc>
+          <w:tcPr>
+            <w:tcW w:type="dxa" w:w="1440"/>
+          </w:tcPr>
+          <w:p>
+            <w:pPr>
+              <w:pStyle w:val="af0"/>
+            </w:pPr>
+            <w:r>
+              <w:t>9,0</w:t>
             </w:r>
           </w:p>
         </w:tc>
@@ -39388,7 +41312,7 @@
               <w:rPr>
                 <w:b/>
               </w:rPr>
-              <w:t>1</w:t>
+              <w:t>1,0</w:t>
             </w:r>
           </w:p>
         </w:tc>
@@ -39429,7 +41353,7 @@
               <w:pStyle w:val="af0"/>
             </w:pPr>
             <w:r>
-              <w:t>0,04 ... 2,0</w:t>
+              <w:t>0,04 ... 2,00</w:t>
             </w:r>
           </w:p>
         </w:tc>
@@ -39461,6 +41385,19 @@
         </w:tc>
         <w:tc>
           <w:tcPr>
+            <w:tcW w:type="dxa" w:w="1440"/>
+          </w:tcPr>
+          <w:p>
+            <w:pPr>
+              <w:pStyle w:val="af0"/>
+            </w:pPr>
+            <w:r>
+              <w:t>0,10</w:t>
+            </w:r>
+          </w:p>
+        </w:tc>
+        <w:tc>
+          <w:tcPr>
             <w:tcW w:type="dxa" w:w="1008"/>
           </w:tcPr>
           <w:p>
@@ -39471,7 +41408,7 @@
               <w:rPr>
                 <w:b/>
               </w:rPr>
-              <w:t>1</w:t>
+              <w:t>1,00</w:t>
             </w:r>
           </w:p>
         </w:tc>
@@ -39500,12 +41437,13 @@
         <w:tblLook w:firstColumn="1" w:firstRow="1" w:lastColumn="0" w:lastRow="0" w:noHBand="0" w:noVBand="1" w:val="04A0"/>
       </w:tblPr>
       <w:tblGrid>
-        <w:gridCol w:w="1744"/>
-        <w:gridCol w:w="1744"/>
-        <w:gridCol w:w="1744"/>
-        <w:gridCol w:w="1744"/>
-        <w:gridCol w:w="1744"/>
-        <w:gridCol w:w="1744"/>
+        <w:gridCol w:w="1495"/>
+        <w:gridCol w:w="1495"/>
+        <w:gridCol w:w="1495"/>
+        <w:gridCol w:w="1495"/>
+        <w:gridCol w:w="1495"/>
+        <w:gridCol w:w="1495"/>
+        <w:gridCol w:w="1495"/>
       </w:tblGrid>
       <w:tr>
         <w:trPr>
@@ -39604,6 +41542,24 @@
         </w:tc>
         <w:tc>
           <w:tcPr>
+            <w:tcW w:type="dxa" w:w="1440"/>
+            <w:vAlign w:val="center"/>
+          </w:tcPr>
+          <w:p>
+            <w:pPr>
+              <w:pStyle w:val="ab"/>
+              <w:jc w:val="center"/>
+            </w:pPr>
+            <w:r>
+              <w:rPr>
+                <w:b/>
+              </w:rPr>
+              <w:t>Значение по умолчанию</w:t>
+            </w:r>
+          </w:p>
+        </w:tc>
+        <w:tc>
+          <w:tcPr>
             <w:tcW w:type="dxa" w:w="1008"/>
             <w:vAlign w:val="center"/>
           </w:tcPr>
@@ -39684,6 +41640,22 @@
             <w:pPr>
               <w:pStyle w:val="af0"/>
             </w:pPr>
+            <w:r>
+              <w:t>-</w:t>
+            </w:r>
+          </w:p>
+        </w:tc>
+        <w:tc>
+          <w:tcPr>
+            <w:tcW w:type="dxa" w:w="1440"/>
+          </w:tcPr>
+          <w:p>
+            <w:pPr>
+              <w:pStyle w:val="af0"/>
+            </w:pPr>
+            <w:r>
+              <w:t>0</w:t>
+            </w:r>
           </w:p>
         </w:tc>
         <w:tc>
@@ -39766,6 +41738,22 @@
             <w:pPr>
               <w:pStyle w:val="af0"/>
             </w:pPr>
+            <w:r>
+              <w:t>-</w:t>
+            </w:r>
+          </w:p>
+        </w:tc>
+        <w:tc>
+          <w:tcPr>
+            <w:tcW w:type="dxa" w:w="1440"/>
+          </w:tcPr>
+          <w:p>
+            <w:pPr>
+              <w:pStyle w:val="af0"/>
+            </w:pPr>
+            <w:r>
+              <w:t>0</w:t>
+            </w:r>
           </w:p>
         </w:tc>
         <w:tc>
@@ -39821,7 +41809,7 @@
               <w:pStyle w:val="af0"/>
             </w:pPr>
             <w:r>
-              <w:t>0 ... 100</w:t>
+              <w:t>0,00 ... 100,00</w:t>
             </w:r>
           </w:p>
         </w:tc>
@@ -39847,7 +41835,20 @@
               <w:pStyle w:val="af0"/>
             </w:pPr>
             <w:r>
-              <w:t>0</w:t>
+              <w:t>0,01</w:t>
+            </w:r>
+          </w:p>
+        </w:tc>
+        <w:tc>
+          <w:tcPr>
+            <w:tcW w:type="dxa" w:w="1440"/>
+          </w:tcPr>
+          <w:p>
+            <w:pPr>
+              <w:pStyle w:val="af0"/>
+            </w:pPr>
+            <w:r>
+              <w:t>1,00</w:t>
             </w:r>
           </w:p>
         </w:tc>
@@ -39863,7 +41864,7 @@
               <w:rPr>
                 <w:b/>
               </w:rPr>
-              <w:t>1</w:t>
+              <w:t>1,00</w:t>
             </w:r>
           </w:p>
         </w:tc>
@@ -39904,7 +41905,7 @@
               <w:pStyle w:val="af0"/>
             </w:pPr>
             <w:r>
-              <w:t>0 ... 100</w:t>
+              <w:t>0,00 ... 100,00</w:t>
             </w:r>
           </w:p>
         </w:tc>
@@ -39930,7 +41931,20 @@
               <w:pStyle w:val="af0"/>
             </w:pPr>
             <w:r>
-              <w:t>0</w:t>
+              <w:t>0,01</w:t>
+            </w:r>
+          </w:p>
+        </w:tc>
+        <w:tc>
+          <w:tcPr>
+            <w:tcW w:type="dxa" w:w="1440"/>
+          </w:tcPr>
+          <w:p>
+            <w:pPr>
+              <w:pStyle w:val="af0"/>
+            </w:pPr>
+            <w:r>
+              <w:t>1,00</w:t>
             </w:r>
           </w:p>
         </w:tc>
@@ -39946,7 +41960,7 @@
               <w:rPr>
                 <w:b/>
               </w:rPr>
-              <w:t>1</w:t>
+              <w:t>1,00</w:t>
             </w:r>
           </w:p>
         </w:tc>
@@ -40019,6 +42033,19 @@
         </w:tc>
         <w:tc>
           <w:tcPr>
+            <w:tcW w:type="dxa" w:w="1440"/>
+          </w:tcPr>
+          <w:p>
+            <w:pPr>
+              <w:pStyle w:val="af0"/>
+            </w:pPr>
+            <w:r>
+              <w:t>1,0</w:t>
+            </w:r>
+          </w:p>
+        </w:tc>
+        <w:tc>
+          <w:tcPr>
             <w:tcW w:type="dxa" w:w="1008"/>
           </w:tcPr>
           <w:p>
@@ -40029,7 +42056,7 @@
               <w:rPr>
                 <w:b/>
               </w:rPr>
-              <w:t>1</w:t>
+              <w:t>1,0</w:t>
             </w:r>
           </w:p>
         </w:tc>
@@ -40070,7 +42097,7 @@
               <w:pStyle w:val="af0"/>
             </w:pPr>
             <w:r>
-              <w:t>0,05 ... 1,0</w:t>
+              <w:t>0,05 ... 1,00</w:t>
             </w:r>
           </w:p>
         </w:tc>
@@ -40102,6 +42129,19 @@
         </w:tc>
         <w:tc>
           <w:tcPr>
+            <w:tcW w:type="dxa" w:w="1440"/>
+          </w:tcPr>
+          <w:p>
+            <w:pPr>
+              <w:pStyle w:val="af0"/>
+            </w:pPr>
+            <w:r>
+              <w:t>0,10</w:t>
+            </w:r>
+          </w:p>
+        </w:tc>
+        <w:tc>
+          <w:tcPr>
             <w:tcW w:type="dxa" w:w="1008"/>
           </w:tcPr>
           <w:p>
@@ -40112,7 +42152,7 @@
               <w:rPr>
                 <w:b/>
               </w:rPr>
-              <w:t>0,2</w:t>
+              <w:t>0,20</w:t>
             </w:r>
           </w:p>
         </w:tc>
@@ -40153,7 +42193,7 @@
               <w:pStyle w:val="af0"/>
             </w:pPr>
             <w:r>
-              <w:t>0,1 ... 0,95</w:t>
+              <w:t>0,10 ... 0,95</w:t>
             </w:r>
           </w:p>
         </w:tc>
@@ -40185,6 +42225,19 @@
         </w:tc>
         <w:tc>
           <w:tcPr>
+            <w:tcW w:type="dxa" w:w="1440"/>
+          </w:tcPr>
+          <w:p>
+            <w:pPr>
+              <w:pStyle w:val="af0"/>
+            </w:pPr>
+            <w:r>
+              <w:t>0,50</w:t>
+            </w:r>
+          </w:p>
+        </w:tc>
+        <w:tc>
+          <w:tcPr>
             <w:tcW w:type="dxa" w:w="1008"/>
           </w:tcPr>
           <w:p>
@@ -40195,7 +42248,7 @@
               <w:rPr>
                 <w:b/>
               </w:rPr>
-              <w:t>0,5</w:t>
+              <w:t>0,50</w:t>
             </w:r>
           </w:p>
         </w:tc>
@@ -40236,7 +42289,7 @@
               <w:pStyle w:val="af0"/>
             </w:pPr>
             <w:r>
-              <w:t>0,01 ... 2,0</w:t>
+              <w:t>0,01 ... 2,00</w:t>
             </w:r>
           </w:p>
         </w:tc>
@@ -40268,6 +42321,19 @@
         </w:tc>
         <w:tc>
           <w:tcPr>
+            <w:tcW w:type="dxa" w:w="1440"/>
+          </w:tcPr>
+          <w:p>
+            <w:pPr>
+              <w:pStyle w:val="af0"/>
+            </w:pPr>
+            <w:r>
+              <w:t>1,00</w:t>
+            </w:r>
+          </w:p>
+        </w:tc>
+        <w:tc>
+          <w:tcPr>
             <w:tcW w:type="dxa" w:w="1008"/>
           </w:tcPr>
           <w:p>
@@ -40278,7 +42344,7 @@
               <w:rPr>
                 <w:b/>
               </w:rPr>
-              <w:t>0,5</w:t>
+              <w:t>0,50</w:t>
             </w:r>
           </w:p>
         </w:tc>
@@ -40299,12 +42365,13 @@
         <w:tblLook w:firstColumn="1" w:firstRow="1" w:lastColumn="0" w:lastRow="0" w:noHBand="0" w:noVBand="1" w:val="04A0"/>
       </w:tblPr>
       <w:tblGrid>
-        <w:gridCol w:w="1744"/>
-        <w:gridCol w:w="1744"/>
-        <w:gridCol w:w="1744"/>
-        <w:gridCol w:w="1744"/>
-        <w:gridCol w:w="1744"/>
-        <w:gridCol w:w="1744"/>
+        <w:gridCol w:w="1495"/>
+        <w:gridCol w:w="1495"/>
+        <w:gridCol w:w="1495"/>
+        <w:gridCol w:w="1495"/>
+        <w:gridCol w:w="1495"/>
+        <w:gridCol w:w="1495"/>
+        <w:gridCol w:w="1495"/>
       </w:tblGrid>
       <w:tr>
         <w:trPr>
@@ -40403,6 +42470,24 @@
         </w:tc>
         <w:tc>
           <w:tcPr>
+            <w:tcW w:type="dxa" w:w="1440"/>
+            <w:vAlign w:val="center"/>
+          </w:tcPr>
+          <w:p>
+            <w:pPr>
+              <w:pStyle w:val="ab"/>
+              <w:jc w:val="center"/>
+            </w:pPr>
+            <w:r>
+              <w:rPr>
+                <w:b/>
+              </w:rPr>
+              <w:t>Значение по умолчанию</w:t>
+            </w:r>
+          </w:p>
+        </w:tc>
+        <w:tc>
+          <w:tcPr>
             <w:tcW w:type="dxa" w:w="1008"/>
             <w:vAlign w:val="center"/>
           </w:tcPr>
@@ -40483,6 +42568,22 @@
             <w:pPr>
               <w:pStyle w:val="af0"/>
             </w:pPr>
+            <w:r>
+              <w:t>-</w:t>
+            </w:r>
+          </w:p>
+        </w:tc>
+        <w:tc>
+          <w:tcPr>
+            <w:tcW w:type="dxa" w:w="1440"/>
+          </w:tcPr>
+          <w:p>
+            <w:pPr>
+              <w:pStyle w:val="af0"/>
+            </w:pPr>
+            <w:r>
+              <w:t>0</w:t>
+            </w:r>
           </w:p>
         </w:tc>
         <w:tc>
@@ -40565,6 +42666,22 @@
             <w:pPr>
               <w:pStyle w:val="af0"/>
             </w:pPr>
+            <w:r>
+              <w:t>-</w:t>
+            </w:r>
+          </w:p>
+        </w:tc>
+        <w:tc>
+          <w:tcPr>
+            <w:tcW w:type="dxa" w:w="1440"/>
+          </w:tcPr>
+          <w:p>
+            <w:pPr>
+              <w:pStyle w:val="af0"/>
+            </w:pPr>
+            <w:r>
+              <w:t>0</w:t>
+            </w:r>
           </w:p>
         </w:tc>
         <w:tc>
@@ -40620,7 +42737,7 @@
               <w:pStyle w:val="af0"/>
             </w:pPr>
             <w:r>
-              <w:t>0 ... 100</w:t>
+              <w:t>0,00 ... 100,00</w:t>
             </w:r>
           </w:p>
         </w:tc>
@@ -40646,7 +42763,20 @@
               <w:pStyle w:val="af0"/>
             </w:pPr>
             <w:r>
-              <w:t>0</w:t>
+              <w:t>0,01</w:t>
+            </w:r>
+          </w:p>
+        </w:tc>
+        <w:tc>
+          <w:tcPr>
+            <w:tcW w:type="dxa" w:w="1440"/>
+          </w:tcPr>
+          <w:p>
+            <w:pPr>
+              <w:pStyle w:val="af0"/>
+            </w:pPr>
+            <w:r>
+              <w:t>1,00</w:t>
             </w:r>
           </w:p>
         </w:tc>
@@ -40662,7 +42792,7 @@
               <w:rPr>
                 <w:b/>
               </w:rPr>
-              <w:t>1</w:t>
+              <w:t>1,00</w:t>
             </w:r>
           </w:p>
         </w:tc>
@@ -40703,7 +42833,7 @@
               <w:pStyle w:val="af0"/>
             </w:pPr>
             <w:r>
-              <w:t>0 ... 100</w:t>
+              <w:t>0,00 ... 100,00</w:t>
             </w:r>
           </w:p>
         </w:tc>
@@ -40729,7 +42859,20 @@
               <w:pStyle w:val="af0"/>
             </w:pPr>
             <w:r>
-              <w:t>0</w:t>
+              <w:t>0,01</w:t>
+            </w:r>
+          </w:p>
+        </w:tc>
+        <w:tc>
+          <w:tcPr>
+            <w:tcW w:type="dxa" w:w="1440"/>
+          </w:tcPr>
+          <w:p>
+            <w:pPr>
+              <w:pStyle w:val="af0"/>
+            </w:pPr>
+            <w:r>
+              <w:t>1,00</w:t>
             </w:r>
           </w:p>
         </w:tc>
@@ -40745,7 +42888,7 @@
               <w:rPr>
                 <w:b/>
               </w:rPr>
-              <w:t>1</w:t>
+              <w:t>1,00</w:t>
             </w:r>
           </w:p>
         </w:tc>
@@ -40818,6 +42961,19 @@
         </w:tc>
         <w:tc>
           <w:tcPr>
+            <w:tcW w:type="dxa" w:w="1440"/>
+          </w:tcPr>
+          <w:p>
+            <w:pPr>
+              <w:pStyle w:val="af0"/>
+            </w:pPr>
+            <w:r>
+              <w:t>1,0</w:t>
+            </w:r>
+          </w:p>
+        </w:tc>
+        <w:tc>
+          <w:tcPr>
             <w:tcW w:type="dxa" w:w="1008"/>
           </w:tcPr>
           <w:p>
@@ -40828,7 +42984,7 @@
               <w:rPr>
                 <w:b/>
               </w:rPr>
-              <w:t>5</w:t>
+              <w:t>5,0</w:t>
             </w:r>
           </w:p>
         </w:tc>
@@ -40869,7 +43025,7 @@
               <w:pStyle w:val="af0"/>
             </w:pPr>
             <w:r>
-              <w:t>0,05 ... 1,0</w:t>
+              <w:t>0,05 ... 1,00</w:t>
             </w:r>
           </w:p>
         </w:tc>
@@ -40901,6 +43057,19 @@
         </w:tc>
         <w:tc>
           <w:tcPr>
+            <w:tcW w:type="dxa" w:w="1440"/>
+          </w:tcPr>
+          <w:p>
+            <w:pPr>
+              <w:pStyle w:val="af0"/>
+            </w:pPr>
+            <w:r>
+              <w:t>0,10</w:t>
+            </w:r>
+          </w:p>
+        </w:tc>
+        <w:tc>
+          <w:tcPr>
             <w:tcW w:type="dxa" w:w="1008"/>
           </w:tcPr>
           <w:p>
@@ -40911,7 +43080,7 @@
               <w:rPr>
                 <w:b/>
               </w:rPr>
-              <w:t>0,2</w:t>
+              <w:t>0,20</w:t>
             </w:r>
           </w:p>
         </w:tc>
@@ -40952,7 +43121,7 @@
               <w:pStyle w:val="af0"/>
             </w:pPr>
             <w:r>
-              <w:t>0,1 ... 0,95</w:t>
+              <w:t>0,10 ... 0,95</w:t>
             </w:r>
           </w:p>
         </w:tc>
@@ -40984,6 +43153,19 @@
         </w:tc>
         <w:tc>
           <w:tcPr>
+            <w:tcW w:type="dxa" w:w="1440"/>
+          </w:tcPr>
+          <w:p>
+            <w:pPr>
+              <w:pStyle w:val="af0"/>
+            </w:pPr>
+            <w:r>
+              <w:t>0,50</w:t>
+            </w:r>
+          </w:p>
+        </w:tc>
+        <w:tc>
+          <w:tcPr>
             <w:tcW w:type="dxa" w:w="1008"/>
           </w:tcPr>
           <w:p>
@@ -40994,7 +43176,7 @@
               <w:rPr>
                 <w:b/>
               </w:rPr>
-              <w:t>0,5</w:t>
+              <w:t>0,50</w:t>
             </w:r>
           </w:p>
         </w:tc>
@@ -41035,7 +43217,7 @@
               <w:pStyle w:val="af0"/>
             </w:pPr>
             <w:r>
-              <w:t>0,01 ... 2,0</w:t>
+              <w:t>0,01 ... 2,00</w:t>
             </w:r>
           </w:p>
         </w:tc>
@@ -41067,6 +43249,19 @@
         </w:tc>
         <w:tc>
           <w:tcPr>
+            <w:tcW w:type="dxa" w:w="1440"/>
+          </w:tcPr>
+          <w:p>
+            <w:pPr>
+              <w:pStyle w:val="af0"/>
+            </w:pPr>
+            <w:r>
+              <w:t>1,00</w:t>
+            </w:r>
+          </w:p>
+        </w:tc>
+        <w:tc>
+          <w:tcPr>
             <w:tcW w:type="dxa" w:w="1008"/>
           </w:tcPr>
           <w:p>
@@ -41077,7 +43272,7 @@
               <w:rPr>
                 <w:b/>
               </w:rPr>
-              <w:t>0,5</w:t>
+              <w:t>0,50</w:t>
             </w:r>
           </w:p>
         </w:tc>
@@ -41098,12 +43293,13 @@
         <w:tblLook w:firstColumn="1" w:firstRow="1" w:lastColumn="0" w:lastRow="0" w:noHBand="0" w:noVBand="1" w:val="04A0"/>
       </w:tblPr>
       <w:tblGrid>
-        <w:gridCol w:w="1744"/>
-        <w:gridCol w:w="1744"/>
-        <w:gridCol w:w="1744"/>
-        <w:gridCol w:w="1744"/>
-        <w:gridCol w:w="1744"/>
-        <w:gridCol w:w="1744"/>
+        <w:gridCol w:w="1495"/>
+        <w:gridCol w:w="1495"/>
+        <w:gridCol w:w="1495"/>
+        <w:gridCol w:w="1495"/>
+        <w:gridCol w:w="1495"/>
+        <w:gridCol w:w="1495"/>
+        <w:gridCol w:w="1495"/>
       </w:tblGrid>
       <w:tr>
         <w:trPr>
@@ -41202,6 +43398,24 @@
         </w:tc>
         <w:tc>
           <w:tcPr>
+            <w:tcW w:type="dxa" w:w="1440"/>
+            <w:vAlign w:val="center"/>
+          </w:tcPr>
+          <w:p>
+            <w:pPr>
+              <w:pStyle w:val="ab"/>
+              <w:jc w:val="center"/>
+            </w:pPr>
+            <w:r>
+              <w:rPr>
+                <w:b/>
+              </w:rPr>
+              <w:t>Значение по умолчанию</w:t>
+            </w:r>
+          </w:p>
+        </w:tc>
+        <w:tc>
+          <w:tcPr>
             <w:tcW w:type="dxa" w:w="1008"/>
             <w:vAlign w:val="center"/>
           </w:tcPr>
@@ -41282,6 +43496,22 @@
             <w:pPr>
               <w:pStyle w:val="af0"/>
             </w:pPr>
+            <w:r>
+              <w:t>-</w:t>
+            </w:r>
+          </w:p>
+        </w:tc>
+        <w:tc>
+          <w:tcPr>
+            <w:tcW w:type="dxa" w:w="1440"/>
+          </w:tcPr>
+          <w:p>
+            <w:pPr>
+              <w:pStyle w:val="af0"/>
+            </w:pPr>
+            <w:r>
+              <w:t>0</w:t>
+            </w:r>
           </w:p>
         </w:tc>
         <w:tc>
@@ -41364,6 +43594,22 @@
             <w:pPr>
               <w:pStyle w:val="af0"/>
             </w:pPr>
+            <w:r>
+              <w:t>-</w:t>
+            </w:r>
+          </w:p>
+        </w:tc>
+        <w:tc>
+          <w:tcPr>
+            <w:tcW w:type="dxa" w:w="1440"/>
+          </w:tcPr>
+          <w:p>
+            <w:pPr>
+              <w:pStyle w:val="af0"/>
+            </w:pPr>
+            <w:r>
+              <w:t>0</w:t>
+            </w:r>
           </w:p>
         </w:tc>
         <w:tc>
@@ -41419,7 +43665,7 @@
               <w:pStyle w:val="af0"/>
             </w:pPr>
             <w:r>
-              <w:t>0 ... 100</w:t>
+              <w:t>0,00 ... 100,00</w:t>
             </w:r>
           </w:p>
         </w:tc>
@@ -41445,7 +43691,20 @@
               <w:pStyle w:val="af0"/>
             </w:pPr>
             <w:r>
-              <w:t>0</w:t>
+              <w:t>0,01</w:t>
+            </w:r>
+          </w:p>
+        </w:tc>
+        <w:tc>
+          <w:tcPr>
+            <w:tcW w:type="dxa" w:w="1440"/>
+          </w:tcPr>
+          <w:p>
+            <w:pPr>
+              <w:pStyle w:val="af0"/>
+            </w:pPr>
+            <w:r>
+              <w:t>1,00</w:t>
             </w:r>
           </w:p>
         </w:tc>
@@ -41461,7 +43720,7 @@
               <w:rPr>
                 <w:b/>
               </w:rPr>
-              <w:t>1</w:t>
+              <w:t>1,00</w:t>
             </w:r>
           </w:p>
         </w:tc>
@@ -41502,7 +43761,7 @@
               <w:pStyle w:val="af0"/>
             </w:pPr>
             <w:r>
-              <w:t>0 ... 100</w:t>
+              <w:t>0,00 ... 100,00</w:t>
             </w:r>
           </w:p>
         </w:tc>
@@ -41528,7 +43787,20 @@
               <w:pStyle w:val="af0"/>
             </w:pPr>
             <w:r>
-              <w:t>0</w:t>
+              <w:t>0,01</w:t>
+            </w:r>
+          </w:p>
+        </w:tc>
+        <w:tc>
+          <w:tcPr>
+            <w:tcW w:type="dxa" w:w="1440"/>
+          </w:tcPr>
+          <w:p>
+            <w:pPr>
+              <w:pStyle w:val="af0"/>
+            </w:pPr>
+            <w:r>
+              <w:t>1,00</w:t>
             </w:r>
           </w:p>
         </w:tc>
@@ -41544,7 +43816,7 @@
               <w:rPr>
                 <w:b/>
               </w:rPr>
-              <w:t>1</w:t>
+              <w:t>1,00</w:t>
             </w:r>
           </w:p>
         </w:tc>
@@ -41617,6 +43889,19 @@
         </w:tc>
         <w:tc>
           <w:tcPr>
+            <w:tcW w:type="dxa" w:w="1440"/>
+          </w:tcPr>
+          <w:p>
+            <w:pPr>
+              <w:pStyle w:val="af0"/>
+            </w:pPr>
+            <w:r>
+              <w:t>1,0</w:t>
+            </w:r>
+          </w:p>
+        </w:tc>
+        <w:tc>
+          <w:tcPr>
             <w:tcW w:type="dxa" w:w="1008"/>
           </w:tcPr>
           <w:p>
@@ -41627,7 +43912,7 @@
               <w:rPr>
                 <w:b/>
               </w:rPr>
-              <w:t>5</w:t>
+              <w:t>5,0</w:t>
             </w:r>
           </w:p>
         </w:tc>
@@ -41668,7 +43953,7 @@
               <w:pStyle w:val="af0"/>
             </w:pPr>
             <w:r>
-              <w:t>0,05 ... 1,0</w:t>
+              <w:t>0,05 ... 1,00</w:t>
             </w:r>
           </w:p>
         </w:tc>
@@ -41700,6 +43985,19 @@
         </w:tc>
         <w:tc>
           <w:tcPr>
+            <w:tcW w:type="dxa" w:w="1440"/>
+          </w:tcPr>
+          <w:p>
+            <w:pPr>
+              <w:pStyle w:val="af0"/>
+            </w:pPr>
+            <w:r>
+              <w:t>0,10</w:t>
+            </w:r>
+          </w:p>
+        </w:tc>
+        <w:tc>
+          <w:tcPr>
             <w:tcW w:type="dxa" w:w="1008"/>
           </w:tcPr>
           <w:p>
@@ -41710,7 +44008,7 @@
               <w:rPr>
                 <w:b/>
               </w:rPr>
-              <w:t>0,2</w:t>
+              <w:t>0,20</w:t>
             </w:r>
           </w:p>
         </w:tc>
@@ -41751,7 +44049,7 @@
               <w:pStyle w:val="af0"/>
             </w:pPr>
             <w:r>
-              <w:t>0,1 ... 0,95</w:t>
+              <w:t>0,10 ... 0,95</w:t>
             </w:r>
           </w:p>
         </w:tc>
@@ -41783,6 +44081,19 @@
         </w:tc>
         <w:tc>
           <w:tcPr>
+            <w:tcW w:type="dxa" w:w="1440"/>
+          </w:tcPr>
+          <w:p>
+            <w:pPr>
+              <w:pStyle w:val="af0"/>
+            </w:pPr>
+            <w:r>
+              <w:t>0,50</w:t>
+            </w:r>
+          </w:p>
+        </w:tc>
+        <w:tc>
+          <w:tcPr>
             <w:tcW w:type="dxa" w:w="1008"/>
           </w:tcPr>
           <w:p>
@@ -41793,7 +44104,7 @@
               <w:rPr>
                 <w:b/>
               </w:rPr>
-              <w:t>0,5</w:t>
+              <w:t>0,50</w:t>
             </w:r>
           </w:p>
         </w:tc>
@@ -41834,7 +44145,7 @@
               <w:pStyle w:val="af0"/>
             </w:pPr>
             <w:r>
-              <w:t>0,01 ... 2,0</w:t>
+              <w:t>0,01 ... 2,00</w:t>
             </w:r>
           </w:p>
         </w:tc>
@@ -41866,6 +44177,19 @@
         </w:tc>
         <w:tc>
           <w:tcPr>
+            <w:tcW w:type="dxa" w:w="1440"/>
+          </w:tcPr>
+          <w:p>
+            <w:pPr>
+              <w:pStyle w:val="af0"/>
+            </w:pPr>
+            <w:r>
+              <w:t>1,00</w:t>
+            </w:r>
+          </w:p>
+        </w:tc>
+        <w:tc>
+          <w:tcPr>
             <w:tcW w:type="dxa" w:w="1008"/>
           </w:tcPr>
           <w:p>
@@ -41876,7 +44200,7 @@
               <w:rPr>
                 <w:b/>
               </w:rPr>
-              <w:t>0,5</w:t>
+              <w:t>0,50</w:t>
             </w:r>
           </w:p>
         </w:tc>
@@ -41905,12 +44229,13 @@
         <w:tblLook w:firstColumn="1" w:firstRow="1" w:lastColumn="0" w:lastRow="0" w:noHBand="0" w:noVBand="1" w:val="04A0"/>
       </w:tblPr>
       <w:tblGrid>
-        <w:gridCol w:w="1744"/>
-        <w:gridCol w:w="1744"/>
-        <w:gridCol w:w="1744"/>
-        <w:gridCol w:w="1744"/>
-        <w:gridCol w:w="1744"/>
-        <w:gridCol w:w="1744"/>
+        <w:gridCol w:w="1495"/>
+        <w:gridCol w:w="1495"/>
+        <w:gridCol w:w="1495"/>
+        <w:gridCol w:w="1495"/>
+        <w:gridCol w:w="1495"/>
+        <w:gridCol w:w="1495"/>
+        <w:gridCol w:w="1495"/>
       </w:tblGrid>
       <w:tr>
         <w:trPr>
@@ -42009,6 +44334,24 @@
         </w:tc>
         <w:tc>
           <w:tcPr>
+            <w:tcW w:type="dxa" w:w="1440"/>
+            <w:vAlign w:val="center"/>
+          </w:tcPr>
+          <w:p>
+            <w:pPr>
+              <w:pStyle w:val="ab"/>
+              <w:jc w:val="center"/>
+            </w:pPr>
+            <w:r>
+              <w:rPr>
+                <w:b/>
+              </w:rPr>
+              <w:t>Значение по умолчанию</w:t>
+            </w:r>
+          </w:p>
+        </w:tc>
+        <w:tc>
+          <w:tcPr>
             <w:tcW w:type="dxa" w:w="1008"/>
             <w:vAlign w:val="center"/>
           </w:tcPr>
@@ -42089,6 +44432,22 @@
             <w:pPr>
               <w:pStyle w:val="af0"/>
             </w:pPr>
+            <w:r>
+              <w:t>-</w:t>
+            </w:r>
+          </w:p>
+        </w:tc>
+        <w:tc>
+          <w:tcPr>
+            <w:tcW w:type="dxa" w:w="1440"/>
+          </w:tcPr>
+          <w:p>
+            <w:pPr>
+              <w:pStyle w:val="af0"/>
+            </w:pPr>
+            <w:r>
+              <w:t>0</w:t>
+            </w:r>
           </w:p>
         </w:tc>
         <w:tc>
@@ -42124,12 +44483,13 @@
         <w:tblLook w:firstColumn="1" w:firstRow="1" w:lastColumn="0" w:lastRow="0" w:noHBand="0" w:noVBand="1" w:val="04A0"/>
       </w:tblPr>
       <w:tblGrid>
-        <w:gridCol w:w="1744"/>
-        <w:gridCol w:w="1744"/>
-        <w:gridCol w:w="1744"/>
-        <w:gridCol w:w="1744"/>
-        <w:gridCol w:w="1744"/>
-        <w:gridCol w:w="1744"/>
+        <w:gridCol w:w="1495"/>
+        <w:gridCol w:w="1495"/>
+        <w:gridCol w:w="1495"/>
+        <w:gridCol w:w="1495"/>
+        <w:gridCol w:w="1495"/>
+        <w:gridCol w:w="1495"/>
+        <w:gridCol w:w="1495"/>
       </w:tblGrid>
       <w:tr>
         <w:trPr>
@@ -42228,6 +44588,24 @@
         </w:tc>
         <w:tc>
           <w:tcPr>
+            <w:tcW w:type="dxa" w:w="1440"/>
+            <w:vAlign w:val="center"/>
+          </w:tcPr>
+          <w:p>
+            <w:pPr>
+              <w:pStyle w:val="ab"/>
+              <w:jc w:val="center"/>
+            </w:pPr>
+            <w:r>
+              <w:rPr>
+                <w:b/>
+              </w:rPr>
+              <w:t>Значение по умолчанию</w:t>
+            </w:r>
+          </w:p>
+        </w:tc>
+        <w:tc>
+          <w:tcPr>
             <w:tcW w:type="dxa" w:w="1008"/>
             <w:vAlign w:val="center"/>
           </w:tcPr>
@@ -42308,6 +44686,22 @@
             <w:pPr>
               <w:pStyle w:val="af0"/>
             </w:pPr>
+            <w:r>
+              <w:t>-</w:t>
+            </w:r>
+          </w:p>
+        </w:tc>
+        <w:tc>
+          <w:tcPr>
+            <w:tcW w:type="dxa" w:w="1440"/>
+          </w:tcPr>
+          <w:p>
+            <w:pPr>
+              <w:pStyle w:val="af0"/>
+            </w:pPr>
+            <w:r>
+              <w:t>0</w:t>
+            </w:r>
           </w:p>
         </w:tc>
         <w:tc>
@@ -42455,12 +44849,13 @@
         <w:tblLook w:firstColumn="1" w:firstRow="1" w:lastColumn="0" w:lastRow="0" w:noHBand="0" w:noVBand="1" w:val="04A0"/>
       </w:tblPr>
       <w:tblGrid>
-        <w:gridCol w:w="1744"/>
-        <w:gridCol w:w="1744"/>
-        <w:gridCol w:w="1744"/>
-        <w:gridCol w:w="1744"/>
-        <w:gridCol w:w="1744"/>
-        <w:gridCol w:w="1744"/>
+        <w:gridCol w:w="1495"/>
+        <w:gridCol w:w="1495"/>
+        <w:gridCol w:w="1495"/>
+        <w:gridCol w:w="1495"/>
+        <w:gridCol w:w="1495"/>
+        <w:gridCol w:w="1495"/>
+        <w:gridCol w:w="1495"/>
       </w:tblGrid>
       <w:tr>
         <w:trPr>
@@ -42559,6 +44954,24 @@
         </w:tc>
         <w:tc>
           <w:tcPr>
+            <w:tcW w:type="dxa" w:w="1440"/>
+            <w:vAlign w:val="center"/>
+          </w:tcPr>
+          <w:p>
+            <w:pPr>
+              <w:pStyle w:val="ab"/>
+              <w:jc w:val="center"/>
+            </w:pPr>
+            <w:r>
+              <w:rPr>
+                <w:b/>
+              </w:rPr>
+              <w:t>Значение по умолчанию</w:t>
+            </w:r>
+          </w:p>
+        </w:tc>
+        <w:tc>
+          <w:tcPr>
             <w:tcW w:type="dxa" w:w="1008"/>
             <w:vAlign w:val="center"/>
           </w:tcPr>
@@ -42639,6 +45052,22 @@
             <w:pPr>
               <w:pStyle w:val="af0"/>
             </w:pPr>
+            <w:r>
+              <w:t>-</w:t>
+            </w:r>
+          </w:p>
+        </w:tc>
+        <w:tc>
+          <w:tcPr>
+            <w:tcW w:type="dxa" w:w="1440"/>
+          </w:tcPr>
+          <w:p>
+            <w:pPr>
+              <w:pStyle w:val="af0"/>
+            </w:pPr>
+            <w:r>
+              <w:t>0</w:t>
+            </w:r>
           </w:p>
         </w:tc>
         <w:tc>
@@ -42722,6 +45151,22 @@
             <w:pPr>
               <w:pStyle w:val="af0"/>
             </w:pPr>
+            <w:r>
+              <w:t>-</w:t>
+            </w:r>
+          </w:p>
+        </w:tc>
+        <w:tc>
+          <w:tcPr>
+            <w:tcW w:type="dxa" w:w="1440"/>
+          </w:tcPr>
+          <w:p>
+            <w:pPr>
+              <w:pStyle w:val="af0"/>
+            </w:pPr>
+            <w:r>
+              <w:t>0</w:t>
+            </w:r>
           </w:p>
         </w:tc>
         <w:tc>
@@ -42778,7 +45223,7 @@
               <w:pStyle w:val="af0"/>
             </w:pPr>
             <w:r>
-              <w:t>0 ... 100</w:t>
+              <w:t>0,00 ... 100,00</w:t>
             </w:r>
           </w:p>
         </w:tc>
@@ -42804,7 +45249,20 @@
               <w:pStyle w:val="af0"/>
             </w:pPr>
             <w:r>
-              <w:t>0</w:t>
+              <w:t>0,01</w:t>
+            </w:r>
+          </w:p>
+        </w:tc>
+        <w:tc>
+          <w:tcPr>
+            <w:tcW w:type="dxa" w:w="1440"/>
+          </w:tcPr>
+          <w:p>
+            <w:pPr>
+              <w:pStyle w:val="af0"/>
+            </w:pPr>
+            <w:r>
+              <w:t>1,00</w:t>
             </w:r>
           </w:p>
         </w:tc>
@@ -42820,7 +45278,7 @@
               <w:rPr>
                 <w:b/>
               </w:rPr>
-              <w:t>1</w:t>
+              <w:t>1,00</w:t>
             </w:r>
           </w:p>
         </w:tc>
@@ -42861,7 +45319,7 @@
               <w:pStyle w:val="af0"/>
             </w:pPr>
             <w:r>
-              <w:t>0 ... 100</w:t>
+              <w:t>0,00 ... 100,00</w:t>
             </w:r>
           </w:p>
         </w:tc>
@@ -42887,7 +45345,20 @@
               <w:pStyle w:val="af0"/>
             </w:pPr>
             <w:r>
-              <w:t>0</w:t>
+              <w:t>0,01</w:t>
+            </w:r>
+          </w:p>
+        </w:tc>
+        <w:tc>
+          <w:tcPr>
+            <w:tcW w:type="dxa" w:w="1440"/>
+          </w:tcPr>
+          <w:p>
+            <w:pPr>
+              <w:pStyle w:val="af0"/>
+            </w:pPr>
+            <w:r>
+              <w:t>1,00</w:t>
             </w:r>
           </w:p>
         </w:tc>
@@ -42903,7 +45374,7 @@
               <w:rPr>
                 <w:b/>
               </w:rPr>
-              <w:t>1</w:t>
+              <w:t>1,00</w:t>
             </w:r>
           </w:p>
         </w:tc>
@@ -42976,6 +45447,19 @@
         </w:tc>
         <w:tc>
           <w:tcPr>
+            <w:tcW w:type="dxa" w:w="1440"/>
+          </w:tcPr>
+          <w:p>
+            <w:pPr>
+              <w:pStyle w:val="af0"/>
+            </w:pPr>
+            <w:r>
+              <w:t>1,0</w:t>
+            </w:r>
+          </w:p>
+        </w:tc>
+        <w:tc>
+          <w:tcPr>
             <w:tcW w:type="dxa" w:w="1008"/>
           </w:tcPr>
           <w:p>
@@ -42986,7 +45470,7 @@
               <w:rPr>
                 <w:b/>
               </w:rPr>
-              <w:t>5</w:t>
+              <w:t>5,0</w:t>
             </w:r>
           </w:p>
         </w:tc>
@@ -43027,7 +45511,7 @@
               <w:pStyle w:val="af0"/>
             </w:pPr>
             <w:r>
-              <w:t>0,05 ... 1,0</w:t>
+              <w:t>0,05 ... 1,00</w:t>
             </w:r>
           </w:p>
         </w:tc>
@@ -43059,6 +45543,19 @@
         </w:tc>
         <w:tc>
           <w:tcPr>
+            <w:tcW w:type="dxa" w:w="1440"/>
+          </w:tcPr>
+          <w:p>
+            <w:pPr>
+              <w:pStyle w:val="af0"/>
+            </w:pPr>
+            <w:r>
+              <w:t>0,10</w:t>
+            </w:r>
+          </w:p>
+        </w:tc>
+        <w:tc>
+          <w:tcPr>
             <w:tcW w:type="dxa" w:w="1008"/>
           </w:tcPr>
           <w:p>
@@ -43069,7 +45566,7 @@
               <w:rPr>
                 <w:b/>
               </w:rPr>
-              <w:t>0,2</w:t>
+              <w:t>0,20</w:t>
             </w:r>
           </w:p>
         </w:tc>
@@ -43110,7 +45607,7 @@
               <w:pStyle w:val="af0"/>
             </w:pPr>
             <w:r>
-              <w:t>0,1 ... 0,95</w:t>
+              <w:t>0,10 ... 0,95</w:t>
             </w:r>
           </w:p>
         </w:tc>
@@ -43142,6 +45639,19 @@
         </w:tc>
         <w:tc>
           <w:tcPr>
+            <w:tcW w:type="dxa" w:w="1440"/>
+          </w:tcPr>
+          <w:p>
+            <w:pPr>
+              <w:pStyle w:val="af0"/>
+            </w:pPr>
+            <w:r>
+              <w:t>0,50</w:t>
+            </w:r>
+          </w:p>
+        </w:tc>
+        <w:tc>
+          <w:tcPr>
             <w:tcW w:type="dxa" w:w="1008"/>
           </w:tcPr>
           <w:p>
@@ -43152,7 +45662,7 @@
               <w:rPr>
                 <w:b/>
               </w:rPr>
-              <w:t>0,5</w:t>
+              <w:t>0,50</w:t>
             </w:r>
           </w:p>
         </w:tc>
@@ -43193,7 +45703,7 @@
               <w:pStyle w:val="af0"/>
             </w:pPr>
             <w:r>
-              <w:t>0,01 ... 2,0</w:t>
+              <w:t>0,01 ... 2,00</w:t>
             </w:r>
           </w:p>
         </w:tc>
@@ -43225,6 +45735,19 @@
         </w:tc>
         <w:tc>
           <w:tcPr>
+            <w:tcW w:type="dxa" w:w="1440"/>
+          </w:tcPr>
+          <w:p>
+            <w:pPr>
+              <w:pStyle w:val="af0"/>
+            </w:pPr>
+            <w:r>
+              <w:t>1,00</w:t>
+            </w:r>
+          </w:p>
+        </w:tc>
+        <w:tc>
+          <w:tcPr>
             <w:tcW w:type="dxa" w:w="1008"/>
           </w:tcPr>
           <w:p>
@@ -43235,7 +45758,7 @@
               <w:rPr>
                 <w:b/>
               </w:rPr>
-              <w:t>0,5</w:t>
+              <w:t>0,50</w:t>
             </w:r>
           </w:p>
         </w:tc>

--- a/mode_docx_gen/_pmi.docx
+++ b/mode_docx_gen/_pmi.docx
@@ -23534,6 +23534,104 @@
               <w:pStyle w:val="a2"/>
             </w:pPr>
             <w:r>
+              <w:t>Схема соединения трансформаторов тока стороны 3 (KсхемСт3)</w:t>
+            </w:r>
+          </w:p>
+        </w:tc>
+        <w:tc>
+          <w:tcPr>
+            <w:tcW w:type="dxa" w:w="1728"/>
+          </w:tcPr>
+          <w:p>
+            <w:pPr>
+              <w:pStyle w:val="af0"/>
+            </w:pPr>
+            <w:r>
+              <w:t>-</w:t>
+            </w:r>
+          </w:p>
+        </w:tc>
+        <w:tc>
+          <w:tcPr>
+            <w:tcW w:type="dxa" w:w="2880"/>
+          </w:tcPr>
+          <w:p>
+            <w:pPr>
+              <w:pStyle w:val="af0"/>
+            </w:pPr>
+            <w:r>
+              <w:t>0 - Звезда</w:t>
+              <w:br/>
+              <w:t>1 - Треугольник</w:t>
+            </w:r>
+          </w:p>
+        </w:tc>
+        <w:tc>
+          <w:tcPr>
+            <w:tcW w:type="dxa" w:w="1008"/>
+          </w:tcPr>
+          <w:p>
+            <w:pPr>
+              <w:pStyle w:val="af0"/>
+            </w:pPr>
+            <w:r>
+              <w:t>-</w:t>
+            </w:r>
+          </w:p>
+        </w:tc>
+        <w:tc>
+          <w:tcPr>
+            <w:tcW w:type="dxa" w:w="1008"/>
+          </w:tcPr>
+          <w:p>
+            <w:pPr>
+              <w:pStyle w:val="af0"/>
+            </w:pPr>
+            <w:r>
+              <w:t>-</w:t>
+            </w:r>
+          </w:p>
+        </w:tc>
+        <w:tc>
+          <w:tcPr>
+            <w:tcW w:type="dxa" w:w="1440"/>
+          </w:tcPr>
+          <w:p>
+            <w:pPr>
+              <w:pStyle w:val="af0"/>
+            </w:pPr>
+            <w:r>
+              <w:t>0</w:t>
+            </w:r>
+          </w:p>
+        </w:tc>
+        <w:tc>
+          <w:tcPr>
+            <w:tcW w:type="dxa" w:w="1008"/>
+          </w:tcPr>
+          <w:p>
+            <w:pPr>
+              <w:pStyle w:val="af0"/>
+            </w:pPr>
+            <w:r>
+              <w:rPr>
+                <w:b/>
+              </w:rPr>
+              <w:t>0</w:t>
+            </w:r>
+          </w:p>
+        </w:tc>
+      </w:tr>
+      <w:tr>
+        <w:tc>
+          <w:tcPr>
+            <w:tcW w:type="dxa" w:w="2880"/>
+          </w:tcPr>
+          <w:p>
+            <w:pPr>
+              <w:pStyle w:val="a2"/>
+            </w:pPr>
+            <w:r>
               <w:t>Базисная мощность (Sbase)</w:t>
             </w:r>
           </w:p>
@@ -23965,7 +24063,7 @@
               <w:rPr>
                 <w:b/>
               </w:rPr>
-              <w:t>36,8</w:t>
+              <w:t>35,0</w:t>
             </w:r>
           </w:p>
         </w:tc>
@@ -25084,6 +25182,740 @@
                 <w:b/>
               </w:rPr>
               <w:t>6</w:t>
+            </w:r>
+          </w:p>
+        </w:tc>
+      </w:tr>
+    </w:tbl>
+    <w:p>
+      <w:pPr>
+        <w:pStyle w:val="a"/>
+      </w:pPr>
+      <w:r>
+        <w:t>Параметры стороны 3 (Параметры стороны 3)</w:t>
+      </w:r>
+    </w:p>
+    <w:tbl>
+      <w:tblPr>
+        <w:tblStyle w:val="31"/>
+        <w:tblW w:type="auto" w:w="0"/>
+        <w:tblLook w:firstColumn="1" w:firstRow="1" w:lastColumn="0" w:lastRow="0" w:noHBand="0" w:noVBand="1" w:val="04A0"/>
+      </w:tblPr>
+      <w:tblGrid>
+        <w:gridCol w:w="1495"/>
+        <w:gridCol w:w="1495"/>
+        <w:gridCol w:w="1495"/>
+        <w:gridCol w:w="1495"/>
+        <w:gridCol w:w="1495"/>
+        <w:gridCol w:w="1495"/>
+        <w:gridCol w:w="1495"/>
+      </w:tblGrid>
+      <w:tr>
+        <w:trPr>
+          <w:trHeight w:val="283"/>
+          <w:tblHeader w:val="true"/>
+        </w:trPr>
+        <w:tc>
+          <w:tcPr>
+            <w:tcW w:type="dxa" w:w="2880"/>
+            <w:vAlign w:val="center"/>
+          </w:tcPr>
+          <w:p>
+            <w:pPr>
+              <w:pStyle w:val="ab"/>
+              <w:jc w:val="center"/>
+            </w:pPr>
+            <w:r>
+              <w:rPr>
+                <w:b/>
+              </w:rPr>
+              <w:t>Параметр</w:t>
+            </w:r>
+          </w:p>
+        </w:tc>
+        <w:tc>
+          <w:tcPr>
+            <w:tcW w:type="dxa" w:w="1728"/>
+            <w:vAlign w:val="center"/>
+          </w:tcPr>
+          <w:p>
+            <w:pPr>
+              <w:pStyle w:val="ab"/>
+              <w:jc w:val="center"/>
+            </w:pPr>
+            <w:r>
+              <w:rPr>
+                <w:b/>
+              </w:rPr>
+              <w:t>Обозначение ФСУ</w:t>
+            </w:r>
+          </w:p>
+        </w:tc>
+        <w:tc>
+          <w:tcPr>
+            <w:tcW w:type="dxa" w:w="2880"/>
+            <w:vAlign w:val="center"/>
+          </w:tcPr>
+          <w:p>
+            <w:pPr>
+              <w:pStyle w:val="ab"/>
+              <w:jc w:val="center"/>
+            </w:pPr>
+            <w:r>
+              <w:rPr>
+                <w:b/>
+              </w:rPr>
+              <w:t>Значение / Диапазон</w:t>
+            </w:r>
+          </w:p>
+        </w:tc>
+        <w:tc>
+          <w:tcPr>
+            <w:tcW w:type="dxa" w:w="1008"/>
+            <w:vAlign w:val="center"/>
+          </w:tcPr>
+          <w:p>
+            <w:pPr>
+              <w:pStyle w:val="ab"/>
+              <w:jc w:val="center"/>
+            </w:pPr>
+            <w:r>
+              <w:rPr>
+                <w:b/>
+              </w:rPr>
+              <w:t>Ед.изм.</w:t>
+            </w:r>
+          </w:p>
+        </w:tc>
+        <w:tc>
+          <w:tcPr>
+            <w:tcW w:type="dxa" w:w="1008"/>
+            <w:vAlign w:val="center"/>
+          </w:tcPr>
+          <w:p>
+            <w:pPr>
+              <w:pStyle w:val="ab"/>
+              <w:jc w:val="center"/>
+            </w:pPr>
+            <w:r>
+              <w:rPr>
+                <w:b/>
+              </w:rPr>
+              <w:t>Шаг</w:t>
+            </w:r>
+          </w:p>
+        </w:tc>
+        <w:tc>
+          <w:tcPr>
+            <w:tcW w:type="dxa" w:w="1440"/>
+            <w:vAlign w:val="center"/>
+          </w:tcPr>
+          <w:p>
+            <w:pPr>
+              <w:pStyle w:val="ab"/>
+              <w:jc w:val="center"/>
+            </w:pPr>
+            <w:r>
+              <w:rPr>
+                <w:b/>
+              </w:rPr>
+              <w:t>Значение по умолчанию</w:t>
+            </w:r>
+          </w:p>
+        </w:tc>
+        <w:tc>
+          <w:tcPr>
+            <w:tcW w:type="dxa" w:w="1008"/>
+            <w:vAlign w:val="center"/>
+          </w:tcPr>
+          <w:p>
+            <w:pPr>
+              <w:pStyle w:val="ab"/>
+              <w:jc w:val="center"/>
+            </w:pPr>
+            <w:r>
+              <w:rPr>
+                <w:b/>
+              </w:rPr>
+              <w:t>Уставка</w:t>
+            </w:r>
+          </w:p>
+        </w:tc>
+      </w:tr>
+      <w:tr>
+        <w:tc>
+          <w:tcPr>
+            <w:tcW w:type="dxa" w:w="2880"/>
+          </w:tcPr>
+          <w:p>
+            <w:pPr>
+              <w:pStyle w:val="a2"/>
+            </w:pPr>
+            <w:r>
+              <w:t>Компенсация токов 3I0 для стороны 3 (Компенс3I0ст3)</w:t>
+            </w:r>
+          </w:p>
+        </w:tc>
+        <w:tc>
+          <w:tcPr>
+            <w:tcW w:type="dxa" w:w="1728"/>
+          </w:tcPr>
+          <w:p>
+            <w:pPr>
+              <w:pStyle w:val="af0"/>
+            </w:pPr>
+            <w:r>
+              <w:t>-</w:t>
+            </w:r>
+          </w:p>
+        </w:tc>
+        <w:tc>
+          <w:tcPr>
+            <w:tcW w:type="dxa" w:w="2880"/>
+          </w:tcPr>
+          <w:p>
+            <w:pPr>
+              <w:pStyle w:val="af0"/>
+            </w:pPr>
+            <w:r>
+              <w:t>0 - Без компенсации токов 3I0</w:t>
+              <w:br/>
+              <w:t>1 - С компенсацией токов 3I0</w:t>
+            </w:r>
+          </w:p>
+        </w:tc>
+        <w:tc>
+          <w:tcPr>
+            <w:tcW w:type="dxa" w:w="1008"/>
+          </w:tcPr>
+          <w:p>
+            <w:pPr>
+              <w:pStyle w:val="af0"/>
+            </w:pPr>
+            <w:r>
+              <w:t>-</w:t>
+            </w:r>
+          </w:p>
+        </w:tc>
+        <w:tc>
+          <w:tcPr>
+            <w:tcW w:type="dxa" w:w="1008"/>
+          </w:tcPr>
+          <w:p>
+            <w:pPr>
+              <w:pStyle w:val="af0"/>
+            </w:pPr>
+            <w:r>
+              <w:t>-</w:t>
+            </w:r>
+          </w:p>
+        </w:tc>
+        <w:tc>
+          <w:tcPr>
+            <w:tcW w:type="dxa" w:w="1440"/>
+          </w:tcPr>
+          <w:p>
+            <w:pPr>
+              <w:pStyle w:val="af0"/>
+            </w:pPr>
+            <w:r>
+              <w:t>0</w:t>
+            </w:r>
+          </w:p>
+        </w:tc>
+        <w:tc>
+          <w:tcPr>
+            <w:tcW w:type="dxa" w:w="1008"/>
+          </w:tcPr>
+          <w:p>
+            <w:pPr>
+              <w:pStyle w:val="af0"/>
+            </w:pPr>
+            <w:r>
+              <w:rPr>
+                <w:b/>
+              </w:rPr>
+              <w:t>0</w:t>
+            </w:r>
+          </w:p>
+        </w:tc>
+      </w:tr>
+      <w:tr>
+        <w:tc>
+          <w:tcPr>
+            <w:tcW w:type="dxa" w:w="2880"/>
+          </w:tcPr>
+          <w:p>
+            <w:pPr>
+              <w:pStyle w:val="a2"/>
+            </w:pPr>
+            <w:r>
+              <w:t>Номинальное напряжение стороны 3 (Uном3)</w:t>
+            </w:r>
+          </w:p>
+        </w:tc>
+        <w:tc>
+          <w:tcPr>
+            <w:tcW w:type="dxa" w:w="1728"/>
+          </w:tcPr>
+          <w:p>
+            <w:pPr>
+              <w:pStyle w:val="af0"/>
+            </w:pPr>
+            <w:r>
+              <w:t>-</w:t>
+            </w:r>
+          </w:p>
+        </w:tc>
+        <w:tc>
+          <w:tcPr>
+            <w:tcW w:type="dxa" w:w="2880"/>
+          </w:tcPr>
+          <w:p>
+            <w:pPr>
+              <w:pStyle w:val="af0"/>
+            </w:pPr>
+            <w:r>
+              <w:t>6,0 ... 250,0</w:t>
+            </w:r>
+          </w:p>
+        </w:tc>
+        <w:tc>
+          <w:tcPr>
+            <w:tcW w:type="dxa" w:w="1008"/>
+          </w:tcPr>
+          <w:p>
+            <w:pPr>
+              <w:pStyle w:val="af0"/>
+            </w:pPr>
+            <w:r>
+              <w:t>кВ</w:t>
+            </w:r>
+          </w:p>
+        </w:tc>
+        <w:tc>
+          <w:tcPr>
+            <w:tcW w:type="dxa" w:w="1008"/>
+          </w:tcPr>
+          <w:p>
+            <w:pPr>
+              <w:pStyle w:val="af0"/>
+            </w:pPr>
+            <w:r>
+              <w:t>0,1</w:t>
+            </w:r>
+          </w:p>
+        </w:tc>
+        <w:tc>
+          <w:tcPr>
+            <w:tcW w:type="dxa" w:w="1440"/>
+          </w:tcPr>
+          <w:p>
+            <w:pPr>
+              <w:pStyle w:val="af0"/>
+            </w:pPr>
+            <w:r>
+              <w:t>115,0</w:t>
+            </w:r>
+          </w:p>
+        </w:tc>
+        <w:tc>
+          <w:tcPr>
+            <w:tcW w:type="dxa" w:w="1008"/>
+          </w:tcPr>
+          <w:p>
+            <w:pPr>
+              <w:pStyle w:val="af0"/>
+            </w:pPr>
+            <w:r>
+              <w:rPr>
+                <w:b/>
+              </w:rPr>
+              <w:t>10,5</w:t>
+            </w:r>
+          </w:p>
+        </w:tc>
+      </w:tr>
+      <w:tr>
+        <w:tc>
+          <w:tcPr>
+            <w:tcW w:type="dxa" w:w="2880"/>
+          </w:tcPr>
+          <w:p>
+            <w:pPr>
+              <w:pStyle w:val="a2"/>
+            </w:pPr>
+            <w:r>
+              <w:t>Номинальный первичный ток трансформатора тока стороны 3 (IпервСт3)</w:t>
+            </w:r>
+          </w:p>
+        </w:tc>
+        <w:tc>
+          <w:tcPr>
+            <w:tcW w:type="dxa" w:w="1728"/>
+          </w:tcPr>
+          <w:p>
+            <w:pPr>
+              <w:pStyle w:val="af0"/>
+            </w:pPr>
+            <w:r>
+              <w:t>-</w:t>
+            </w:r>
+          </w:p>
+        </w:tc>
+        <w:tc>
+          <w:tcPr>
+            <w:tcW w:type="dxa" w:w="2880"/>
+          </w:tcPr>
+          <w:p>
+            <w:pPr>
+              <w:pStyle w:val="af0"/>
+            </w:pPr>
+            <w:r>
+              <w:t>1 ... 40000</w:t>
+            </w:r>
+          </w:p>
+        </w:tc>
+        <w:tc>
+          <w:tcPr>
+            <w:tcW w:type="dxa" w:w="1008"/>
+          </w:tcPr>
+          <w:p>
+            <w:pPr>
+              <w:pStyle w:val="af0"/>
+            </w:pPr>
+            <w:r>
+              <w:t>А</w:t>
+            </w:r>
+          </w:p>
+        </w:tc>
+        <w:tc>
+          <w:tcPr>
+            <w:tcW w:type="dxa" w:w="1008"/>
+          </w:tcPr>
+          <w:p>
+            <w:pPr>
+              <w:pStyle w:val="af0"/>
+            </w:pPr>
+            <w:r>
+              <w:t>1</w:t>
+            </w:r>
+          </w:p>
+        </w:tc>
+        <w:tc>
+          <w:tcPr>
+            <w:tcW w:type="dxa" w:w="1440"/>
+          </w:tcPr>
+          <w:p>
+            <w:pPr>
+              <w:pStyle w:val="af0"/>
+            </w:pPr>
+            <w:r>
+              <w:t>1000</w:t>
+            </w:r>
+          </w:p>
+        </w:tc>
+        <w:tc>
+          <w:tcPr>
+            <w:tcW w:type="dxa" w:w="1008"/>
+          </w:tcPr>
+          <w:p>
+            <w:pPr>
+              <w:pStyle w:val="af0"/>
+            </w:pPr>
+            <w:r>
+              <w:rPr>
+                <w:b/>
+              </w:rPr>
+              <w:t>5000</w:t>
+            </w:r>
+          </w:p>
+        </w:tc>
+      </w:tr>
+      <w:tr>
+        <w:tc>
+          <w:tcPr>
+            <w:tcW w:type="dxa" w:w="2880"/>
+          </w:tcPr>
+          <w:p>
+            <w:pPr>
+              <w:pStyle w:val="a2"/>
+            </w:pPr>
+            <w:r>
+              <w:t>Номинальный ток терминала стороны 3 (Iном_термСт3)</w:t>
+            </w:r>
+          </w:p>
+        </w:tc>
+        <w:tc>
+          <w:tcPr>
+            <w:tcW w:type="dxa" w:w="1728"/>
+          </w:tcPr>
+          <w:p>
+            <w:pPr>
+              <w:pStyle w:val="af0"/>
+            </w:pPr>
+            <w:r>
+              <w:t>-</w:t>
+            </w:r>
+          </w:p>
+        </w:tc>
+        <w:tc>
+          <w:tcPr>
+            <w:tcW w:type="dxa" w:w="2880"/>
+          </w:tcPr>
+          <w:p>
+            <w:pPr>
+              <w:pStyle w:val="af0"/>
+            </w:pPr>
+            <w:r>
+              <w:t>1 ... 5</w:t>
+            </w:r>
+          </w:p>
+        </w:tc>
+        <w:tc>
+          <w:tcPr>
+            <w:tcW w:type="dxa" w:w="1008"/>
+          </w:tcPr>
+          <w:p>
+            <w:pPr>
+              <w:pStyle w:val="af0"/>
+            </w:pPr>
+            <w:r>
+              <w:t>А</w:t>
+            </w:r>
+          </w:p>
+        </w:tc>
+        <w:tc>
+          <w:tcPr>
+            <w:tcW w:type="dxa" w:w="1008"/>
+          </w:tcPr>
+          <w:p>
+            <w:pPr>
+              <w:pStyle w:val="af0"/>
+            </w:pPr>
+            <w:r>
+              <w:t>1</w:t>
+            </w:r>
+          </w:p>
+        </w:tc>
+        <w:tc>
+          <w:tcPr>
+            <w:tcW w:type="dxa" w:w="1440"/>
+          </w:tcPr>
+          <w:p>
+            <w:pPr>
+              <w:pStyle w:val="af0"/>
+            </w:pPr>
+            <w:r>
+              <w:t>1</w:t>
+            </w:r>
+          </w:p>
+        </w:tc>
+        <w:tc>
+          <w:tcPr>
+            <w:tcW w:type="dxa" w:w="1008"/>
+          </w:tcPr>
+          <w:p>
+            <w:pPr>
+              <w:pStyle w:val="af0"/>
+            </w:pPr>
+            <w:r>
+              <w:rPr>
+                <w:b/>
+              </w:rPr>
+              <w:t>1</w:t>
+            </w:r>
+          </w:p>
+        </w:tc>
+      </w:tr>
+      <w:tr>
+        <w:tc>
+          <w:tcPr>
+            <w:tcW w:type="dxa" w:w="2880"/>
+          </w:tcPr>
+          <w:p>
+            <w:pPr>
+              <w:pStyle w:val="a2"/>
+            </w:pPr>
+            <w:r>
+              <w:t>Номинальный вторичный ток трансформатора тока стороны 3 (IвторСт3)</w:t>
+            </w:r>
+          </w:p>
+        </w:tc>
+        <w:tc>
+          <w:tcPr>
+            <w:tcW w:type="dxa" w:w="1728"/>
+          </w:tcPr>
+          <w:p>
+            <w:pPr>
+              <w:pStyle w:val="af0"/>
+            </w:pPr>
+            <w:r>
+              <w:t>-</w:t>
+            </w:r>
+          </w:p>
+        </w:tc>
+        <w:tc>
+          <w:tcPr>
+            <w:tcW w:type="dxa" w:w="2880"/>
+          </w:tcPr>
+          <w:p>
+            <w:pPr>
+              <w:pStyle w:val="af0"/>
+            </w:pPr>
+            <w:r>
+              <w:t>0,2 ... 5,0</w:t>
+            </w:r>
+          </w:p>
+        </w:tc>
+        <w:tc>
+          <w:tcPr>
+            <w:tcW w:type="dxa" w:w="1008"/>
+          </w:tcPr>
+          <w:p>
+            <w:pPr>
+              <w:pStyle w:val="af0"/>
+            </w:pPr>
+            <w:r>
+              <w:t>А</w:t>
+            </w:r>
+          </w:p>
+        </w:tc>
+        <w:tc>
+          <w:tcPr>
+            <w:tcW w:type="dxa" w:w="1008"/>
+          </w:tcPr>
+          <w:p>
+            <w:pPr>
+              <w:pStyle w:val="af0"/>
+            </w:pPr>
+            <w:r>
+              <w:t>0,1</w:t>
+            </w:r>
+          </w:p>
+        </w:tc>
+        <w:tc>
+          <w:tcPr>
+            <w:tcW w:type="dxa" w:w="1440"/>
+          </w:tcPr>
+          <w:p>
+            <w:pPr>
+              <w:pStyle w:val="af0"/>
+            </w:pPr>
+            <w:r>
+              <w:t>1,0</w:t>
+            </w:r>
+          </w:p>
+        </w:tc>
+        <w:tc>
+          <w:tcPr>
+            <w:tcW w:type="dxa" w:w="1008"/>
+          </w:tcPr>
+          <w:p>
+            <w:pPr>
+              <w:pStyle w:val="af0"/>
+            </w:pPr>
+            <w:r>
+              <w:rPr>
+                <w:b/>
+              </w:rPr>
+              <w:t>5,0</w:t>
+            </w:r>
+          </w:p>
+        </w:tc>
+      </w:tr>
+      <w:tr>
+        <w:tc>
+          <w:tcPr>
+            <w:tcW w:type="dxa" w:w="2880"/>
+          </w:tcPr>
+          <w:p>
+            <w:pPr>
+              <w:pStyle w:val="a2"/>
+            </w:pPr>
+            <w:r>
+              <w:t>Векторная группа стороны 3 (Nсх3)</w:t>
+            </w:r>
+          </w:p>
+        </w:tc>
+        <w:tc>
+          <w:tcPr>
+            <w:tcW w:type="dxa" w:w="1728"/>
+          </w:tcPr>
+          <w:p>
+            <w:pPr>
+              <w:pStyle w:val="af0"/>
+            </w:pPr>
+            <w:r>
+              <w:t>-</w:t>
+            </w:r>
+          </w:p>
+        </w:tc>
+        <w:tc>
+          <w:tcPr>
+            <w:tcW w:type="dxa" w:w="2880"/>
+          </w:tcPr>
+          <w:p>
+            <w:pPr>
+              <w:pStyle w:val="af0"/>
+            </w:pPr>
+            <w:r>
+              <w:t>0 ... 11</w:t>
+            </w:r>
+          </w:p>
+        </w:tc>
+        <w:tc>
+          <w:tcPr>
+            <w:tcW w:type="dxa" w:w="1008"/>
+          </w:tcPr>
+          <w:p>
+            <w:pPr>
+              <w:pStyle w:val="af0"/>
+            </w:pPr>
+            <w:r>
+              <w:t>-</w:t>
+            </w:r>
+          </w:p>
+        </w:tc>
+        <w:tc>
+          <w:tcPr>
+            <w:tcW w:type="dxa" w:w="1008"/>
+          </w:tcPr>
+          <w:p>
+            <w:pPr>
+              <w:pStyle w:val="af0"/>
+            </w:pPr>
+            <w:r>
+              <w:t>1</w:t>
+            </w:r>
+          </w:p>
+        </w:tc>
+        <w:tc>
+          <w:tcPr>
+            <w:tcW w:type="dxa" w:w="1440"/>
+          </w:tcPr>
+          <w:p>
+            <w:pPr>
+              <w:pStyle w:val="af0"/>
+            </w:pPr>
+            <w:r>
+              <w:t>0</w:t>
+            </w:r>
+          </w:p>
+        </w:tc>
+        <w:tc>
+          <w:tcPr>
+            <w:tcW w:type="dxa" w:w="1008"/>
+          </w:tcPr>
+          <w:p>
+            <w:pPr>
+              <w:pStyle w:val="af0"/>
+            </w:pPr>
+            <w:r>
+              <w:rPr>
+                <w:b/>
+              </w:rPr>
+              <w:t>0</w:t>
             </w:r>
           </w:p>
         </w:tc>
@@ -36757,6 +37589,104 @@
               <w:pStyle w:val="a2"/>
             </w:pPr>
             <w:r>
+              <w:t>Схема соединения трансформаторов тока стороны 3 (KсхемСт3)</w:t>
+            </w:r>
+          </w:p>
+        </w:tc>
+        <w:tc>
+          <w:tcPr>
+            <w:tcW w:type="dxa" w:w="1728"/>
+          </w:tcPr>
+          <w:p>
+            <w:pPr>
+              <w:pStyle w:val="af0"/>
+            </w:pPr>
+            <w:r>
+              <w:t>-</w:t>
+            </w:r>
+          </w:p>
+        </w:tc>
+        <w:tc>
+          <w:tcPr>
+            <w:tcW w:type="dxa" w:w="2880"/>
+          </w:tcPr>
+          <w:p>
+            <w:pPr>
+              <w:pStyle w:val="af0"/>
+            </w:pPr>
+            <w:r>
+              <w:t>0 - Звезда</w:t>
+              <w:br/>
+              <w:t>1 - Треугольник</w:t>
+            </w:r>
+          </w:p>
+        </w:tc>
+        <w:tc>
+          <w:tcPr>
+            <w:tcW w:type="dxa" w:w="1008"/>
+          </w:tcPr>
+          <w:p>
+            <w:pPr>
+              <w:pStyle w:val="af0"/>
+            </w:pPr>
+            <w:r>
+              <w:t>-</w:t>
+            </w:r>
+          </w:p>
+        </w:tc>
+        <w:tc>
+          <w:tcPr>
+            <w:tcW w:type="dxa" w:w="1008"/>
+          </w:tcPr>
+          <w:p>
+            <w:pPr>
+              <w:pStyle w:val="af0"/>
+            </w:pPr>
+            <w:r>
+              <w:t>-</w:t>
+            </w:r>
+          </w:p>
+        </w:tc>
+        <w:tc>
+          <w:tcPr>
+            <w:tcW w:type="dxa" w:w="1440"/>
+          </w:tcPr>
+          <w:p>
+            <w:pPr>
+              <w:pStyle w:val="af0"/>
+            </w:pPr>
+            <w:r>
+              <w:t>0</w:t>
+            </w:r>
+          </w:p>
+        </w:tc>
+        <w:tc>
+          <w:tcPr>
+            <w:tcW w:type="dxa" w:w="1008"/>
+          </w:tcPr>
+          <w:p>
+            <w:pPr>
+              <w:pStyle w:val="af0"/>
+            </w:pPr>
+            <w:r>
+              <w:rPr>
+                <w:b/>
+              </w:rPr>
+              <w:t>0</w:t>
+            </w:r>
+          </w:p>
+        </w:tc>
+      </w:tr>
+      <w:tr>
+        <w:tc>
+          <w:tcPr>
+            <w:tcW w:type="dxa" w:w="2880"/>
+          </w:tcPr>
+          <w:p>
+            <w:pPr>
+              <w:pStyle w:val="a2"/>
+            </w:pPr>
+            <w:r>
               <w:t>Базисная мощность (Sbase)</w:t>
             </w:r>
           </w:p>
@@ -37188,7 +38118,7 @@
               <w:rPr>
                 <w:b/>
               </w:rPr>
-              <w:t>36,8</w:t>
+              <w:t>35,0</w:t>
             </w:r>
           </w:p>
         </w:tc>
@@ -38307,6 +39237,740 @@
                 <w:b/>
               </w:rPr>
               <w:t>6</w:t>
+            </w:r>
+          </w:p>
+        </w:tc>
+      </w:tr>
+    </w:tbl>
+    <w:p>
+      <w:pPr>
+        <w:pStyle w:val="a"/>
+      </w:pPr>
+      <w:r>
+        <w:t>Параметры стороны 3 (Параметры стороны 3)</w:t>
+      </w:r>
+    </w:p>
+    <w:tbl>
+      <w:tblPr>
+        <w:tblStyle w:val="31"/>
+        <w:tblW w:type="auto" w:w="0"/>
+        <w:tblLook w:firstColumn="1" w:firstRow="1" w:lastColumn="0" w:lastRow="0" w:noHBand="0" w:noVBand="1" w:val="04A0"/>
+      </w:tblPr>
+      <w:tblGrid>
+        <w:gridCol w:w="1495"/>
+        <w:gridCol w:w="1495"/>
+        <w:gridCol w:w="1495"/>
+        <w:gridCol w:w="1495"/>
+        <w:gridCol w:w="1495"/>
+        <w:gridCol w:w="1495"/>
+        <w:gridCol w:w="1495"/>
+      </w:tblGrid>
+      <w:tr>
+        <w:trPr>
+          <w:trHeight w:val="283"/>
+          <w:tblHeader w:val="true"/>
+        </w:trPr>
+        <w:tc>
+          <w:tcPr>
+            <w:tcW w:type="dxa" w:w="2880"/>
+            <w:vAlign w:val="center"/>
+          </w:tcPr>
+          <w:p>
+            <w:pPr>
+              <w:pStyle w:val="ab"/>
+              <w:jc w:val="center"/>
+            </w:pPr>
+            <w:r>
+              <w:rPr>
+                <w:b/>
+              </w:rPr>
+              <w:t>Параметр</w:t>
+            </w:r>
+          </w:p>
+        </w:tc>
+        <w:tc>
+          <w:tcPr>
+            <w:tcW w:type="dxa" w:w="1728"/>
+            <w:vAlign w:val="center"/>
+          </w:tcPr>
+          <w:p>
+            <w:pPr>
+              <w:pStyle w:val="ab"/>
+              <w:jc w:val="center"/>
+            </w:pPr>
+            <w:r>
+              <w:rPr>
+                <w:b/>
+              </w:rPr>
+              <w:t>Обозначение ФСУ</w:t>
+            </w:r>
+          </w:p>
+        </w:tc>
+        <w:tc>
+          <w:tcPr>
+            <w:tcW w:type="dxa" w:w="2880"/>
+            <w:vAlign w:val="center"/>
+          </w:tcPr>
+          <w:p>
+            <w:pPr>
+              <w:pStyle w:val="ab"/>
+              <w:jc w:val="center"/>
+            </w:pPr>
+            <w:r>
+              <w:rPr>
+                <w:b/>
+              </w:rPr>
+              <w:t>Значение / Диапазон</w:t>
+            </w:r>
+          </w:p>
+        </w:tc>
+        <w:tc>
+          <w:tcPr>
+            <w:tcW w:type="dxa" w:w="1008"/>
+            <w:vAlign w:val="center"/>
+          </w:tcPr>
+          <w:p>
+            <w:pPr>
+              <w:pStyle w:val="ab"/>
+              <w:jc w:val="center"/>
+            </w:pPr>
+            <w:r>
+              <w:rPr>
+                <w:b/>
+              </w:rPr>
+              <w:t>Ед.изм.</w:t>
+            </w:r>
+          </w:p>
+        </w:tc>
+        <w:tc>
+          <w:tcPr>
+            <w:tcW w:type="dxa" w:w="1008"/>
+            <w:vAlign w:val="center"/>
+          </w:tcPr>
+          <w:p>
+            <w:pPr>
+              <w:pStyle w:val="ab"/>
+              <w:jc w:val="center"/>
+            </w:pPr>
+            <w:r>
+              <w:rPr>
+                <w:b/>
+              </w:rPr>
+              <w:t>Шаг</w:t>
+            </w:r>
+          </w:p>
+        </w:tc>
+        <w:tc>
+          <w:tcPr>
+            <w:tcW w:type="dxa" w:w="1440"/>
+            <w:vAlign w:val="center"/>
+          </w:tcPr>
+          <w:p>
+            <w:pPr>
+              <w:pStyle w:val="ab"/>
+              <w:jc w:val="center"/>
+            </w:pPr>
+            <w:r>
+              <w:rPr>
+                <w:b/>
+              </w:rPr>
+              <w:t>Значение по умолчанию</w:t>
+            </w:r>
+          </w:p>
+        </w:tc>
+        <w:tc>
+          <w:tcPr>
+            <w:tcW w:type="dxa" w:w="1008"/>
+            <w:vAlign w:val="center"/>
+          </w:tcPr>
+          <w:p>
+            <w:pPr>
+              <w:pStyle w:val="ab"/>
+              <w:jc w:val="center"/>
+            </w:pPr>
+            <w:r>
+              <w:rPr>
+                <w:b/>
+              </w:rPr>
+              <w:t>Уставка</w:t>
+            </w:r>
+          </w:p>
+        </w:tc>
+      </w:tr>
+      <w:tr>
+        <w:tc>
+          <w:tcPr>
+            <w:tcW w:type="dxa" w:w="2880"/>
+          </w:tcPr>
+          <w:p>
+            <w:pPr>
+              <w:pStyle w:val="a2"/>
+            </w:pPr>
+            <w:r>
+              <w:t>Компенсация токов 3I0 для стороны 3 (Компенс3I0ст3)</w:t>
+            </w:r>
+          </w:p>
+        </w:tc>
+        <w:tc>
+          <w:tcPr>
+            <w:tcW w:type="dxa" w:w="1728"/>
+          </w:tcPr>
+          <w:p>
+            <w:pPr>
+              <w:pStyle w:val="af0"/>
+            </w:pPr>
+            <w:r>
+              <w:t>-</w:t>
+            </w:r>
+          </w:p>
+        </w:tc>
+        <w:tc>
+          <w:tcPr>
+            <w:tcW w:type="dxa" w:w="2880"/>
+          </w:tcPr>
+          <w:p>
+            <w:pPr>
+              <w:pStyle w:val="af0"/>
+            </w:pPr>
+            <w:r>
+              <w:t>0 - Без компенсации токов 3I0</w:t>
+              <w:br/>
+              <w:t>1 - С компенсацией токов 3I0</w:t>
+            </w:r>
+          </w:p>
+        </w:tc>
+        <w:tc>
+          <w:tcPr>
+            <w:tcW w:type="dxa" w:w="1008"/>
+          </w:tcPr>
+          <w:p>
+            <w:pPr>
+              <w:pStyle w:val="af0"/>
+            </w:pPr>
+            <w:r>
+              <w:t>-</w:t>
+            </w:r>
+          </w:p>
+        </w:tc>
+        <w:tc>
+          <w:tcPr>
+            <w:tcW w:type="dxa" w:w="1008"/>
+          </w:tcPr>
+          <w:p>
+            <w:pPr>
+              <w:pStyle w:val="af0"/>
+            </w:pPr>
+            <w:r>
+              <w:t>-</w:t>
+            </w:r>
+          </w:p>
+        </w:tc>
+        <w:tc>
+          <w:tcPr>
+            <w:tcW w:type="dxa" w:w="1440"/>
+          </w:tcPr>
+          <w:p>
+            <w:pPr>
+              <w:pStyle w:val="af0"/>
+            </w:pPr>
+            <w:r>
+              <w:t>0</w:t>
+            </w:r>
+          </w:p>
+        </w:tc>
+        <w:tc>
+          <w:tcPr>
+            <w:tcW w:type="dxa" w:w="1008"/>
+          </w:tcPr>
+          <w:p>
+            <w:pPr>
+              <w:pStyle w:val="af0"/>
+            </w:pPr>
+            <w:r>
+              <w:rPr>
+                <w:b/>
+              </w:rPr>
+              <w:t>0</w:t>
+            </w:r>
+          </w:p>
+        </w:tc>
+      </w:tr>
+      <w:tr>
+        <w:tc>
+          <w:tcPr>
+            <w:tcW w:type="dxa" w:w="2880"/>
+          </w:tcPr>
+          <w:p>
+            <w:pPr>
+              <w:pStyle w:val="a2"/>
+            </w:pPr>
+            <w:r>
+              <w:t>Номинальное напряжение стороны 3 (Uном3)</w:t>
+            </w:r>
+          </w:p>
+        </w:tc>
+        <w:tc>
+          <w:tcPr>
+            <w:tcW w:type="dxa" w:w="1728"/>
+          </w:tcPr>
+          <w:p>
+            <w:pPr>
+              <w:pStyle w:val="af0"/>
+            </w:pPr>
+            <w:r>
+              <w:t>-</w:t>
+            </w:r>
+          </w:p>
+        </w:tc>
+        <w:tc>
+          <w:tcPr>
+            <w:tcW w:type="dxa" w:w="2880"/>
+          </w:tcPr>
+          <w:p>
+            <w:pPr>
+              <w:pStyle w:val="af0"/>
+            </w:pPr>
+            <w:r>
+              <w:t>6,0 ... 250,0</w:t>
+            </w:r>
+          </w:p>
+        </w:tc>
+        <w:tc>
+          <w:tcPr>
+            <w:tcW w:type="dxa" w:w="1008"/>
+          </w:tcPr>
+          <w:p>
+            <w:pPr>
+              <w:pStyle w:val="af0"/>
+            </w:pPr>
+            <w:r>
+              <w:t>кВ</w:t>
+            </w:r>
+          </w:p>
+        </w:tc>
+        <w:tc>
+          <w:tcPr>
+            <w:tcW w:type="dxa" w:w="1008"/>
+          </w:tcPr>
+          <w:p>
+            <w:pPr>
+              <w:pStyle w:val="af0"/>
+            </w:pPr>
+            <w:r>
+              <w:t>0,1</w:t>
+            </w:r>
+          </w:p>
+        </w:tc>
+        <w:tc>
+          <w:tcPr>
+            <w:tcW w:type="dxa" w:w="1440"/>
+          </w:tcPr>
+          <w:p>
+            <w:pPr>
+              <w:pStyle w:val="af0"/>
+            </w:pPr>
+            <w:r>
+              <w:t>115,0</w:t>
+            </w:r>
+          </w:p>
+        </w:tc>
+        <w:tc>
+          <w:tcPr>
+            <w:tcW w:type="dxa" w:w="1008"/>
+          </w:tcPr>
+          <w:p>
+            <w:pPr>
+              <w:pStyle w:val="af0"/>
+            </w:pPr>
+            <w:r>
+              <w:rPr>
+                <w:b/>
+              </w:rPr>
+              <w:t>10,5</w:t>
+            </w:r>
+          </w:p>
+        </w:tc>
+      </w:tr>
+      <w:tr>
+        <w:tc>
+          <w:tcPr>
+            <w:tcW w:type="dxa" w:w="2880"/>
+          </w:tcPr>
+          <w:p>
+            <w:pPr>
+              <w:pStyle w:val="a2"/>
+            </w:pPr>
+            <w:r>
+              <w:t>Номинальный первичный ток трансформатора тока стороны 3 (IпервСт3)</w:t>
+            </w:r>
+          </w:p>
+        </w:tc>
+        <w:tc>
+          <w:tcPr>
+            <w:tcW w:type="dxa" w:w="1728"/>
+          </w:tcPr>
+          <w:p>
+            <w:pPr>
+              <w:pStyle w:val="af0"/>
+            </w:pPr>
+            <w:r>
+              <w:t>-</w:t>
+            </w:r>
+          </w:p>
+        </w:tc>
+        <w:tc>
+          <w:tcPr>
+            <w:tcW w:type="dxa" w:w="2880"/>
+          </w:tcPr>
+          <w:p>
+            <w:pPr>
+              <w:pStyle w:val="af0"/>
+            </w:pPr>
+            <w:r>
+              <w:t>1 ... 40000</w:t>
+            </w:r>
+          </w:p>
+        </w:tc>
+        <w:tc>
+          <w:tcPr>
+            <w:tcW w:type="dxa" w:w="1008"/>
+          </w:tcPr>
+          <w:p>
+            <w:pPr>
+              <w:pStyle w:val="af0"/>
+            </w:pPr>
+            <w:r>
+              <w:t>А</w:t>
+            </w:r>
+          </w:p>
+        </w:tc>
+        <w:tc>
+          <w:tcPr>
+            <w:tcW w:type="dxa" w:w="1008"/>
+          </w:tcPr>
+          <w:p>
+            <w:pPr>
+              <w:pStyle w:val="af0"/>
+            </w:pPr>
+            <w:r>
+              <w:t>1</w:t>
+            </w:r>
+          </w:p>
+        </w:tc>
+        <w:tc>
+          <w:tcPr>
+            <w:tcW w:type="dxa" w:w="1440"/>
+          </w:tcPr>
+          <w:p>
+            <w:pPr>
+              <w:pStyle w:val="af0"/>
+            </w:pPr>
+            <w:r>
+              <w:t>1000</w:t>
+            </w:r>
+          </w:p>
+        </w:tc>
+        <w:tc>
+          <w:tcPr>
+            <w:tcW w:type="dxa" w:w="1008"/>
+          </w:tcPr>
+          <w:p>
+            <w:pPr>
+              <w:pStyle w:val="af0"/>
+            </w:pPr>
+            <w:r>
+              <w:rPr>
+                <w:b/>
+              </w:rPr>
+              <w:t>5000</w:t>
+            </w:r>
+          </w:p>
+        </w:tc>
+      </w:tr>
+      <w:tr>
+        <w:tc>
+          <w:tcPr>
+            <w:tcW w:type="dxa" w:w="2880"/>
+          </w:tcPr>
+          <w:p>
+            <w:pPr>
+              <w:pStyle w:val="a2"/>
+            </w:pPr>
+            <w:r>
+              <w:t>Номинальный ток терминала стороны 3 (Iном_термСт3)</w:t>
+            </w:r>
+          </w:p>
+        </w:tc>
+        <w:tc>
+          <w:tcPr>
+            <w:tcW w:type="dxa" w:w="1728"/>
+          </w:tcPr>
+          <w:p>
+            <w:pPr>
+              <w:pStyle w:val="af0"/>
+            </w:pPr>
+            <w:r>
+              <w:t>-</w:t>
+            </w:r>
+          </w:p>
+        </w:tc>
+        <w:tc>
+          <w:tcPr>
+            <w:tcW w:type="dxa" w:w="2880"/>
+          </w:tcPr>
+          <w:p>
+            <w:pPr>
+              <w:pStyle w:val="af0"/>
+            </w:pPr>
+            <w:r>
+              <w:t>1 ... 5</w:t>
+            </w:r>
+          </w:p>
+        </w:tc>
+        <w:tc>
+          <w:tcPr>
+            <w:tcW w:type="dxa" w:w="1008"/>
+          </w:tcPr>
+          <w:p>
+            <w:pPr>
+              <w:pStyle w:val="af0"/>
+            </w:pPr>
+            <w:r>
+              <w:t>А</w:t>
+            </w:r>
+          </w:p>
+        </w:tc>
+        <w:tc>
+          <w:tcPr>
+            <w:tcW w:type="dxa" w:w="1008"/>
+          </w:tcPr>
+          <w:p>
+            <w:pPr>
+              <w:pStyle w:val="af0"/>
+            </w:pPr>
+            <w:r>
+              <w:t>1</w:t>
+            </w:r>
+          </w:p>
+        </w:tc>
+        <w:tc>
+          <w:tcPr>
+            <w:tcW w:type="dxa" w:w="1440"/>
+          </w:tcPr>
+          <w:p>
+            <w:pPr>
+              <w:pStyle w:val="af0"/>
+            </w:pPr>
+            <w:r>
+              <w:t>1</w:t>
+            </w:r>
+          </w:p>
+        </w:tc>
+        <w:tc>
+          <w:tcPr>
+            <w:tcW w:type="dxa" w:w="1008"/>
+          </w:tcPr>
+          <w:p>
+            <w:pPr>
+              <w:pStyle w:val="af0"/>
+            </w:pPr>
+            <w:r>
+              <w:rPr>
+                <w:b/>
+              </w:rPr>
+              <w:t>1</w:t>
+            </w:r>
+          </w:p>
+        </w:tc>
+      </w:tr>
+      <w:tr>
+        <w:tc>
+          <w:tcPr>
+            <w:tcW w:type="dxa" w:w="2880"/>
+          </w:tcPr>
+          <w:p>
+            <w:pPr>
+              <w:pStyle w:val="a2"/>
+            </w:pPr>
+            <w:r>
+              <w:t>Номинальный вторичный ток трансформатора тока стороны 3 (IвторСт3)</w:t>
+            </w:r>
+          </w:p>
+        </w:tc>
+        <w:tc>
+          <w:tcPr>
+            <w:tcW w:type="dxa" w:w="1728"/>
+          </w:tcPr>
+          <w:p>
+            <w:pPr>
+              <w:pStyle w:val="af0"/>
+            </w:pPr>
+            <w:r>
+              <w:t>-</w:t>
+            </w:r>
+          </w:p>
+        </w:tc>
+        <w:tc>
+          <w:tcPr>
+            <w:tcW w:type="dxa" w:w="2880"/>
+          </w:tcPr>
+          <w:p>
+            <w:pPr>
+              <w:pStyle w:val="af0"/>
+            </w:pPr>
+            <w:r>
+              <w:t>0,2 ... 5,0</w:t>
+            </w:r>
+          </w:p>
+        </w:tc>
+        <w:tc>
+          <w:tcPr>
+            <w:tcW w:type="dxa" w:w="1008"/>
+          </w:tcPr>
+          <w:p>
+            <w:pPr>
+              <w:pStyle w:val="af0"/>
+            </w:pPr>
+            <w:r>
+              <w:t>А</w:t>
+            </w:r>
+          </w:p>
+        </w:tc>
+        <w:tc>
+          <w:tcPr>
+            <w:tcW w:type="dxa" w:w="1008"/>
+          </w:tcPr>
+          <w:p>
+            <w:pPr>
+              <w:pStyle w:val="af0"/>
+            </w:pPr>
+            <w:r>
+              <w:t>0,1</w:t>
+            </w:r>
+          </w:p>
+        </w:tc>
+        <w:tc>
+          <w:tcPr>
+            <w:tcW w:type="dxa" w:w="1440"/>
+          </w:tcPr>
+          <w:p>
+            <w:pPr>
+              <w:pStyle w:val="af0"/>
+            </w:pPr>
+            <w:r>
+              <w:t>1,0</w:t>
+            </w:r>
+          </w:p>
+        </w:tc>
+        <w:tc>
+          <w:tcPr>
+            <w:tcW w:type="dxa" w:w="1008"/>
+          </w:tcPr>
+          <w:p>
+            <w:pPr>
+              <w:pStyle w:val="af0"/>
+            </w:pPr>
+            <w:r>
+              <w:rPr>
+                <w:b/>
+              </w:rPr>
+              <w:t>5,0</w:t>
+            </w:r>
+          </w:p>
+        </w:tc>
+      </w:tr>
+      <w:tr>
+        <w:tc>
+          <w:tcPr>
+            <w:tcW w:type="dxa" w:w="2880"/>
+          </w:tcPr>
+          <w:p>
+            <w:pPr>
+              <w:pStyle w:val="a2"/>
+            </w:pPr>
+            <w:r>
+              <w:t>Векторная группа стороны 3 (Nсх3)</w:t>
+            </w:r>
+          </w:p>
+        </w:tc>
+        <w:tc>
+          <w:tcPr>
+            <w:tcW w:type="dxa" w:w="1728"/>
+          </w:tcPr>
+          <w:p>
+            <w:pPr>
+              <w:pStyle w:val="af0"/>
+            </w:pPr>
+            <w:r>
+              <w:t>-</w:t>
+            </w:r>
+          </w:p>
+        </w:tc>
+        <w:tc>
+          <w:tcPr>
+            <w:tcW w:type="dxa" w:w="2880"/>
+          </w:tcPr>
+          <w:p>
+            <w:pPr>
+              <w:pStyle w:val="af0"/>
+            </w:pPr>
+            <w:r>
+              <w:t>0 ... 11</w:t>
+            </w:r>
+          </w:p>
+        </w:tc>
+        <w:tc>
+          <w:tcPr>
+            <w:tcW w:type="dxa" w:w="1008"/>
+          </w:tcPr>
+          <w:p>
+            <w:pPr>
+              <w:pStyle w:val="af0"/>
+            </w:pPr>
+            <w:r>
+              <w:t>-</w:t>
+            </w:r>
+          </w:p>
+        </w:tc>
+        <w:tc>
+          <w:tcPr>
+            <w:tcW w:type="dxa" w:w="1008"/>
+          </w:tcPr>
+          <w:p>
+            <w:pPr>
+              <w:pStyle w:val="af0"/>
+            </w:pPr>
+            <w:r>
+              <w:t>1</w:t>
+            </w:r>
+          </w:p>
+        </w:tc>
+        <w:tc>
+          <w:tcPr>
+            <w:tcW w:type="dxa" w:w="1440"/>
+          </w:tcPr>
+          <w:p>
+            <w:pPr>
+              <w:pStyle w:val="af0"/>
+            </w:pPr>
+            <w:r>
+              <w:t>0</w:t>
+            </w:r>
+          </w:p>
+        </w:tc>
+        <w:tc>
+          <w:tcPr>
+            <w:tcW w:type="dxa" w:w="1008"/>
+          </w:tcPr>
+          <w:p>
+            <w:pPr>
+              <w:pStyle w:val="af0"/>
+            </w:pPr>
+            <w:r>
+              <w:rPr>
+                <w:b/>
+              </w:rPr>
+              <w:t>0</w:t>
             </w:r>
           </w:p>
         </w:tc>
